--- a/site/downloads/handbook-A7.docx
+++ b/site/downloads/handbook-A7.docx
@@ -7507,7 +7507,7 @@
           <w:b w:val="0"/>
           <w:i w:val="0"/>
         </w:rPr>
-        <w:t>Jobs support email_notifications and webhook_notifications with on_start, on_success and on_failure; job-level notifications are not sent when failed tasks are retried; at most 3 destinations per on_failure. (search-only: https://docs.databricks.com/aws/en/jobs/notifications)</w:t>
+        <w:t>Jobs support email_notifications and webhook_notifications with on_start, on_success and on_failure; job-level notifications are not sent when failed tasks are retried; at most 3 destinations per on_failure. (verified: https://docs.databricks.com/aws/en/jobs/notifications (checked 2026-09-25))</w:t>
       </w:r>
     </w:p>
     <w:p>
@@ -7519,7 +7519,7 @@
           <w:b w:val="0"/>
           <w:i w:val="0"/>
         </w:rPr>
-        <w:t>Databricks SQL alerts run a query on a schedule and notify when a condition is met. (unverified: Check https://docs.databricks.com/aws/en/sql/user/alerts/ before relying on alert configuration details.)</w:t>
+        <w:t>Databricks SQL alerts run a query on a schedule and notify when a condition is met. (verified: https://docs.databricks.com/aws/en/sql/user/alerts/ (checked 2026-09-25))</w:t>
       </w:r>
     </w:p>
     <w:p>

--- a/site/downloads/handbook-A7.docx
+++ b/site/downloads/handbook-A7.docx
@@ -2342,7 +2342,97 @@
           <w:b w:val="0"/>
           <w:i w:val="0"/>
         </w:rPr>
-        <w:t>Starter code:</w:t>
+        <w:t>Your code must pass these checks:</w:t>
+      </w:r>
+    </w:p>
+    <w:p>
+      <w:pPr>
+        <w:pStyle w:val="ListBullet"/>
+      </w:pPr>
+      <w:r>
+        <w:rPr>
+          <w:b w:val="0"/>
+          <w:i w:val="0"/>
+        </w:rPr>
+        <w:t xml:space="preserve">The INFO line must carry run_id and wave_id and read </w:t>
+      </w:r>
+      <w:r>
+        <w:rPr>
+          <w:rFonts w:ascii="Consolas" w:hAnsi="Consolas" w:eastAsia="Consolas"/>
+          <w:b w:val="0"/>
+          <w:sz w:val="19"/>
+        </w:rPr>
+        <w:t>merge finished rows=5</w:t>
+      </w:r>
+      <w:r>
+        <w:rPr>
+          <w:b w:val="0"/>
+          <w:i w:val="0"/>
+        </w:rPr>
+        <w:t>.</w:t>
+      </w:r>
+    </w:p>
+    <w:p>
+      <w:pPr>
+        <w:pStyle w:val="ListBullet"/>
+      </w:pPr>
+      <w:r>
+        <w:rPr>
+          <w:b w:val="0"/>
+          <w:i w:val="0"/>
+        </w:rPr>
+        <w:t xml:space="preserve">Zero rows must log at WARNING: </w:t>
+      </w:r>
+      <w:r>
+        <w:rPr>
+          <w:rFonts w:ascii="Consolas" w:hAnsi="Consolas" w:eastAsia="Consolas"/>
+          <w:b w:val="0"/>
+          <w:sz w:val="19"/>
+        </w:rPr>
+        <w:t>merge wrote 0 rows</w:t>
+      </w:r>
+      <w:r>
+        <w:rPr>
+          <w:b w:val="0"/>
+          <w:i w:val="0"/>
+        </w:rPr>
+        <w:t>.</w:t>
+      </w:r>
+    </w:p>
+    <w:p>
+      <w:pPr>
+        <w:pStyle w:val="ListBullet"/>
+      </w:pPr>
+      <w:r>
+        <w:rPr>
+          <w:b w:val="0"/>
+          <w:i w:val="0"/>
+        </w:rPr>
+        <w:t xml:space="preserve">Wrap the logger named </w:t>
+      </w:r>
+      <w:r>
+        <w:rPr>
+          <w:rFonts w:ascii="Consolas" w:hAnsi="Consolas" w:eastAsia="Consolas"/>
+          <w:b w:val="0"/>
+          <w:sz w:val="19"/>
+        </w:rPr>
+        <w:t>pipelines.silver</w:t>
+      </w:r>
+      <w:r>
+        <w:rPr>
+          <w:b w:val="0"/>
+          <w:i w:val="0"/>
+        </w:rPr>
+        <w:t>.</w:t>
+      </w:r>
+    </w:p>
+    <w:p>
+      <w:r>
+        <w:rPr>
+          <w:b w:val="0"/>
+          <w:i w:val="0"/>
+        </w:rPr>
+        <w:t>Shape of the answer. The reference solution defines these names. Write the bodies yourself.</w:t>
       </w:r>
     </w:p>
     <w:tbl>
@@ -2380,7 +2470,7 @@
                 <w:b w:val="0"/>
                 <w:sz w:val="16"/>
               </w:rPr>
-              <w:t>import logging</w:t>
+              <w:t># Module logger with run and wave context on every line.</w:t>
             </w:r>
           </w:p>
           <w:p>
@@ -2403,7 +2493,7 @@
                 <w:b w:val="0"/>
                 <w:sz w:val="16"/>
               </w:rPr>
-              <w:t xml:space="preserve"> </w:t>
+              <w:t>def wave_logger(</w:t>
             </w:r>
           </w:p>
           <w:p>
@@ -2426,7 +2516,7 @@
                 <w:b w:val="0"/>
                 <w:sz w:val="16"/>
               </w:rPr>
-              <w:t xml:space="preserve"> </w:t>
+              <w:t xml:space="preserve">    run_id: str,</w:t>
             </w:r>
           </w:p>
           <w:p>
@@ -2449,7 +2539,7 @@
                 <w:b w:val="0"/>
                 <w:sz w:val="16"/>
               </w:rPr>
-              <w:t>def wave_logger(run_id: str, wave_id: str) -&gt; logging.LoggerAdapter:</w:t>
+              <w:t xml:space="preserve">    wave_id: str,</w:t>
             </w:r>
           </w:p>
           <w:p>
@@ -2472,7 +2562,7 @@
                 <w:b w:val="0"/>
                 <w:sz w:val="16"/>
               </w:rPr>
-              <w:t xml:space="preserve">    ...</w:t>
+              <w:t>) -&gt; logging.LoggerAdapter: ...</w:t>
             </w:r>
           </w:p>
           <w:p>
@@ -2518,7 +2608,7 @@
                 <w:b w:val="0"/>
                 <w:sz w:val="16"/>
               </w:rPr>
-              <w:t xml:space="preserve"> </w:t>
+              <w:t># INFO for a normal merge, WARNING for an empty one.</w:t>
             </w:r>
           </w:p>
           <w:p>
@@ -2541,7 +2631,7 @@
                 <w:b w:val="0"/>
                 <w:sz w:val="16"/>
               </w:rPr>
-              <w:t>def log_merge_result(log: logging.LoggerAdapter, rows: int) -&gt; None:</w:t>
+              <w:t>def log_merge_result(</w:t>
             </w:r>
           </w:p>
           <w:p>
@@ -2564,7 +2654,53 @@
                 <w:b w:val="0"/>
                 <w:sz w:val="16"/>
               </w:rPr>
-              <w:t xml:space="preserve">    ...</w:t>
+              <w:t xml:space="preserve">    log: logging.LoggerAdapter,</w:t>
+            </w:r>
+          </w:p>
+          <w:p>
+            <w:pPr>
+              <w:spacing w:before="0" w:after="0" w:line="240" w:lineRule="auto"/>
+              <w:ind w:left="567" w:hanging="567"/>
+            </w:pPr>
+            <w:r>
+              <w:rPr>
+                <w:rFonts w:ascii="Consolas" w:hAnsi="Consolas" w:eastAsia="Consolas"/>
+                <w:b w:val="0"/>
+                <w:color w:val="5B6875"/>
+                <w:sz w:val="16"/>
+              </w:rPr>
+              <w:t xml:space="preserve">  10  </w:t>
+            </w:r>
+            <w:r>
+              <w:rPr>
+                <w:rFonts w:ascii="Consolas" w:hAnsi="Consolas" w:eastAsia="Consolas"/>
+                <w:b w:val="0"/>
+                <w:sz w:val="16"/>
+              </w:rPr>
+              <w:t xml:space="preserve">    rows: int,</w:t>
+            </w:r>
+          </w:p>
+          <w:p>
+            <w:pPr>
+              <w:spacing w:before="0" w:after="0" w:line="240" w:lineRule="auto"/>
+              <w:ind w:left="567" w:hanging="567"/>
+            </w:pPr>
+            <w:r>
+              <w:rPr>
+                <w:rFonts w:ascii="Consolas" w:hAnsi="Consolas" w:eastAsia="Consolas"/>
+                <w:b w:val="0"/>
+                <w:color w:val="5B6875"/>
+                <w:sz w:val="16"/>
+              </w:rPr>
+              <w:t xml:space="preserve">  11  </w:t>
+            </w:r>
+            <w:r>
+              <w:rPr>
+                <w:rFonts w:ascii="Consolas" w:hAnsi="Consolas" w:eastAsia="Consolas"/>
+                <w:b w:val="0"/>
+                <w:sz w:val="16"/>
+              </w:rPr>
+              <w:t>) -&gt; None: ...</w:t>
             </w:r>
           </w:p>
         </w:tc>
@@ -2572,769 +2708,12 @@
     </w:tbl>
     <w:p/>
     <w:p>
-      <w:pPr>
-        <w:pStyle w:val="Heading5"/>
-      </w:pPr>
-      <w:r>
-        <w:t>Exercise 5. Architecture design (level 5)</w:t>
-      </w:r>
-    </w:p>
-    <w:p>
-      <w:r>
-        <w:rPr>
-          <w:b w:val="0"/>
-          <w:i w:val="0"/>
-        </w:rPr>
-        <w:t>Choose the level for each event in a silver job.</w:t>
-      </w:r>
-    </w:p>
-    <w:p>
-      <w:r>
-        <w:rPr>
-          <w:b w:val="0"/>
-          <w:i w:val="0"/>
-        </w:rPr>
-        <w:t>Options: DEBUG, INFO, WARNING, ERROR.</w:t>
-      </w:r>
-    </w:p>
-    <w:p>
-      <w:pPr>
-        <w:pStyle w:val="ListNumber"/>
-      </w:pPr>
-      <w:r>
-        <w:rPr>
-          <w:b w:val="0"/>
-          <w:i w:val="0"/>
-        </w:rPr>
-        <w:t>Run started for wave W14</w:t>
-      </w:r>
-    </w:p>
-    <w:p>
-      <w:pPr>
-        <w:pStyle w:val="ListNumber"/>
-      </w:pPr>
-      <w:r>
-        <w:rPr>
-          <w:b w:val="0"/>
-          <w:i w:val="0"/>
-        </w:rPr>
-        <w:t>MERGE wrote 0 rows for a wave that should have data</w:t>
-      </w:r>
-    </w:p>
-    <w:p>
-      <w:pPr>
-        <w:pStyle w:val="ListNumber"/>
-      </w:pPr>
-      <w:r>
-        <w:rPr>
-          <w:b w:val="0"/>
-          <w:i w:val="0"/>
-        </w:rPr>
-        <w:t>MERGE raised DELTA_MULTIPLE_SOURCE_ROW_MATCHING_TARGET_ROW_IN_MERGE</w:t>
-      </w:r>
-    </w:p>
-    <w:p>
-      <w:pPr>
-        <w:pStyle w:val="ListNumber"/>
-      </w:pPr>
-      <w:r>
-        <w:rPr>
-          <w:b w:val="0"/>
-          <w:i w:val="0"/>
-        </w:rPr>
-        <w:t>The full query plan of the MERGE source, for troubleshooting</w:t>
-      </w:r>
-    </w:p>
-    <w:p>
-      <w:pPr>
-        <w:pStyle w:val="Heading4"/>
-      </w:pPr>
-      <w:r>
-        <w:t>Sources</w:t>
-      </w:r>
-    </w:p>
-    <w:p>
-      <w:pPr>
-        <w:pStyle w:val="ListBullet"/>
-      </w:pPr>
-      <w:r>
-        <w:rPr>
-          <w:b w:val="0"/>
-          <w:i w:val="0"/>
-        </w:rPr>
-        <w:t>Without configuration, loggers pass WARNING and above, and the last-resort handler prints only the message; LoggerAdapter adds context; logger.exception includes the traceback. (verified: Run in Python 3.11 in this repository.)</w:t>
-      </w:r>
-    </w:p>
-    <w:p>
-      <w:pPr>
-        <w:pStyle w:val="Heading3"/>
-      </w:pPr>
-      <w:r>
-        <w:t>A7-L2 A pipeline run log table with an explicit schema</w:t>
-      </w:r>
-    </w:p>
-    <w:p>
-      <w:pPr>
-        <w:pStyle w:val="Heading4"/>
-      </w:pPr>
-      <w:r>
-        <w:t>Concept</w:t>
-      </w:r>
-    </w:p>
-    <w:p>
-      <w:r>
-        <w:rPr>
-          <w:b w:val="0"/>
-          <w:i w:val="0"/>
-        </w:rPr>
-        <w:t xml:space="preserve">Logs describe one run. A </w:t>
-      </w:r>
-      <w:r>
-        <w:rPr>
-          <w:b/>
-          <w:i w:val="0"/>
-        </w:rPr>
-        <w:t>run log table</w:t>
-      </w:r>
-      <w:r>
-        <w:rPr>
-          <w:b w:val="0"/>
-          <w:i w:val="0"/>
-        </w:rPr>
-        <w:t xml:space="preserve"> lets you compare every run: which waves loaded, how many rows, how long, and which failed. It is a Delta table, append-only, with one row per pipeline run per layer.</w:t>
-      </w:r>
-    </w:p>
-    <w:p>
-      <w:r>
-        <w:rPr>
-          <w:b w:val="0"/>
-          <w:i w:val="0"/>
-        </w:rPr>
-        <w:t>A useful schema:</w:t>
-      </w:r>
-    </w:p>
-    <w:tbl>
-      <w:tblPr>
-        <w:tblStyle w:val="TableGrid"/>
-        <w:tblW w:type="auto" w:w="0"/>
-        <w:tblLook w:firstColumn="1" w:firstRow="1" w:lastColumn="0" w:lastRow="0" w:noHBand="0" w:noVBand="1" w:val="04A0"/>
-      </w:tblPr>
-      <w:tblGrid>
-        <w:gridCol w:w="2740"/>
-        <w:gridCol w:w="2740"/>
-        <w:gridCol w:w="2740"/>
-      </w:tblGrid>
-      <w:tr>
-        <w:tc>
-          <w:tcPr>
-            <w:tcW w:type="dxa" w:w="2740"/>
-          </w:tcPr>
-          <w:p>
-            <w:r>
-              <w:rPr>
-                <w:b/>
-              </w:rPr>
-              <w:t>Column</w:t>
-            </w:r>
-          </w:p>
-        </w:tc>
-        <w:tc>
-          <w:tcPr>
-            <w:tcW w:type="dxa" w:w="2740"/>
-          </w:tcPr>
-          <w:p>
-            <w:r>
-              <w:rPr>
-                <w:b/>
-              </w:rPr>
-              <w:t>Type</w:t>
-            </w:r>
-          </w:p>
-        </w:tc>
-        <w:tc>
-          <w:tcPr>
-            <w:tcW w:type="dxa" w:w="2740"/>
-          </w:tcPr>
-          <w:p>
-            <w:r>
-              <w:rPr>
-                <w:b/>
-              </w:rPr>
-              <w:t>Notes</w:t>
-            </w:r>
-          </w:p>
-        </w:tc>
-      </w:tr>
-      <w:tr>
-        <w:tc>
-          <w:tcPr>
-            <w:tcW w:type="dxa" w:w="2740"/>
-          </w:tcPr>
-          <w:p>
-            <w:r>
-              <w:t>run_id</w:t>
-            </w:r>
-          </w:p>
-        </w:tc>
-        <w:tc>
-          <w:tcPr>
-            <w:tcW w:type="dxa" w:w="2740"/>
-          </w:tcPr>
-          <w:p>
-            <w:r>
-              <w:t>STRING, not null</w:t>
-            </w:r>
-          </w:p>
-        </w:tc>
-        <w:tc>
-          <w:tcPr>
-            <w:tcW w:type="dxa" w:w="2740"/>
-          </w:tcPr>
-          <w:p>
-            <w:r>
-              <w:t>str(uuid.uuid4()), shared by every log line of the run</w:t>
-            </w:r>
-          </w:p>
-        </w:tc>
-      </w:tr>
-      <w:tr>
-        <w:tc>
-          <w:tcPr>
-            <w:tcW w:type="dxa" w:w="2740"/>
-          </w:tcPr>
-          <w:p>
-            <w:r>
-              <w:t>pipeline_name</w:t>
-            </w:r>
-          </w:p>
-        </w:tc>
-        <w:tc>
-          <w:tcPr>
-            <w:tcW w:type="dxa" w:w="2740"/>
-          </w:tcPr>
-          <w:p>
-            <w:r>
-              <w:t>STRING, not null</w:t>
-            </w:r>
-          </w:p>
-        </w:tc>
-        <w:tc>
-          <w:tcPr>
-            <w:tcW w:type="dxa" w:w="2740"/>
-          </w:tcPr>
-          <w:p>
-            <w:r>
-              <w:t>nat_silver_pipeline</w:t>
-            </w:r>
-          </w:p>
-        </w:tc>
-      </w:tr>
-      <w:tr>
-        <w:tc>
-          <w:tcPr>
-            <w:tcW w:type="dxa" w:w="2740"/>
-          </w:tcPr>
-          <w:p>
-            <w:r>
-              <w:t>tracker_id, wave_id, layer</w:t>
-            </w:r>
-          </w:p>
-        </w:tc>
-        <w:tc>
-          <w:tcPr>
-            <w:tcW w:type="dxa" w:w="2740"/>
-          </w:tcPr>
-          <w:p>
-            <w:r>
-              <w:t>STRING</w:t>
-            </w:r>
-          </w:p>
-        </w:tc>
-        <w:tc>
-          <w:tcPr>
-            <w:tcW w:type="dxa" w:w="2740"/>
-          </w:tcPr>
-          <w:p>
-            <w:r>
-              <w:t>what the run touched</w:t>
-            </w:r>
-          </w:p>
-        </w:tc>
-      </w:tr>
-      <w:tr>
-        <w:tc>
-          <w:tcPr>
-            <w:tcW w:type="dxa" w:w="2740"/>
-          </w:tcPr>
-          <w:p>
-            <w:r>
-              <w:t>rows_processed</w:t>
-            </w:r>
-          </w:p>
-        </w:tc>
-        <w:tc>
-          <w:tcPr>
-            <w:tcW w:type="dxa" w:w="2740"/>
-          </w:tcPr>
-          <w:p>
-            <w:r>
-              <w:t>BIGINT, not null</w:t>
-            </w:r>
-          </w:p>
-        </w:tc>
-        <w:tc>
-          <w:tcPr>
-            <w:tcW w:type="dxa" w:w="2740"/>
-          </w:tcPr>
-          <w:p>
-            <w:r>
-              <w:t>from Delta commit metrics</w:t>
-            </w:r>
-          </w:p>
-        </w:tc>
-      </w:tr>
-      <w:tr>
-        <w:tc>
-          <w:tcPr>
-            <w:tcW w:type="dxa" w:w="2740"/>
-          </w:tcPr>
-          <w:p>
-            <w:r>
-              <w:t>status</w:t>
-            </w:r>
-          </w:p>
-        </w:tc>
-        <w:tc>
-          <w:tcPr>
-            <w:tcW w:type="dxa" w:w="2740"/>
-          </w:tcPr>
-          <w:p>
-            <w:r>
-              <w:t>STRING, not null</w:t>
-            </w:r>
-          </w:p>
-        </w:tc>
-        <w:tc>
-          <w:tcPr>
-            <w:tcW w:type="dxa" w:w="2740"/>
-          </w:tcPr>
-          <w:p>
-            <w:r>
-              <w:t>SUCCESS or FAILED</w:t>
-            </w:r>
-          </w:p>
-        </w:tc>
-      </w:tr>
-      <w:tr>
-        <w:tc>
-          <w:tcPr>
-            <w:tcW w:type="dxa" w:w="2740"/>
-          </w:tcPr>
-          <w:p>
-            <w:r>
-              <w:t>error_message</w:t>
-            </w:r>
-          </w:p>
-        </w:tc>
-        <w:tc>
-          <w:tcPr>
-            <w:tcW w:type="dxa" w:w="2740"/>
-          </w:tcPr>
-          <w:p>
-            <w:r>
-              <w:t>STRING, nullable</w:t>
-            </w:r>
-          </w:p>
-        </w:tc>
-        <w:tc>
-          <w:tcPr>
-            <w:tcW w:type="dxa" w:w="2740"/>
-          </w:tcPr>
-          <w:p>
-            <w:r>
-              <w:t>NULL on success</w:t>
-            </w:r>
-          </w:p>
-        </w:tc>
-      </w:tr>
-      <w:tr>
-        <w:tc>
-          <w:tcPr>
-            <w:tcW w:type="dxa" w:w="2740"/>
-          </w:tcPr>
-          <w:p>
-            <w:r>
-              <w:t>started_at, finished_at</w:t>
-            </w:r>
-          </w:p>
-        </w:tc>
-        <w:tc>
-          <w:tcPr>
-            <w:tcW w:type="dxa" w:w="2740"/>
-          </w:tcPr>
-          <w:p>
-            <w:r>
-              <w:t>TIMESTAMP, not null</w:t>
-            </w:r>
-          </w:p>
-        </w:tc>
-        <w:tc>
-          <w:tcPr>
-            <w:tcW w:type="dxa" w:w="2740"/>
-          </w:tcPr>
-          <w:p>
-            <w:r>
-              <w:t>UTC</w:t>
-            </w:r>
-          </w:p>
-        </w:tc>
-      </w:tr>
-    </w:tbl>
-    <w:p>
-      <w:r>
-        <w:rPr>
-          <w:b w:val="0"/>
-          <w:i w:val="0"/>
-        </w:rPr>
-        <w:t xml:space="preserve">Build the record against an </w:t>
-      </w:r>
-      <w:r>
-        <w:rPr>
-          <w:b/>
-          <w:i w:val="0"/>
-        </w:rPr>
-        <w:t xml:space="preserve">explicit </w:t>
-      </w:r>
-      <w:r>
-        <w:rPr>
-          <w:rFonts w:ascii="Consolas" w:hAnsi="Consolas" w:eastAsia="Consolas"/>
-          <w:b w:val="0"/>
-          <w:sz w:val="19"/>
-        </w:rPr>
-        <w:t>StructType</w:t>
-      </w:r>
-      <w:r>
-        <w:rPr>
-          <w:b w:val="0"/>
-          <w:i w:val="0"/>
-        </w:rPr>
-        <w:t xml:space="preserve">. Your reference </w:t>
-      </w:r>
-      <w:r>
-        <w:rPr>
-          <w:rFonts w:ascii="Consolas" w:hAnsi="Consolas" w:eastAsia="Consolas"/>
-          <w:b w:val="0"/>
-          <w:sz w:val="19"/>
-        </w:rPr>
-        <w:t>log_pipeline_run</w:t>
-      </w:r>
-      <w:r>
-        <w:rPr>
-          <w:b w:val="0"/>
-          <w:i w:val="0"/>
-        </w:rPr>
-        <w:t xml:space="preserve"> builds a DataFrame from a dict and lets Spark infer types. That fails on every successful run: </w:t>
-      </w:r>
-      <w:r>
-        <w:rPr>
-          <w:rFonts w:ascii="Consolas" w:hAnsi="Consolas" w:eastAsia="Consolas"/>
-          <w:b w:val="0"/>
-          <w:sz w:val="19"/>
-        </w:rPr>
-        <w:t>error_message</w:t>
-      </w:r>
-      <w:r>
-        <w:rPr>
-          <w:b w:val="0"/>
-          <w:i w:val="0"/>
-        </w:rPr>
-        <w:t xml:space="preserve"> is </w:t>
-      </w:r>
-      <w:r>
-        <w:rPr>
-          <w:rFonts w:ascii="Consolas" w:hAnsi="Consolas" w:eastAsia="Consolas"/>
-          <w:b w:val="0"/>
-          <w:sz w:val="19"/>
-        </w:rPr>
-        <w:t>None</w:t>
-      </w:r>
-      <w:r>
-        <w:rPr>
-          <w:b w:val="0"/>
-          <w:i w:val="0"/>
-        </w:rPr>
-        <w:t xml:space="preserve">, and Spark raises </w:t>
-      </w:r>
-      <w:r>
-        <w:rPr>
-          <w:rFonts w:ascii="Consolas" w:hAnsi="Consolas" w:eastAsia="Consolas"/>
-          <w:b w:val="0"/>
-          <w:sz w:val="19"/>
-        </w:rPr>
-        <w:t>CANNOT_DETERMINE_TYPE</w:t>
-      </w:r>
-      <w:r>
-        <w:rPr>
-          <w:b w:val="0"/>
-          <w:i w:val="0"/>
-        </w:rPr>
-        <w:t xml:space="preserve"> because it cannot infer a type from a column of only nulls. The explicit schema also rejects a wrong type, such as </w:t>
-      </w:r>
-      <w:r>
-        <w:rPr>
-          <w:rFonts w:ascii="Consolas" w:hAnsi="Consolas" w:eastAsia="Consolas"/>
-          <w:b w:val="0"/>
-          <w:sz w:val="19"/>
-        </w:rPr>
-        <w:t>"12"</w:t>
-      </w:r>
-      <w:r>
-        <w:rPr>
-          <w:b w:val="0"/>
-          <w:i w:val="0"/>
-        </w:rPr>
-        <w:t xml:space="preserve"> for </w:t>
-      </w:r>
-      <w:r>
-        <w:rPr>
-          <w:rFonts w:ascii="Consolas" w:hAnsi="Consolas" w:eastAsia="Consolas"/>
-          <w:b w:val="0"/>
-          <w:sz w:val="19"/>
-        </w:rPr>
-        <w:t>rows_processed</w:t>
-      </w:r>
-      <w:r>
-        <w:rPr>
-          <w:b w:val="0"/>
-          <w:i w:val="0"/>
-        </w:rPr>
-        <w:t>, before anything is written.</w:t>
-      </w:r>
-    </w:p>
-    <w:p>
-      <w:r>
-        <w:rPr>
-          <w:b w:val="0"/>
-          <w:i w:val="0"/>
-        </w:rPr>
-        <w:t xml:space="preserve">Take timestamps with </w:t>
-      </w:r>
-      <w:r>
-        <w:rPr>
-          <w:rFonts w:ascii="Consolas" w:hAnsi="Consolas" w:eastAsia="Consolas"/>
-          <w:b w:val="0"/>
-          <w:sz w:val="19"/>
-        </w:rPr>
-        <w:t>datetime.now(timezone.utc)</w:t>
-      </w:r>
-      <w:r>
-        <w:rPr>
-          <w:b w:val="0"/>
-          <w:i w:val="0"/>
-        </w:rPr>
-        <w:t xml:space="preserve">. </w:t>
-      </w:r>
-      <w:r>
-        <w:rPr>
-          <w:rFonts w:ascii="Consolas" w:hAnsi="Consolas" w:eastAsia="Consolas"/>
-          <w:b w:val="0"/>
-          <w:sz w:val="19"/>
-        </w:rPr>
-        <w:t>datetime.utcnow()</w:t>
-      </w:r>
-      <w:r>
-        <w:rPr>
-          <w:b w:val="0"/>
-          <w:i w:val="0"/>
-        </w:rPr>
-        <w:t xml:space="preserve"> is deprecated from Python 3.12 and returns a naive datetime that carries no timezone.</w:t>
-      </w:r>
-    </w:p>
-    <w:p>
-      <w:r>
-        <w:rPr>
-          <w:b w:val="0"/>
-          <w:i w:val="0"/>
-        </w:rPr>
-        <w:t xml:space="preserve">Import everything you use. The reference function calls </w:t>
-      </w:r>
-      <w:r>
-        <w:rPr>
-          <w:rFonts w:ascii="Consolas" w:hAnsi="Consolas" w:eastAsia="Consolas"/>
-          <w:b w:val="0"/>
-          <w:sz w:val="19"/>
-        </w:rPr>
-        <w:t>uuid</w:t>
-      </w:r>
-      <w:r>
-        <w:rPr>
-          <w:b w:val="0"/>
-          <w:i w:val="0"/>
-        </w:rPr>
-        <w:t xml:space="preserve"> and </w:t>
-      </w:r>
-      <w:r>
-        <w:rPr>
-          <w:rFonts w:ascii="Consolas" w:hAnsi="Consolas" w:eastAsia="Consolas"/>
-          <w:b w:val="0"/>
-          <w:sz w:val="19"/>
-        </w:rPr>
-        <w:t>datetime</w:t>
-      </w:r>
-      <w:r>
-        <w:rPr>
-          <w:b w:val="0"/>
-          <w:i w:val="0"/>
-        </w:rPr>
-        <w:t xml:space="preserve"> without importing them, a </w:t>
-      </w:r>
-      <w:r>
-        <w:rPr>
-          <w:rFonts w:ascii="Consolas" w:hAnsi="Consolas" w:eastAsia="Consolas"/>
-          <w:b w:val="0"/>
-          <w:sz w:val="19"/>
-        </w:rPr>
-        <w:t>NameError</w:t>
-      </w:r>
-      <w:r>
-        <w:rPr>
-          <w:b w:val="0"/>
-          <w:i w:val="0"/>
-        </w:rPr>
-        <w:t xml:space="preserve"> on its first run. </w:t>
-      </w:r>
-      <w:r>
-        <w:rPr>
-          <w:rFonts w:ascii="Consolas" w:hAnsi="Consolas" w:eastAsia="Consolas"/>
-          <w:b w:val="0"/>
-          <w:sz w:val="19"/>
-        </w:rPr>
-        <w:t>ruff check</w:t>
-      </w:r>
-      <w:r>
-        <w:rPr>
-          <w:b w:val="0"/>
-          <w:i w:val="0"/>
-        </w:rPr>
-        <w:t xml:space="preserve"> (rule F821) catches it in CI.</w:t>
-      </w:r>
-    </w:p>
-    <w:p>
-      <w:r>
-        <w:rPr>
-          <w:b w:val="0"/>
-          <w:i w:val="0"/>
-        </w:rPr>
-        <w:t xml:space="preserve">Write the log record in a </w:t>
-      </w:r>
-      <w:r>
-        <w:rPr>
-          <w:rFonts w:ascii="Consolas" w:hAnsi="Consolas" w:eastAsia="Consolas"/>
-          <w:b w:val="0"/>
-          <w:sz w:val="19"/>
-        </w:rPr>
-        <w:t>finally</w:t>
-      </w:r>
-      <w:r>
-        <w:rPr>
-          <w:b w:val="0"/>
-          <w:i w:val="0"/>
-        </w:rPr>
-        <w:t xml:space="preserve"> block, or in both the success and failure paths, so failed runs are logged too. A run log that only records successes cannot tell you how often the pipeline fails.</w:t>
-      </w:r>
-    </w:p>
-    <w:p>
-      <w:pPr>
-        <w:pStyle w:val="Heading4"/>
-      </w:pPr>
-      <w:r>
-        <w:t>Why it matters</w:t>
-      </w:r>
-    </w:p>
-    <w:p>
-      <w:r>
-        <w:rPr>
-          <w:b w:val="0"/>
-          <w:i w:val="0"/>
-        </w:rPr>
-        <w:t xml:space="preserve">The reference </w:t>
-      </w:r>
-      <w:r>
-        <w:rPr>
-          <w:rFonts w:ascii="Consolas" w:hAnsi="Consolas" w:eastAsia="Consolas"/>
-          <w:b w:val="0"/>
-          <w:sz w:val="19"/>
-        </w:rPr>
-        <w:t>log_pipeline_run</w:t>
-      </w:r>
-      <w:r>
-        <w:rPr>
-          <w:b w:val="0"/>
-          <w:i w:val="0"/>
-        </w:rPr>
-        <w:t xml:space="preserve"> has never succeeded. It fails first with </w:t>
-      </w:r>
-      <w:r>
-        <w:rPr>
-          <w:rFonts w:ascii="Consolas" w:hAnsi="Consolas" w:eastAsia="Consolas"/>
-          <w:b w:val="0"/>
-          <w:sz w:val="19"/>
-        </w:rPr>
-        <w:t>NameError: name 'uuid' is not defined</w:t>
-      </w:r>
-      <w:r>
-        <w:rPr>
-          <w:b w:val="0"/>
-          <w:i w:val="0"/>
-        </w:rPr>
-        <w:t xml:space="preserve">. Once someone adds the imports, it fails on every successful run with </w:t>
-      </w:r>
-      <w:r>
-        <w:rPr>
-          <w:rFonts w:ascii="Consolas" w:hAnsi="Consolas" w:eastAsia="Consolas"/>
-          <w:b w:val="0"/>
-          <w:sz w:val="19"/>
-        </w:rPr>
-        <w:t>CANNOT_DETERMINE_TYPE</w:t>
-      </w:r>
-      <w:r>
-        <w:rPr>
-          <w:b w:val="0"/>
-          <w:i w:val="0"/>
-        </w:rPr>
-        <w:t xml:space="preserve">, because </w:t>
-      </w:r>
-      <w:r>
-        <w:rPr>
-          <w:rFonts w:ascii="Consolas" w:hAnsi="Consolas" w:eastAsia="Consolas"/>
-          <w:b w:val="0"/>
-          <w:sz w:val="19"/>
-        </w:rPr>
-        <w:t>error_message=None</w:t>
-      </w:r>
-      <w:r>
-        <w:rPr>
-          <w:b w:val="0"/>
-          <w:i w:val="0"/>
-        </w:rPr>
-        <w:t xml:space="preserve"> is the only value in its column. The orchestrator catches that error "so logging never breaks the pipeline". Months later the team wants to show a client every load of 2025. The run log table is empty.</w:t>
-      </w:r>
-    </w:p>
-    <w:p>
-      <w:r>
-        <w:rPr>
-          <w:b w:val="0"/>
-          <w:i w:val="0"/>
-        </w:rPr>
-        <w:t>An explicit schema, imported names and a test that writes one record on a local SparkSession prevent all three problems.</w:t>
-      </w:r>
-    </w:p>
-    <w:p>
-      <w:pPr>
-        <w:pStyle w:val="Heading4"/>
-      </w:pPr>
-      <w:r>
-        <w:t>Worked example: weak code</w:t>
+      <w:r>
+        <w:rPr>
+          <w:b w:val="0"/>
+          <w:i w:val="0"/>
+        </w:rPr>
+        <w:t>Starter code:</w:t>
       </w:r>
     </w:p>
     <w:tbl>
@@ -3360,19 +2739,19 @@
             <w:r>
               <w:rPr>
                 <w:rFonts w:ascii="Consolas" w:hAnsi="Consolas" w:eastAsia="Consolas"/>
-                <w:b/>
+                <w:b w:val="0"/>
                 <w:color w:val="5B6875"/>
                 <w:sz w:val="16"/>
               </w:rPr>
-              <w:t xml:space="preserve"> [1]  </w:t>
-            </w:r>
-            <w:r>
-              <w:rPr>
-                <w:rFonts w:ascii="Consolas" w:hAnsi="Consolas" w:eastAsia="Consolas"/>
-                <w:b w:val="0"/>
-                <w:sz w:val="16"/>
-              </w:rPr>
-              <w:t>def log_pipeline_run(pipeline_name, tracker_id, wave_id, layer, rows_processed, status, error_message: str = None):</w:t>
+              <w:t xml:space="preserve">   1  </w:t>
+            </w:r>
+            <w:r>
+              <w:rPr>
+                <w:rFonts w:ascii="Consolas" w:hAnsi="Consolas" w:eastAsia="Consolas"/>
+                <w:b w:val="0"/>
+                <w:sz w:val="16"/>
+              </w:rPr>
+              <w:t>import logging</w:t>
             </w:r>
           </w:p>
           <w:p>
@@ -3383,19 +2762,19 @@
             <w:r>
               <w:rPr>
                 <w:rFonts w:ascii="Consolas" w:hAnsi="Consolas" w:eastAsia="Consolas"/>
-                <w:b/>
+                <w:b w:val="0"/>
                 <w:color w:val="5B6875"/>
                 <w:sz w:val="16"/>
               </w:rPr>
-              <w:t xml:space="preserve"> [2]  </w:t>
-            </w:r>
-            <w:r>
-              <w:rPr>
-                <w:rFonts w:ascii="Consolas" w:hAnsi="Consolas" w:eastAsia="Consolas"/>
-                <w:b w:val="0"/>
-                <w:sz w:val="16"/>
-              </w:rPr>
-              <w:t xml:space="preserve">    run_record = spark.createDataFrame([{</w:t>
+              <w:t xml:space="preserve">   2  </w:t>
+            </w:r>
+            <w:r>
+              <w:rPr>
+                <w:rFonts w:ascii="Consolas" w:hAnsi="Consolas" w:eastAsia="Consolas"/>
+                <w:b w:val="0"/>
+                <w:sz w:val="16"/>
+              </w:rPr>
+              <w:t xml:space="preserve"> </w:t>
             </w:r>
           </w:p>
           <w:p>
@@ -3406,19 +2785,19 @@
             <w:r>
               <w:rPr>
                 <w:rFonts w:ascii="Consolas" w:hAnsi="Consolas" w:eastAsia="Consolas"/>
-                <w:b/>
+                <w:b w:val="0"/>
                 <w:color w:val="5B6875"/>
                 <w:sz w:val="16"/>
               </w:rPr>
-              <w:t xml:space="preserve"> [3]  </w:t>
-            </w:r>
-            <w:r>
-              <w:rPr>
-                <w:rFonts w:ascii="Consolas" w:hAnsi="Consolas" w:eastAsia="Consolas"/>
-                <w:b w:val="0"/>
-                <w:sz w:val="16"/>
-              </w:rPr>
-              <w:t xml:space="preserve">        "run_id": str(uuid.uuid4()),</w:t>
+              <w:t xml:space="preserve">   3  </w:t>
+            </w:r>
+            <w:r>
+              <w:rPr>
+                <w:rFonts w:ascii="Consolas" w:hAnsi="Consolas" w:eastAsia="Consolas"/>
+                <w:b w:val="0"/>
+                <w:sz w:val="16"/>
+              </w:rPr>
+              <w:t xml:space="preserve"> </w:t>
             </w:r>
           </w:p>
           <w:p>
@@ -3441,7 +2820,7 @@
                 <w:b w:val="0"/>
                 <w:sz w:val="16"/>
               </w:rPr>
-              <w:t xml:space="preserve">        "pipeline_name": pipeline_name,</w:t>
+              <w:t>def wave_logger(run_id: str, wave_id: str) -&gt; logging.LoggerAdapter:</w:t>
             </w:r>
           </w:p>
           <w:p>
@@ -3464,7 +2843,7 @@
                 <w:b w:val="0"/>
                 <w:sz w:val="16"/>
               </w:rPr>
-              <w:t xml:space="preserve">        "rows_processed": rows_processed,</w:t>
+              <w:t xml:space="preserve">    ...</w:t>
             </w:r>
           </w:p>
           <w:p>
@@ -3487,7 +2866,7 @@
                 <w:b w:val="0"/>
                 <w:sz w:val="16"/>
               </w:rPr>
-              <w:t xml:space="preserve">        "status": status,</w:t>
+              <w:t xml:space="preserve"> </w:t>
             </w:r>
           </w:p>
           <w:p>
@@ -3510,7 +2889,7 @@
                 <w:b w:val="0"/>
                 <w:sz w:val="16"/>
               </w:rPr>
-              <w:t xml:space="preserve">        "error_message": error_message,</w:t>
+              <w:t xml:space="preserve"> </w:t>
             </w:r>
           </w:p>
           <w:p>
@@ -3521,19 +2900,19 @@
             <w:r>
               <w:rPr>
                 <w:rFonts w:ascii="Consolas" w:hAnsi="Consolas" w:eastAsia="Consolas"/>
-                <w:b/>
+                <w:b w:val="0"/>
                 <w:color w:val="5B6875"/>
                 <w:sz w:val="16"/>
               </w:rPr>
-              <w:t xml:space="preserve"> [4]  </w:t>
-            </w:r>
-            <w:r>
-              <w:rPr>
-                <w:rFonts w:ascii="Consolas" w:hAnsi="Consolas" w:eastAsia="Consolas"/>
-                <w:b w:val="0"/>
-                <w:sz w:val="16"/>
-              </w:rPr>
-              <w:t xml:space="preserve">        "run_timestamp": datetime.utcnow().isoformat(),</w:t>
+              <w:t xml:space="preserve">   8  </w:t>
+            </w:r>
+            <w:r>
+              <w:rPr>
+                <w:rFonts w:ascii="Consolas" w:hAnsi="Consolas" w:eastAsia="Consolas"/>
+                <w:b w:val="0"/>
+                <w:sz w:val="16"/>
+              </w:rPr>
+              <w:t>def log_merge_result(log: logging.LoggerAdapter, rows: int) -&gt; None:</w:t>
             </w:r>
           </w:p>
           <w:p>
@@ -3556,105 +2935,683 @@
                 <w:b w:val="0"/>
                 <w:sz w:val="16"/>
               </w:rPr>
-              <w:t xml:space="preserve">    }])</w:t>
+              <w:t xml:space="preserve">    ...</w:t>
             </w:r>
           </w:p>
+        </w:tc>
+      </w:tr>
+    </w:tbl>
+    <w:p/>
+    <w:p>
+      <w:pPr>
+        <w:pStyle w:val="Heading5"/>
+      </w:pPr>
+      <w:r>
+        <w:t>Exercise 5. Architecture design (level 5)</w:t>
+      </w:r>
+    </w:p>
+    <w:p>
+      <w:r>
+        <w:rPr>
+          <w:b w:val="0"/>
+          <w:i w:val="0"/>
+        </w:rPr>
+        <w:t>Choose the level for each event in a silver job.</w:t>
+      </w:r>
+    </w:p>
+    <w:p>
+      <w:r>
+        <w:rPr>
+          <w:b w:val="0"/>
+          <w:i w:val="0"/>
+        </w:rPr>
+        <w:t>Options: DEBUG, INFO, WARNING, ERROR.</w:t>
+      </w:r>
+    </w:p>
+    <w:p>
+      <w:pPr>
+        <w:pStyle w:val="ListNumber"/>
+      </w:pPr>
+      <w:r>
+        <w:rPr>
+          <w:b w:val="0"/>
+          <w:i w:val="0"/>
+        </w:rPr>
+        <w:t>Run started for wave W14</w:t>
+      </w:r>
+    </w:p>
+    <w:p>
+      <w:pPr>
+        <w:pStyle w:val="ListNumber"/>
+      </w:pPr>
+      <w:r>
+        <w:rPr>
+          <w:b w:val="0"/>
+          <w:i w:val="0"/>
+        </w:rPr>
+        <w:t>MERGE wrote 0 rows for a wave that should have data</w:t>
+      </w:r>
+    </w:p>
+    <w:p>
+      <w:pPr>
+        <w:pStyle w:val="ListNumber"/>
+      </w:pPr>
+      <w:r>
+        <w:rPr>
+          <w:b w:val="0"/>
+          <w:i w:val="0"/>
+        </w:rPr>
+        <w:t>MERGE raised DELTA_MULTIPLE_SOURCE_ROW_MATCHING_TARGET_ROW_IN_MERGE</w:t>
+      </w:r>
+    </w:p>
+    <w:p>
+      <w:pPr>
+        <w:pStyle w:val="ListNumber"/>
+      </w:pPr>
+      <w:r>
+        <w:rPr>
+          <w:b w:val="0"/>
+          <w:i w:val="0"/>
+        </w:rPr>
+        <w:t>The full query plan of the MERGE source, for troubleshooting</w:t>
+      </w:r>
+    </w:p>
+    <w:p>
+      <w:pPr>
+        <w:pStyle w:val="Heading4"/>
+      </w:pPr>
+      <w:r>
+        <w:t>Sources</w:t>
+      </w:r>
+    </w:p>
+    <w:p>
+      <w:pPr>
+        <w:pStyle w:val="ListBullet"/>
+      </w:pPr>
+      <w:r>
+        <w:rPr>
+          <w:b w:val="0"/>
+          <w:i w:val="0"/>
+        </w:rPr>
+        <w:t>Without configuration, loggers pass WARNING and above, and the last-resort handler prints only the message; LoggerAdapter adds context; logger.exception includes the traceback. (verified: Run in Python 3.11 in this repository.)</w:t>
+      </w:r>
+    </w:p>
+    <w:p>
+      <w:pPr>
+        <w:pStyle w:val="Heading3"/>
+      </w:pPr>
+      <w:r>
+        <w:t>A7-L2 A pipeline run log table with an explicit schema</w:t>
+      </w:r>
+    </w:p>
+    <w:p>
+      <w:pPr>
+        <w:pStyle w:val="Heading4"/>
+      </w:pPr>
+      <w:r>
+        <w:t>Concept</w:t>
+      </w:r>
+    </w:p>
+    <w:p>
+      <w:r>
+        <w:rPr>
+          <w:b w:val="0"/>
+          <w:i w:val="0"/>
+        </w:rPr>
+        <w:t xml:space="preserve">Logs describe one run. A </w:t>
+      </w:r>
+      <w:r>
+        <w:rPr>
+          <w:b/>
+          <w:i w:val="0"/>
+        </w:rPr>
+        <w:t>run log table</w:t>
+      </w:r>
+      <w:r>
+        <w:rPr>
+          <w:b w:val="0"/>
+          <w:i w:val="0"/>
+        </w:rPr>
+        <w:t xml:space="preserve"> lets you compare every run: which waves loaded, how many rows, how long, and which failed. It is a Delta table, append-only, with one row per pipeline run per layer.</w:t>
+      </w:r>
+    </w:p>
+    <w:p>
+      <w:r>
+        <w:rPr>
+          <w:b w:val="0"/>
+          <w:i w:val="0"/>
+        </w:rPr>
+        <w:t>A useful schema:</w:t>
+      </w:r>
+    </w:p>
+    <w:tbl>
+      <w:tblPr>
+        <w:tblStyle w:val="TableGrid"/>
+        <w:tblW w:type="auto" w:w="0"/>
+        <w:tblLook w:firstColumn="1" w:firstRow="1" w:lastColumn="0" w:lastRow="0" w:noHBand="0" w:noVBand="1" w:val="04A0"/>
+      </w:tblPr>
+      <w:tblGrid>
+        <w:gridCol w:w="2740"/>
+        <w:gridCol w:w="2740"/>
+        <w:gridCol w:w="2740"/>
+      </w:tblGrid>
+      <w:tr>
+        <w:tc>
+          <w:tcPr>
+            <w:tcW w:type="dxa" w:w="2740"/>
+          </w:tcPr>
           <w:p>
-            <w:pPr>
-              <w:spacing w:before="0" w:after="0" w:line="240" w:lineRule="auto"/>
-              <w:ind w:left="567" w:hanging="567"/>
-            </w:pPr>
-            <w:r>
-              <w:rPr>
-                <w:rFonts w:ascii="Consolas" w:hAnsi="Consolas" w:eastAsia="Consolas"/>
-                <w:b w:val="0"/>
-                <w:color w:val="5B6875"/>
-                <w:sz w:val="16"/>
-              </w:rPr>
-              <w:t xml:space="preserve">  10  </w:t>
-            </w:r>
-            <w:r>
-              <w:rPr>
-                <w:rFonts w:ascii="Consolas" w:hAnsi="Consolas" w:eastAsia="Consolas"/>
-                <w:b w:val="0"/>
-                <w:sz w:val="16"/>
-              </w:rPr>
-              <w:t xml:space="preserve">    run_record.write.format("delta").mode("append").saveAsTable("research_governance.pipeline_run_log")</w:t>
+            <w:r>
+              <w:rPr>
+                <w:b/>
+              </w:rPr>
+              <w:t>Column</w:t>
+            </w:r>
+          </w:p>
+        </w:tc>
+        <w:tc>
+          <w:tcPr>
+            <w:tcW w:type="dxa" w:w="2740"/>
+          </w:tcPr>
+          <w:p>
+            <w:r>
+              <w:rPr>
+                <w:b/>
+              </w:rPr>
+              <w:t>Type</w:t>
+            </w:r>
+          </w:p>
+        </w:tc>
+        <w:tc>
+          <w:tcPr>
+            <w:tcW w:type="dxa" w:w="2740"/>
+          </w:tcPr>
+          <w:p>
+            <w:r>
+              <w:rPr>
+                <w:b/>
+              </w:rPr>
+              <w:t>Notes</w:t>
+            </w:r>
+          </w:p>
+        </w:tc>
+      </w:tr>
+      <w:tr>
+        <w:tc>
+          <w:tcPr>
+            <w:tcW w:type="dxa" w:w="2740"/>
+          </w:tcPr>
+          <w:p>
+            <w:r>
+              <w:t>run_id</w:t>
+            </w:r>
+          </w:p>
+        </w:tc>
+        <w:tc>
+          <w:tcPr>
+            <w:tcW w:type="dxa" w:w="2740"/>
+          </w:tcPr>
+          <w:p>
+            <w:r>
+              <w:t>STRING, not null</w:t>
+            </w:r>
+          </w:p>
+        </w:tc>
+        <w:tc>
+          <w:tcPr>
+            <w:tcW w:type="dxa" w:w="2740"/>
+          </w:tcPr>
+          <w:p>
+            <w:r>
+              <w:t>str(uuid.uuid4()), shared by every log line of the run</w:t>
+            </w:r>
+          </w:p>
+        </w:tc>
+      </w:tr>
+      <w:tr>
+        <w:tc>
+          <w:tcPr>
+            <w:tcW w:type="dxa" w:w="2740"/>
+          </w:tcPr>
+          <w:p>
+            <w:r>
+              <w:t>pipeline_name</w:t>
+            </w:r>
+          </w:p>
+        </w:tc>
+        <w:tc>
+          <w:tcPr>
+            <w:tcW w:type="dxa" w:w="2740"/>
+          </w:tcPr>
+          <w:p>
+            <w:r>
+              <w:t>STRING, not null</w:t>
+            </w:r>
+          </w:p>
+        </w:tc>
+        <w:tc>
+          <w:tcPr>
+            <w:tcW w:type="dxa" w:w="2740"/>
+          </w:tcPr>
+          <w:p>
+            <w:r>
+              <w:t>nat_silver_pipeline</w:t>
+            </w:r>
+          </w:p>
+        </w:tc>
+      </w:tr>
+      <w:tr>
+        <w:tc>
+          <w:tcPr>
+            <w:tcW w:type="dxa" w:w="2740"/>
+          </w:tcPr>
+          <w:p>
+            <w:r>
+              <w:t>tracker_id, wave_id, layer</w:t>
+            </w:r>
+          </w:p>
+        </w:tc>
+        <w:tc>
+          <w:tcPr>
+            <w:tcW w:type="dxa" w:w="2740"/>
+          </w:tcPr>
+          <w:p>
+            <w:r>
+              <w:t>STRING</w:t>
+            </w:r>
+          </w:p>
+        </w:tc>
+        <w:tc>
+          <w:tcPr>
+            <w:tcW w:type="dxa" w:w="2740"/>
+          </w:tcPr>
+          <w:p>
+            <w:r>
+              <w:t>what the run touched</w:t>
+            </w:r>
+          </w:p>
+        </w:tc>
+      </w:tr>
+      <w:tr>
+        <w:tc>
+          <w:tcPr>
+            <w:tcW w:type="dxa" w:w="2740"/>
+          </w:tcPr>
+          <w:p>
+            <w:r>
+              <w:t>rows_processed</w:t>
+            </w:r>
+          </w:p>
+        </w:tc>
+        <w:tc>
+          <w:tcPr>
+            <w:tcW w:type="dxa" w:w="2740"/>
+          </w:tcPr>
+          <w:p>
+            <w:r>
+              <w:t>BIGINT, not null</w:t>
+            </w:r>
+          </w:p>
+        </w:tc>
+        <w:tc>
+          <w:tcPr>
+            <w:tcW w:type="dxa" w:w="2740"/>
+          </w:tcPr>
+          <w:p>
+            <w:r>
+              <w:t>from Delta commit metrics</w:t>
+            </w:r>
+          </w:p>
+        </w:tc>
+      </w:tr>
+      <w:tr>
+        <w:tc>
+          <w:tcPr>
+            <w:tcW w:type="dxa" w:w="2740"/>
+          </w:tcPr>
+          <w:p>
+            <w:r>
+              <w:t>status</w:t>
+            </w:r>
+          </w:p>
+        </w:tc>
+        <w:tc>
+          <w:tcPr>
+            <w:tcW w:type="dxa" w:w="2740"/>
+          </w:tcPr>
+          <w:p>
+            <w:r>
+              <w:t>STRING, not null</w:t>
+            </w:r>
+          </w:p>
+        </w:tc>
+        <w:tc>
+          <w:tcPr>
+            <w:tcW w:type="dxa" w:w="2740"/>
+          </w:tcPr>
+          <w:p>
+            <w:r>
+              <w:t>SUCCESS or FAILED</w:t>
+            </w:r>
+          </w:p>
+        </w:tc>
+      </w:tr>
+      <w:tr>
+        <w:tc>
+          <w:tcPr>
+            <w:tcW w:type="dxa" w:w="2740"/>
+          </w:tcPr>
+          <w:p>
+            <w:r>
+              <w:t>error_message</w:t>
+            </w:r>
+          </w:p>
+        </w:tc>
+        <w:tc>
+          <w:tcPr>
+            <w:tcW w:type="dxa" w:w="2740"/>
+          </w:tcPr>
+          <w:p>
+            <w:r>
+              <w:t>STRING, nullable</w:t>
+            </w:r>
+          </w:p>
+        </w:tc>
+        <w:tc>
+          <w:tcPr>
+            <w:tcW w:type="dxa" w:w="2740"/>
+          </w:tcPr>
+          <w:p>
+            <w:r>
+              <w:t>NULL on success</w:t>
+            </w:r>
+          </w:p>
+        </w:tc>
+      </w:tr>
+      <w:tr>
+        <w:tc>
+          <w:tcPr>
+            <w:tcW w:type="dxa" w:w="2740"/>
+          </w:tcPr>
+          <w:p>
+            <w:r>
+              <w:t>started_at, finished_at</w:t>
+            </w:r>
+          </w:p>
+        </w:tc>
+        <w:tc>
+          <w:tcPr>
+            <w:tcW w:type="dxa" w:w="2740"/>
+          </w:tcPr>
+          <w:p>
+            <w:r>
+              <w:t>TIMESTAMP, not null</w:t>
+            </w:r>
+          </w:p>
+        </w:tc>
+        <w:tc>
+          <w:tcPr>
+            <w:tcW w:type="dxa" w:w="2740"/>
+          </w:tcPr>
+          <w:p>
+            <w:r>
+              <w:t>UTC</w:t>
             </w:r>
           </w:p>
         </w:tc>
       </w:tr>
     </w:tbl>
     <w:p>
-      <w:pPr>
-        <w:pStyle w:val="ListNumber"/>
-      </w:pPr>
+      <w:r>
+        <w:rPr>
+          <w:b w:val="0"/>
+          <w:i w:val="0"/>
+        </w:rPr>
+        <w:t xml:space="preserve">Build the record against an </w:t>
+      </w:r>
       <w:r>
         <w:rPr>
           <w:b/>
-        </w:rPr>
-        <w:t xml:space="preserve">Line 1. </w:t>
-      </w:r>
-      <w:r>
-        <w:rPr>
-          <w:b w:val="0"/>
-          <w:i w:val="0"/>
-        </w:rPr>
-        <w:t>Claims a string, defaults to None (defect 7).</w:t>
+          <w:i w:val="0"/>
+        </w:rPr>
+        <w:t xml:space="preserve">explicit </w:t>
+      </w:r>
+      <w:r>
+        <w:rPr>
+          <w:rFonts w:ascii="Consolas" w:hAnsi="Consolas" w:eastAsia="Consolas"/>
+          <w:b w:val="0"/>
+          <w:sz w:val="19"/>
+        </w:rPr>
+        <w:t>StructType</w:t>
+      </w:r>
+      <w:r>
+        <w:rPr>
+          <w:b w:val="0"/>
+          <w:i w:val="0"/>
+        </w:rPr>
+        <w:t xml:space="preserve">. Your reference </w:t>
+      </w:r>
+      <w:r>
+        <w:rPr>
+          <w:rFonts w:ascii="Consolas" w:hAnsi="Consolas" w:eastAsia="Consolas"/>
+          <w:b w:val="0"/>
+          <w:sz w:val="19"/>
+        </w:rPr>
+        <w:t>log_pipeline_run</w:t>
+      </w:r>
+      <w:r>
+        <w:rPr>
+          <w:b w:val="0"/>
+          <w:i w:val="0"/>
+        </w:rPr>
+        <w:t xml:space="preserve"> builds a DataFrame from a dict and lets Spark infer types. That fails on every successful run: </w:t>
+      </w:r>
+      <w:r>
+        <w:rPr>
+          <w:rFonts w:ascii="Consolas" w:hAnsi="Consolas" w:eastAsia="Consolas"/>
+          <w:b w:val="0"/>
+          <w:sz w:val="19"/>
+        </w:rPr>
+        <w:t>error_message</w:t>
+      </w:r>
+      <w:r>
+        <w:rPr>
+          <w:b w:val="0"/>
+          <w:i w:val="0"/>
+        </w:rPr>
+        <w:t xml:space="preserve"> is </w:t>
+      </w:r>
+      <w:r>
+        <w:rPr>
+          <w:rFonts w:ascii="Consolas" w:hAnsi="Consolas" w:eastAsia="Consolas"/>
+          <w:b w:val="0"/>
+          <w:sz w:val="19"/>
+        </w:rPr>
+        <w:t>None</w:t>
+      </w:r>
+      <w:r>
+        <w:rPr>
+          <w:b w:val="0"/>
+          <w:i w:val="0"/>
+        </w:rPr>
+        <w:t xml:space="preserve">, and Spark raises </w:t>
+      </w:r>
+      <w:r>
+        <w:rPr>
+          <w:rFonts w:ascii="Consolas" w:hAnsi="Consolas" w:eastAsia="Consolas"/>
+          <w:b w:val="0"/>
+          <w:sz w:val="19"/>
+        </w:rPr>
+        <w:t>CANNOT_DETERMINE_TYPE</w:t>
+      </w:r>
+      <w:r>
+        <w:rPr>
+          <w:b w:val="0"/>
+          <w:i w:val="0"/>
+        </w:rPr>
+        <w:t xml:space="preserve"> because it cannot infer a type from a column of only nulls. The explicit schema also rejects a wrong type, such as </w:t>
+      </w:r>
+      <w:r>
+        <w:rPr>
+          <w:rFonts w:ascii="Consolas" w:hAnsi="Consolas" w:eastAsia="Consolas"/>
+          <w:b w:val="0"/>
+          <w:sz w:val="19"/>
+        </w:rPr>
+        <w:t>"12"</w:t>
+      </w:r>
+      <w:r>
+        <w:rPr>
+          <w:b w:val="0"/>
+          <w:i w:val="0"/>
+        </w:rPr>
+        <w:t xml:space="preserve"> for </w:t>
+      </w:r>
+      <w:r>
+        <w:rPr>
+          <w:rFonts w:ascii="Consolas" w:hAnsi="Consolas" w:eastAsia="Consolas"/>
+          <w:b w:val="0"/>
+          <w:sz w:val="19"/>
+        </w:rPr>
+        <w:t>rows_processed</w:t>
+      </w:r>
+      <w:r>
+        <w:rPr>
+          <w:b w:val="0"/>
+          <w:i w:val="0"/>
+        </w:rPr>
+        <w:t>, before anything is written.</w:t>
       </w:r>
     </w:p>
     <w:p>
-      <w:pPr>
-        <w:pStyle w:val="ListNumber"/>
-      </w:pPr>
-      <w:r>
-        <w:rPr>
-          <w:b/>
-        </w:rPr>
-        <w:t xml:space="preserve">Line 2. </w:t>
-      </w:r>
-      <w:r>
-        <w:rPr>
-          <w:b w:val="0"/>
-          <w:i w:val="0"/>
-        </w:rPr>
-        <w:t>Types inferred from one dict. An all-None column raises CANNOT_DETERMINE_TYPE.</w:t>
+      <w:r>
+        <w:rPr>
+          <w:b w:val="0"/>
+          <w:i w:val="0"/>
+        </w:rPr>
+        <w:t xml:space="preserve">Take timestamps with </w:t>
+      </w:r>
+      <w:r>
+        <w:rPr>
+          <w:rFonts w:ascii="Consolas" w:hAnsi="Consolas" w:eastAsia="Consolas"/>
+          <w:b w:val="0"/>
+          <w:sz w:val="19"/>
+        </w:rPr>
+        <w:t>datetime.now(timezone.utc)</w:t>
+      </w:r>
+      <w:r>
+        <w:rPr>
+          <w:b w:val="0"/>
+          <w:i w:val="0"/>
+        </w:rPr>
+        <w:t xml:space="preserve">. </w:t>
+      </w:r>
+      <w:r>
+        <w:rPr>
+          <w:rFonts w:ascii="Consolas" w:hAnsi="Consolas" w:eastAsia="Consolas"/>
+          <w:b w:val="0"/>
+          <w:sz w:val="19"/>
+        </w:rPr>
+        <w:t>datetime.utcnow()</w:t>
+      </w:r>
+      <w:r>
+        <w:rPr>
+          <w:b w:val="0"/>
+          <w:i w:val="0"/>
+        </w:rPr>
+        <w:t xml:space="preserve"> is deprecated from Python 3.12 and returns a naive datetime that carries no timezone.</w:t>
       </w:r>
     </w:p>
     <w:p>
-      <w:pPr>
-        <w:pStyle w:val="ListNumber"/>
-      </w:pPr>
-      <w:r>
-        <w:rPr>
-          <w:b/>
-        </w:rPr>
-        <w:t xml:space="preserve">Line 3. </w:t>
-      </w:r>
-      <w:r>
-        <w:rPr>
-          <w:b w:val="0"/>
-          <w:i w:val="0"/>
-        </w:rPr>
-        <w:t>uuid is never imported: NameError (defect 1).</w:t>
+      <w:r>
+        <w:rPr>
+          <w:b w:val="0"/>
+          <w:i w:val="0"/>
+        </w:rPr>
+        <w:t xml:space="preserve">Import everything you use. The reference function calls </w:t>
+      </w:r>
+      <w:r>
+        <w:rPr>
+          <w:rFonts w:ascii="Consolas" w:hAnsi="Consolas" w:eastAsia="Consolas"/>
+          <w:b w:val="0"/>
+          <w:sz w:val="19"/>
+        </w:rPr>
+        <w:t>uuid</w:t>
+      </w:r>
+      <w:r>
+        <w:rPr>
+          <w:b w:val="0"/>
+          <w:i w:val="0"/>
+        </w:rPr>
+        <w:t xml:space="preserve"> and </w:t>
+      </w:r>
+      <w:r>
+        <w:rPr>
+          <w:rFonts w:ascii="Consolas" w:hAnsi="Consolas" w:eastAsia="Consolas"/>
+          <w:b w:val="0"/>
+          <w:sz w:val="19"/>
+        </w:rPr>
+        <w:t>datetime</w:t>
+      </w:r>
+      <w:r>
+        <w:rPr>
+          <w:b w:val="0"/>
+          <w:i w:val="0"/>
+        </w:rPr>
+        <w:t xml:space="preserve"> without importing them, a </w:t>
+      </w:r>
+      <w:r>
+        <w:rPr>
+          <w:rFonts w:ascii="Consolas" w:hAnsi="Consolas" w:eastAsia="Consolas"/>
+          <w:b w:val="0"/>
+          <w:sz w:val="19"/>
+        </w:rPr>
+        <w:t>NameError</w:t>
+      </w:r>
+      <w:r>
+        <w:rPr>
+          <w:b w:val="0"/>
+          <w:i w:val="0"/>
+        </w:rPr>
+        <w:t xml:space="preserve"> on its first run. </w:t>
+      </w:r>
+      <w:r>
+        <w:rPr>
+          <w:rFonts w:ascii="Consolas" w:hAnsi="Consolas" w:eastAsia="Consolas"/>
+          <w:b w:val="0"/>
+          <w:sz w:val="19"/>
+        </w:rPr>
+        <w:t>ruff check</w:t>
+      </w:r>
+      <w:r>
+        <w:rPr>
+          <w:b w:val="0"/>
+          <w:i w:val="0"/>
+        </w:rPr>
+        <w:t xml:space="preserve"> (rule F821) catches it in CI.</w:t>
       </w:r>
     </w:p>
     <w:p>
-      <w:pPr>
-        <w:pStyle w:val="ListNumber"/>
-      </w:pPr>
-      <w:r>
-        <w:rPr>
-          <w:b/>
-        </w:rPr>
-        <w:t xml:space="preserve">Line 8. </w:t>
-      </w:r>
-      <w:r>
-        <w:rPr>
-          <w:b w:val="0"/>
-          <w:i w:val="0"/>
-        </w:rPr>
-        <w:t>datetime not imported, utcnow deprecated (defect 6), and the timestamp stored as a string.</w:t>
+      <w:r>
+        <w:rPr>
+          <w:b w:val="0"/>
+          <w:i w:val="0"/>
+        </w:rPr>
+        <w:t xml:space="preserve">Write the log record in a </w:t>
+      </w:r>
+      <w:r>
+        <w:rPr>
+          <w:rFonts w:ascii="Consolas" w:hAnsi="Consolas" w:eastAsia="Consolas"/>
+          <w:b w:val="0"/>
+          <w:sz w:val="19"/>
+        </w:rPr>
+        <w:t>finally</w:t>
+      </w:r>
+      <w:r>
+        <w:rPr>
+          <w:b w:val="0"/>
+          <w:i w:val="0"/>
+        </w:rPr>
+        <w:t xml:space="preserve"> block, or in both the success and failure paths, so failed runs are logged too. A run log that only records successes cannot tell you how often the pipeline fails.</w:t>
       </w:r>
     </w:p>
     <w:p>
@@ -3662,7 +3619,93 @@
         <w:pStyle w:val="Heading4"/>
       </w:pPr>
       <w:r>
-        <w:t>Worked example: strong code</w:t>
+        <w:t>Why it matters</w:t>
+      </w:r>
+    </w:p>
+    <w:p>
+      <w:r>
+        <w:rPr>
+          <w:b w:val="0"/>
+          <w:i w:val="0"/>
+        </w:rPr>
+        <w:t xml:space="preserve">The reference </w:t>
+      </w:r>
+      <w:r>
+        <w:rPr>
+          <w:rFonts w:ascii="Consolas" w:hAnsi="Consolas" w:eastAsia="Consolas"/>
+          <w:b w:val="0"/>
+          <w:sz w:val="19"/>
+        </w:rPr>
+        <w:t>log_pipeline_run</w:t>
+      </w:r>
+      <w:r>
+        <w:rPr>
+          <w:b w:val="0"/>
+          <w:i w:val="0"/>
+        </w:rPr>
+        <w:t xml:space="preserve"> has never succeeded. It fails first with </w:t>
+      </w:r>
+      <w:r>
+        <w:rPr>
+          <w:rFonts w:ascii="Consolas" w:hAnsi="Consolas" w:eastAsia="Consolas"/>
+          <w:b w:val="0"/>
+          <w:sz w:val="19"/>
+        </w:rPr>
+        <w:t>NameError: name 'uuid' is not defined</w:t>
+      </w:r>
+      <w:r>
+        <w:rPr>
+          <w:b w:val="0"/>
+          <w:i w:val="0"/>
+        </w:rPr>
+        <w:t xml:space="preserve">. Once someone adds the imports, it fails on every successful run with </w:t>
+      </w:r>
+      <w:r>
+        <w:rPr>
+          <w:rFonts w:ascii="Consolas" w:hAnsi="Consolas" w:eastAsia="Consolas"/>
+          <w:b w:val="0"/>
+          <w:sz w:val="19"/>
+        </w:rPr>
+        <w:t>CANNOT_DETERMINE_TYPE</w:t>
+      </w:r>
+      <w:r>
+        <w:rPr>
+          <w:b w:val="0"/>
+          <w:i w:val="0"/>
+        </w:rPr>
+        <w:t xml:space="preserve">, because </w:t>
+      </w:r>
+      <w:r>
+        <w:rPr>
+          <w:rFonts w:ascii="Consolas" w:hAnsi="Consolas" w:eastAsia="Consolas"/>
+          <w:b w:val="0"/>
+          <w:sz w:val="19"/>
+        </w:rPr>
+        <w:t>error_message=None</w:t>
+      </w:r>
+      <w:r>
+        <w:rPr>
+          <w:b w:val="0"/>
+          <w:i w:val="0"/>
+        </w:rPr>
+        <w:t xml:space="preserve"> is the only value in its column. The orchestrator catches that error "so logging never breaks the pipeline". Months later the team wants to show a client every load of 2025. The run log table is empty.</w:t>
+      </w:r>
+    </w:p>
+    <w:p>
+      <w:r>
+        <w:rPr>
+          <w:b w:val="0"/>
+          <w:i w:val="0"/>
+        </w:rPr>
+        <w:t>An explicit schema, imported names and a test that writes one record on a local SparkSession prevent all three problems.</w:t>
+      </w:r>
+    </w:p>
+    <w:p>
+      <w:pPr>
+        <w:pStyle w:val="Heading4"/>
+      </w:pPr>
+      <w:r>
+        <w:t>Worked example: weak code</w:t>
       </w:r>
     </w:p>
     <w:tbl>
@@ -3688,19 +3731,19 @@
             <w:r>
               <w:rPr>
                 <w:rFonts w:ascii="Consolas" w:hAnsi="Consolas" w:eastAsia="Consolas"/>
-                <w:b w:val="0"/>
+                <w:b/>
                 <w:color w:val="5B6875"/>
                 <w:sz w:val="16"/>
               </w:rPr>
-              <w:t xml:space="preserve">   1  </w:t>
-            </w:r>
-            <w:r>
-              <w:rPr>
-                <w:rFonts w:ascii="Consolas" w:hAnsi="Consolas" w:eastAsia="Consolas"/>
-                <w:b w:val="0"/>
-                <w:sz w:val="16"/>
-              </w:rPr>
-              <w:t>import uuid</w:t>
+              <w:t xml:space="preserve"> [1]  </w:t>
+            </w:r>
+            <w:r>
+              <w:rPr>
+                <w:rFonts w:ascii="Consolas" w:hAnsi="Consolas" w:eastAsia="Consolas"/>
+                <w:b w:val="0"/>
+                <w:sz w:val="16"/>
+              </w:rPr>
+              <w:t>def log_pipeline_run(pipeline_name, tracker_id, wave_id, layer, rows_processed, status, error_message: str = None):</w:t>
             </w:r>
           </w:p>
           <w:p>
@@ -3711,19 +3754,19 @@
             <w:r>
               <w:rPr>
                 <w:rFonts w:ascii="Consolas" w:hAnsi="Consolas" w:eastAsia="Consolas"/>
-                <w:b w:val="0"/>
+                <w:b/>
                 <w:color w:val="5B6875"/>
                 <w:sz w:val="16"/>
               </w:rPr>
-              <w:t xml:space="preserve">   2  </w:t>
-            </w:r>
-            <w:r>
-              <w:rPr>
-                <w:rFonts w:ascii="Consolas" w:hAnsi="Consolas" w:eastAsia="Consolas"/>
-                <w:b w:val="0"/>
-                <w:sz w:val="16"/>
-              </w:rPr>
-              <w:t>from datetime import datetime, timezone</w:t>
+              <w:t xml:space="preserve"> [2]  </w:t>
+            </w:r>
+            <w:r>
+              <w:rPr>
+                <w:rFonts w:ascii="Consolas" w:hAnsi="Consolas" w:eastAsia="Consolas"/>
+                <w:b w:val="0"/>
+                <w:sz w:val="16"/>
+              </w:rPr>
+              <w:t xml:space="preserve">    run_record = spark.createDataFrame([{</w:t>
             </w:r>
           </w:p>
           <w:p>
@@ -3734,19 +3777,19 @@
             <w:r>
               <w:rPr>
                 <w:rFonts w:ascii="Consolas" w:hAnsi="Consolas" w:eastAsia="Consolas"/>
-                <w:b w:val="0"/>
+                <w:b/>
                 <w:color w:val="5B6875"/>
                 <w:sz w:val="16"/>
               </w:rPr>
-              <w:t xml:space="preserve">   3  </w:t>
-            </w:r>
-            <w:r>
-              <w:rPr>
-                <w:rFonts w:ascii="Consolas" w:hAnsi="Consolas" w:eastAsia="Consolas"/>
-                <w:b w:val="0"/>
-                <w:sz w:val="16"/>
-              </w:rPr>
-              <w:t xml:space="preserve"> </w:t>
+              <w:t xml:space="preserve"> [3]  </w:t>
+            </w:r>
+            <w:r>
+              <w:rPr>
+                <w:rFonts w:ascii="Consolas" w:hAnsi="Consolas" w:eastAsia="Consolas"/>
+                <w:b w:val="0"/>
+                <w:sz w:val="16"/>
+              </w:rPr>
+              <w:t xml:space="preserve">        "run_id": str(uuid.uuid4()),</w:t>
             </w:r>
           </w:p>
           <w:p>
@@ -3769,7 +3812,7 @@
                 <w:b w:val="0"/>
                 <w:sz w:val="16"/>
               </w:rPr>
-              <w:t>from pyspark.sql import DataFrame, SparkSession</w:t>
+              <w:t xml:space="preserve">        "pipeline_name": pipeline_name,</w:t>
             </w:r>
           </w:p>
           <w:p>
@@ -3792,7 +3835,7 @@
                 <w:b w:val="0"/>
                 <w:sz w:val="16"/>
               </w:rPr>
-              <w:t>from pyspark.sql import types as T</w:t>
+              <w:t xml:space="preserve">        "rows_processed": rows_processed,</w:t>
             </w:r>
           </w:p>
           <w:p>
@@ -3815,7 +3858,7 @@
                 <w:b w:val="0"/>
                 <w:sz w:val="16"/>
               </w:rPr>
-              <w:t xml:space="preserve"> </w:t>
+              <w:t xml:space="preserve">        "status": status,</w:t>
             </w:r>
           </w:p>
           <w:p>
@@ -3826,19 +3869,19 @@
             <w:r>
               <w:rPr>
                 <w:rFonts w:ascii="Consolas" w:hAnsi="Consolas" w:eastAsia="Consolas"/>
-                <w:b/>
+                <w:b w:val="0"/>
                 <w:color w:val="5B6875"/>
                 <w:sz w:val="16"/>
               </w:rPr>
-              <w:t xml:space="preserve"> [1]  </w:t>
-            </w:r>
-            <w:r>
-              <w:rPr>
-                <w:rFonts w:ascii="Consolas" w:hAnsi="Consolas" w:eastAsia="Consolas"/>
-                <w:b w:val="0"/>
-                <w:sz w:val="16"/>
-              </w:rPr>
-              <w:t>RUN_LOG_SCHEMA = T.StructType([</w:t>
+              <w:t xml:space="preserve">   7  </w:t>
+            </w:r>
+            <w:r>
+              <w:rPr>
+                <w:rFonts w:ascii="Consolas" w:hAnsi="Consolas" w:eastAsia="Consolas"/>
+                <w:b w:val="0"/>
+                <w:sz w:val="16"/>
+              </w:rPr>
+              <w:t xml:space="preserve">        "error_message": error_message,</w:t>
             </w:r>
           </w:p>
           <w:p>
@@ -3849,19 +3892,19 @@
             <w:r>
               <w:rPr>
                 <w:rFonts w:ascii="Consolas" w:hAnsi="Consolas" w:eastAsia="Consolas"/>
-                <w:b w:val="0"/>
+                <w:b/>
                 <w:color w:val="5B6875"/>
                 <w:sz w:val="16"/>
               </w:rPr>
-              <w:t xml:space="preserve">   8  </w:t>
-            </w:r>
-            <w:r>
-              <w:rPr>
-                <w:rFonts w:ascii="Consolas" w:hAnsi="Consolas" w:eastAsia="Consolas"/>
-                <w:b w:val="0"/>
-                <w:sz w:val="16"/>
-              </w:rPr>
-              <w:t xml:space="preserve">    T.StructField("run_id", T.StringType(), False),</w:t>
+              <w:t xml:space="preserve"> [4]  </w:t>
+            </w:r>
+            <w:r>
+              <w:rPr>
+                <w:rFonts w:ascii="Consolas" w:hAnsi="Consolas" w:eastAsia="Consolas"/>
+                <w:b w:val="0"/>
+                <w:sz w:val="16"/>
+              </w:rPr>
+              <w:t xml:space="preserve">        "run_timestamp": datetime.utcnow().isoformat(),</w:t>
             </w:r>
           </w:p>
           <w:p>
@@ -3884,7 +3927,7 @@
                 <w:b w:val="0"/>
                 <w:sz w:val="16"/>
               </w:rPr>
-              <w:t xml:space="preserve">    T.StructField("pipeline_name", T.StringType(), False),</w:t>
+              <w:t xml:space="preserve">    }])</w:t>
             </w:r>
           </w:p>
           <w:p>
@@ -3907,628 +3950,7 @@
                 <w:b w:val="0"/>
                 <w:sz w:val="16"/>
               </w:rPr>
-              <w:t xml:space="preserve">    T.StructField("wave_id", T.StringType(), True),</w:t>
-            </w:r>
-          </w:p>
-          <w:p>
-            <w:pPr>
-              <w:spacing w:before="0" w:after="0" w:line="240" w:lineRule="auto"/>
-              <w:ind w:left="567" w:hanging="567"/>
-            </w:pPr>
-            <w:r>
-              <w:rPr>
-                <w:rFonts w:ascii="Consolas" w:hAnsi="Consolas" w:eastAsia="Consolas"/>
-                <w:b w:val="0"/>
-                <w:color w:val="5B6875"/>
-                <w:sz w:val="16"/>
-              </w:rPr>
-              <w:t xml:space="preserve">  11  </w:t>
-            </w:r>
-            <w:r>
-              <w:rPr>
-                <w:rFonts w:ascii="Consolas" w:hAnsi="Consolas" w:eastAsia="Consolas"/>
-                <w:b w:val="0"/>
-                <w:sz w:val="16"/>
-              </w:rPr>
-              <w:t xml:space="preserve">    T.StructField("rows_processed", T.LongType(), False),</w:t>
-            </w:r>
-          </w:p>
-          <w:p>
-            <w:pPr>
-              <w:spacing w:before="0" w:after="0" w:line="240" w:lineRule="auto"/>
-              <w:ind w:left="567" w:hanging="567"/>
-            </w:pPr>
-            <w:r>
-              <w:rPr>
-                <w:rFonts w:ascii="Consolas" w:hAnsi="Consolas" w:eastAsia="Consolas"/>
-                <w:b w:val="0"/>
-                <w:color w:val="5B6875"/>
-                <w:sz w:val="16"/>
-              </w:rPr>
-              <w:t xml:space="preserve">  12  </w:t>
-            </w:r>
-            <w:r>
-              <w:rPr>
-                <w:rFonts w:ascii="Consolas" w:hAnsi="Consolas" w:eastAsia="Consolas"/>
-                <w:b w:val="0"/>
-                <w:sz w:val="16"/>
-              </w:rPr>
-              <w:t xml:space="preserve">    T.StructField("status", T.StringType(), False),</w:t>
-            </w:r>
-          </w:p>
-          <w:p>
-            <w:pPr>
-              <w:spacing w:before="0" w:after="0" w:line="240" w:lineRule="auto"/>
-              <w:ind w:left="567" w:hanging="567"/>
-            </w:pPr>
-            <w:r>
-              <w:rPr>
-                <w:rFonts w:ascii="Consolas" w:hAnsi="Consolas" w:eastAsia="Consolas"/>
-                <w:b/>
-                <w:color w:val="5B6875"/>
-                <w:sz w:val="16"/>
-              </w:rPr>
-              <w:t xml:space="preserve"> [2]  </w:t>
-            </w:r>
-            <w:r>
-              <w:rPr>
-                <w:rFonts w:ascii="Consolas" w:hAnsi="Consolas" w:eastAsia="Consolas"/>
-                <w:b w:val="0"/>
-                <w:sz w:val="16"/>
-              </w:rPr>
-              <w:t xml:space="preserve">    T.StructField("error_message", T.StringType(), True),</w:t>
-            </w:r>
-          </w:p>
-          <w:p>
-            <w:pPr>
-              <w:spacing w:before="0" w:after="0" w:line="240" w:lineRule="auto"/>
-              <w:ind w:left="567" w:hanging="567"/>
-            </w:pPr>
-            <w:r>
-              <w:rPr>
-                <w:rFonts w:ascii="Consolas" w:hAnsi="Consolas" w:eastAsia="Consolas"/>
-                <w:b w:val="0"/>
-                <w:color w:val="5B6875"/>
-                <w:sz w:val="16"/>
-              </w:rPr>
-              <w:t xml:space="preserve">  14  </w:t>
-            </w:r>
-            <w:r>
-              <w:rPr>
-                <w:rFonts w:ascii="Consolas" w:hAnsi="Consolas" w:eastAsia="Consolas"/>
-                <w:b w:val="0"/>
-                <w:sz w:val="16"/>
-              </w:rPr>
-              <w:t xml:space="preserve">    T.StructField("started_at", T.TimestampType(), False),</w:t>
-            </w:r>
-          </w:p>
-          <w:p>
-            <w:pPr>
-              <w:spacing w:before="0" w:after="0" w:line="240" w:lineRule="auto"/>
-              <w:ind w:left="567" w:hanging="567"/>
-            </w:pPr>
-            <w:r>
-              <w:rPr>
-                <w:rFonts w:ascii="Consolas" w:hAnsi="Consolas" w:eastAsia="Consolas"/>
-                <w:b w:val="0"/>
-                <w:color w:val="5B6875"/>
-                <w:sz w:val="16"/>
-              </w:rPr>
-              <w:t xml:space="preserve">  15  </w:t>
-            </w:r>
-            <w:r>
-              <w:rPr>
-                <w:rFonts w:ascii="Consolas" w:hAnsi="Consolas" w:eastAsia="Consolas"/>
-                <w:b w:val="0"/>
-                <w:sz w:val="16"/>
-              </w:rPr>
-              <w:t xml:space="preserve">    T.StructField("finished_at", T.TimestampType(), False),</w:t>
-            </w:r>
-          </w:p>
-          <w:p>
-            <w:pPr>
-              <w:spacing w:before="0" w:after="0" w:line="240" w:lineRule="auto"/>
-              <w:ind w:left="567" w:hanging="567"/>
-            </w:pPr>
-            <w:r>
-              <w:rPr>
-                <w:rFonts w:ascii="Consolas" w:hAnsi="Consolas" w:eastAsia="Consolas"/>
-                <w:b w:val="0"/>
-                <w:color w:val="5B6875"/>
-                <w:sz w:val="16"/>
-              </w:rPr>
-              <w:t xml:space="preserve">  16  </w:t>
-            </w:r>
-            <w:r>
-              <w:rPr>
-                <w:rFonts w:ascii="Consolas" w:hAnsi="Consolas" w:eastAsia="Consolas"/>
-                <w:b w:val="0"/>
-                <w:sz w:val="16"/>
-              </w:rPr>
-              <w:t>])</w:t>
-            </w:r>
-          </w:p>
-          <w:p>
-            <w:pPr>
-              <w:spacing w:before="0" w:after="0" w:line="240" w:lineRule="auto"/>
-              <w:ind w:left="567" w:hanging="567"/>
-            </w:pPr>
-            <w:r>
-              <w:rPr>
-                <w:rFonts w:ascii="Consolas" w:hAnsi="Consolas" w:eastAsia="Consolas"/>
-                <w:b w:val="0"/>
-                <w:color w:val="5B6875"/>
-                <w:sz w:val="16"/>
-              </w:rPr>
-              <w:t xml:space="preserve">  17  </w:t>
-            </w:r>
-            <w:r>
-              <w:rPr>
-                <w:rFonts w:ascii="Consolas" w:hAnsi="Consolas" w:eastAsia="Consolas"/>
-                <w:b w:val="0"/>
-                <w:sz w:val="16"/>
-              </w:rPr>
-              <w:t xml:space="preserve"> </w:t>
-            </w:r>
-          </w:p>
-          <w:p>
-            <w:pPr>
-              <w:spacing w:before="0" w:after="0" w:line="240" w:lineRule="auto"/>
-              <w:ind w:left="567" w:hanging="567"/>
-            </w:pPr>
-            <w:r>
-              <w:rPr>
-                <w:rFonts w:ascii="Consolas" w:hAnsi="Consolas" w:eastAsia="Consolas"/>
-                <w:b w:val="0"/>
-                <w:color w:val="5B6875"/>
-                <w:sz w:val="16"/>
-              </w:rPr>
-              <w:t xml:space="preserve">  18  </w:t>
-            </w:r>
-            <w:r>
-              <w:rPr>
-                <w:rFonts w:ascii="Consolas" w:hAnsi="Consolas" w:eastAsia="Consolas"/>
-                <w:b w:val="0"/>
-                <w:sz w:val="16"/>
-              </w:rPr>
-              <w:t xml:space="preserve"> </w:t>
-            </w:r>
-          </w:p>
-          <w:p>
-            <w:pPr>
-              <w:spacing w:before="0" w:after="0" w:line="240" w:lineRule="auto"/>
-              <w:ind w:left="567" w:hanging="567"/>
-            </w:pPr>
-            <w:r>
-              <w:rPr>
-                <w:rFonts w:ascii="Consolas" w:hAnsi="Consolas" w:eastAsia="Consolas"/>
-                <w:b w:val="0"/>
-                <w:color w:val="5B6875"/>
-                <w:sz w:val="16"/>
-              </w:rPr>
-              <w:t xml:space="preserve">  19  </w:t>
-            </w:r>
-            <w:r>
-              <w:rPr>
-                <w:rFonts w:ascii="Consolas" w:hAnsi="Consolas" w:eastAsia="Consolas"/>
-                <w:b w:val="0"/>
-                <w:sz w:val="16"/>
-              </w:rPr>
-              <w:t>def new_run_id() -&gt; str:</w:t>
-            </w:r>
-          </w:p>
-          <w:p>
-            <w:pPr>
-              <w:spacing w:before="0" w:after="0" w:line="240" w:lineRule="auto"/>
-              <w:ind w:left="567" w:hanging="567"/>
-            </w:pPr>
-            <w:r>
-              <w:rPr>
-                <w:rFonts w:ascii="Consolas" w:hAnsi="Consolas" w:eastAsia="Consolas"/>
-                <w:b w:val="0"/>
-                <w:color w:val="5B6875"/>
-                <w:sz w:val="16"/>
-              </w:rPr>
-              <w:t xml:space="preserve">  20  </w:t>
-            </w:r>
-            <w:r>
-              <w:rPr>
-                <w:rFonts w:ascii="Consolas" w:hAnsi="Consolas" w:eastAsia="Consolas"/>
-                <w:b w:val="0"/>
-                <w:sz w:val="16"/>
-              </w:rPr>
-              <w:t xml:space="preserve">    """A unique id shared by the log lines and the run log row of one run."""</w:t>
-            </w:r>
-          </w:p>
-          <w:p>
-            <w:pPr>
-              <w:spacing w:before="0" w:after="0" w:line="240" w:lineRule="auto"/>
-              <w:ind w:left="567" w:hanging="567"/>
-            </w:pPr>
-            <w:r>
-              <w:rPr>
-                <w:rFonts w:ascii="Consolas" w:hAnsi="Consolas" w:eastAsia="Consolas"/>
-                <w:b w:val="0"/>
-                <w:color w:val="5B6875"/>
-                <w:sz w:val="16"/>
-              </w:rPr>
-              <w:t xml:space="preserve">  21  </w:t>
-            </w:r>
-            <w:r>
-              <w:rPr>
-                <w:rFonts w:ascii="Consolas" w:hAnsi="Consolas" w:eastAsia="Consolas"/>
-                <w:b w:val="0"/>
-                <w:sz w:val="16"/>
-              </w:rPr>
-              <w:t xml:space="preserve">    return str(uuid.uuid4())</w:t>
-            </w:r>
-          </w:p>
-          <w:p>
-            <w:pPr>
-              <w:spacing w:before="0" w:after="0" w:line="240" w:lineRule="auto"/>
-              <w:ind w:left="567" w:hanging="567"/>
-            </w:pPr>
-            <w:r>
-              <w:rPr>
-                <w:rFonts w:ascii="Consolas" w:hAnsi="Consolas" w:eastAsia="Consolas"/>
-                <w:b w:val="0"/>
-                <w:color w:val="5B6875"/>
-                <w:sz w:val="16"/>
-              </w:rPr>
-              <w:t xml:space="preserve">  22  </w:t>
-            </w:r>
-            <w:r>
-              <w:rPr>
-                <w:rFonts w:ascii="Consolas" w:hAnsi="Consolas" w:eastAsia="Consolas"/>
-                <w:b w:val="0"/>
-                <w:sz w:val="16"/>
-              </w:rPr>
-              <w:t xml:space="preserve"> </w:t>
-            </w:r>
-          </w:p>
-          <w:p>
-            <w:pPr>
-              <w:spacing w:before="0" w:after="0" w:line="240" w:lineRule="auto"/>
-              <w:ind w:left="567" w:hanging="567"/>
-            </w:pPr>
-            <w:r>
-              <w:rPr>
-                <w:rFonts w:ascii="Consolas" w:hAnsi="Consolas" w:eastAsia="Consolas"/>
-                <w:b w:val="0"/>
-                <w:color w:val="5B6875"/>
-                <w:sz w:val="16"/>
-              </w:rPr>
-              <w:t xml:space="preserve">  23  </w:t>
-            </w:r>
-            <w:r>
-              <w:rPr>
-                <w:rFonts w:ascii="Consolas" w:hAnsi="Consolas" w:eastAsia="Consolas"/>
-                <w:b w:val="0"/>
-                <w:sz w:val="16"/>
-              </w:rPr>
-              <w:t xml:space="preserve"> </w:t>
-            </w:r>
-          </w:p>
-          <w:p>
-            <w:pPr>
-              <w:spacing w:before="0" w:after="0" w:line="240" w:lineRule="auto"/>
-              <w:ind w:left="567" w:hanging="567"/>
-            </w:pPr>
-            <w:r>
-              <w:rPr>
-                <w:rFonts w:ascii="Consolas" w:hAnsi="Consolas" w:eastAsia="Consolas"/>
-                <w:b w:val="0"/>
-                <w:color w:val="5B6875"/>
-                <w:sz w:val="16"/>
-              </w:rPr>
-              <w:t xml:space="preserve">  24  </w:t>
-            </w:r>
-            <w:r>
-              <w:rPr>
-                <w:rFonts w:ascii="Consolas" w:hAnsi="Consolas" w:eastAsia="Consolas"/>
-                <w:b w:val="0"/>
-                <w:sz w:val="16"/>
-              </w:rPr>
-              <w:t>def run_record(</w:t>
-            </w:r>
-          </w:p>
-          <w:p>
-            <w:pPr>
-              <w:spacing w:before="0" w:after="0" w:line="240" w:lineRule="auto"/>
-              <w:ind w:left="567" w:hanging="567"/>
-            </w:pPr>
-            <w:r>
-              <w:rPr>
-                <w:rFonts w:ascii="Consolas" w:hAnsi="Consolas" w:eastAsia="Consolas"/>
-                <w:b w:val="0"/>
-                <w:color w:val="5B6875"/>
-                <w:sz w:val="16"/>
-              </w:rPr>
-              <w:t xml:space="preserve">  25  </w:t>
-            </w:r>
-            <w:r>
-              <w:rPr>
-                <w:rFonts w:ascii="Consolas" w:hAnsi="Consolas" w:eastAsia="Consolas"/>
-                <w:b w:val="0"/>
-                <w:sz w:val="16"/>
-              </w:rPr>
-              <w:t xml:space="preserve">    spark: SparkSession,</w:t>
-            </w:r>
-          </w:p>
-          <w:p>
-            <w:pPr>
-              <w:spacing w:before="0" w:after="0" w:line="240" w:lineRule="auto"/>
-              <w:ind w:left="567" w:hanging="567"/>
-            </w:pPr>
-            <w:r>
-              <w:rPr>
-                <w:rFonts w:ascii="Consolas" w:hAnsi="Consolas" w:eastAsia="Consolas"/>
-                <w:b w:val="0"/>
-                <w:color w:val="5B6875"/>
-                <w:sz w:val="16"/>
-              </w:rPr>
-              <w:t xml:space="preserve">  26  </w:t>
-            </w:r>
-            <w:r>
-              <w:rPr>
-                <w:rFonts w:ascii="Consolas" w:hAnsi="Consolas" w:eastAsia="Consolas"/>
-                <w:b w:val="0"/>
-                <w:sz w:val="16"/>
-              </w:rPr>
-              <w:t xml:space="preserve">    run_id: str,</w:t>
-            </w:r>
-          </w:p>
-          <w:p>
-            <w:pPr>
-              <w:spacing w:before="0" w:after="0" w:line="240" w:lineRule="auto"/>
-              <w:ind w:left="567" w:hanging="567"/>
-            </w:pPr>
-            <w:r>
-              <w:rPr>
-                <w:rFonts w:ascii="Consolas" w:hAnsi="Consolas" w:eastAsia="Consolas"/>
-                <w:b w:val="0"/>
-                <w:color w:val="5B6875"/>
-                <w:sz w:val="16"/>
-              </w:rPr>
-              <w:t xml:space="preserve">  27  </w:t>
-            </w:r>
-            <w:r>
-              <w:rPr>
-                <w:rFonts w:ascii="Consolas" w:hAnsi="Consolas" w:eastAsia="Consolas"/>
-                <w:b w:val="0"/>
-                <w:sz w:val="16"/>
-              </w:rPr>
-              <w:t xml:space="preserve">    pipeline_name: str,</w:t>
-            </w:r>
-          </w:p>
-          <w:p>
-            <w:pPr>
-              <w:spacing w:before="0" w:after="0" w:line="240" w:lineRule="auto"/>
-              <w:ind w:left="567" w:hanging="567"/>
-            </w:pPr>
-            <w:r>
-              <w:rPr>
-                <w:rFonts w:ascii="Consolas" w:hAnsi="Consolas" w:eastAsia="Consolas"/>
-                <w:b w:val="0"/>
-                <w:color w:val="5B6875"/>
-                <w:sz w:val="16"/>
-              </w:rPr>
-              <w:t xml:space="preserve">  28  </w:t>
-            </w:r>
-            <w:r>
-              <w:rPr>
-                <w:rFonts w:ascii="Consolas" w:hAnsi="Consolas" w:eastAsia="Consolas"/>
-                <w:b w:val="0"/>
-                <w:sz w:val="16"/>
-              </w:rPr>
-              <w:t xml:space="preserve">    wave_id: str | None,</w:t>
-            </w:r>
-          </w:p>
-          <w:p>
-            <w:pPr>
-              <w:spacing w:before="0" w:after="0" w:line="240" w:lineRule="auto"/>
-              <w:ind w:left="567" w:hanging="567"/>
-            </w:pPr>
-            <w:r>
-              <w:rPr>
-                <w:rFonts w:ascii="Consolas" w:hAnsi="Consolas" w:eastAsia="Consolas"/>
-                <w:b w:val="0"/>
-                <w:color w:val="5B6875"/>
-                <w:sz w:val="16"/>
-              </w:rPr>
-              <w:t xml:space="preserve">  29  </w:t>
-            </w:r>
-            <w:r>
-              <w:rPr>
-                <w:rFonts w:ascii="Consolas" w:hAnsi="Consolas" w:eastAsia="Consolas"/>
-                <w:b w:val="0"/>
-                <w:sz w:val="16"/>
-              </w:rPr>
-              <w:t xml:space="preserve">    rows_processed: int,</w:t>
-            </w:r>
-          </w:p>
-          <w:p>
-            <w:pPr>
-              <w:spacing w:before="0" w:after="0" w:line="240" w:lineRule="auto"/>
-              <w:ind w:left="567" w:hanging="567"/>
-            </w:pPr>
-            <w:r>
-              <w:rPr>
-                <w:rFonts w:ascii="Consolas" w:hAnsi="Consolas" w:eastAsia="Consolas"/>
-                <w:b w:val="0"/>
-                <w:color w:val="5B6875"/>
-                <w:sz w:val="16"/>
-              </w:rPr>
-              <w:t xml:space="preserve">  30  </w:t>
-            </w:r>
-            <w:r>
-              <w:rPr>
-                <w:rFonts w:ascii="Consolas" w:hAnsi="Consolas" w:eastAsia="Consolas"/>
-                <w:b w:val="0"/>
-                <w:sz w:val="16"/>
-              </w:rPr>
-              <w:t xml:space="preserve">    status: str,</w:t>
-            </w:r>
-          </w:p>
-          <w:p>
-            <w:pPr>
-              <w:spacing w:before="0" w:after="0" w:line="240" w:lineRule="auto"/>
-              <w:ind w:left="567" w:hanging="567"/>
-            </w:pPr>
-            <w:r>
-              <w:rPr>
-                <w:rFonts w:ascii="Consolas" w:hAnsi="Consolas" w:eastAsia="Consolas"/>
-                <w:b w:val="0"/>
-                <w:color w:val="5B6875"/>
-                <w:sz w:val="16"/>
-              </w:rPr>
-              <w:t xml:space="preserve">  31  </w:t>
-            </w:r>
-            <w:r>
-              <w:rPr>
-                <w:rFonts w:ascii="Consolas" w:hAnsi="Consolas" w:eastAsia="Consolas"/>
-                <w:b w:val="0"/>
-                <w:sz w:val="16"/>
-              </w:rPr>
-              <w:t xml:space="preserve">    started_at: datetime,</w:t>
-            </w:r>
-          </w:p>
-          <w:p>
-            <w:pPr>
-              <w:spacing w:before="0" w:after="0" w:line="240" w:lineRule="auto"/>
-              <w:ind w:left="567" w:hanging="567"/>
-            </w:pPr>
-            <w:r>
-              <w:rPr>
-                <w:rFonts w:ascii="Consolas" w:hAnsi="Consolas" w:eastAsia="Consolas"/>
-                <w:b w:val="0"/>
-                <w:color w:val="5B6875"/>
-                <w:sz w:val="16"/>
-              </w:rPr>
-              <w:t xml:space="preserve">  32  </w:t>
-            </w:r>
-            <w:r>
-              <w:rPr>
-                <w:rFonts w:ascii="Consolas" w:hAnsi="Consolas" w:eastAsia="Consolas"/>
-                <w:b w:val="0"/>
-                <w:sz w:val="16"/>
-              </w:rPr>
-              <w:t xml:space="preserve">    error_message: str | None = None,</w:t>
-            </w:r>
-          </w:p>
-          <w:p>
-            <w:pPr>
-              <w:spacing w:before="0" w:after="0" w:line="240" w:lineRule="auto"/>
-              <w:ind w:left="567" w:hanging="567"/>
-            </w:pPr>
-            <w:r>
-              <w:rPr>
-                <w:rFonts w:ascii="Consolas" w:hAnsi="Consolas" w:eastAsia="Consolas"/>
-                <w:b w:val="0"/>
-                <w:color w:val="5B6875"/>
-                <w:sz w:val="16"/>
-              </w:rPr>
-              <w:t xml:space="preserve">  33  </w:t>
-            </w:r>
-            <w:r>
-              <w:rPr>
-                <w:rFonts w:ascii="Consolas" w:hAnsi="Consolas" w:eastAsia="Consolas"/>
-                <w:b w:val="0"/>
-                <w:sz w:val="16"/>
-              </w:rPr>
-              <w:t>) -&gt; DataFrame:</w:t>
-            </w:r>
-          </w:p>
-          <w:p>
-            <w:pPr>
-              <w:spacing w:before="0" w:after="0" w:line="240" w:lineRule="auto"/>
-              <w:ind w:left="567" w:hanging="567"/>
-            </w:pPr>
-            <w:r>
-              <w:rPr>
-                <w:rFonts w:ascii="Consolas" w:hAnsi="Consolas" w:eastAsia="Consolas"/>
-                <w:b w:val="0"/>
-                <w:color w:val="5B6875"/>
-                <w:sz w:val="16"/>
-              </w:rPr>
-              <w:t xml:space="preserve">  34  </w:t>
-            </w:r>
-            <w:r>
-              <w:rPr>
-                <w:rFonts w:ascii="Consolas" w:hAnsi="Consolas" w:eastAsia="Consolas"/>
-                <w:b w:val="0"/>
-                <w:sz w:val="16"/>
-              </w:rPr>
-              <w:t xml:space="preserve">    """One run log row, typed by RUN_LOG_SCHEMA."""</w:t>
-            </w:r>
-          </w:p>
-          <w:p>
-            <w:pPr>
-              <w:spacing w:before="0" w:after="0" w:line="240" w:lineRule="auto"/>
-              <w:ind w:left="567" w:hanging="567"/>
-            </w:pPr>
-            <w:r>
-              <w:rPr>
-                <w:rFonts w:ascii="Consolas" w:hAnsi="Consolas" w:eastAsia="Consolas"/>
-                <w:b/>
-                <w:color w:val="5B6875"/>
-                <w:sz w:val="16"/>
-              </w:rPr>
-              <w:t xml:space="preserve"> [3]  </w:t>
-            </w:r>
-            <w:r>
-              <w:rPr>
-                <w:rFonts w:ascii="Consolas" w:hAnsi="Consolas" w:eastAsia="Consolas"/>
-                <w:b w:val="0"/>
-                <w:sz w:val="16"/>
-              </w:rPr>
-              <w:t xml:space="preserve">    finished_at = datetime.now(timezone.utc)</w:t>
-            </w:r>
-          </w:p>
-          <w:p>
-            <w:pPr>
-              <w:spacing w:before="0" w:after="0" w:line="240" w:lineRule="auto"/>
-              <w:ind w:left="567" w:hanging="567"/>
-            </w:pPr>
-            <w:r>
-              <w:rPr>
-                <w:rFonts w:ascii="Consolas" w:hAnsi="Consolas" w:eastAsia="Consolas"/>
-                <w:b w:val="0"/>
-                <w:color w:val="5B6875"/>
-                <w:sz w:val="16"/>
-              </w:rPr>
-              <w:t xml:space="preserve">  36  </w:t>
-            </w:r>
-            <w:r>
-              <w:rPr>
-                <w:rFonts w:ascii="Consolas" w:hAnsi="Consolas" w:eastAsia="Consolas"/>
-                <w:b w:val="0"/>
-                <w:sz w:val="16"/>
-              </w:rPr>
-              <w:t xml:space="preserve">    row = (run_id, pipeline_name, wave_id, rows_processed, status, error_message, started_at, finished_at)</w:t>
-            </w:r>
-          </w:p>
-          <w:p>
-            <w:pPr>
-              <w:spacing w:before="0" w:after="0" w:line="240" w:lineRule="auto"/>
-              <w:ind w:left="567" w:hanging="567"/>
-            </w:pPr>
-            <w:r>
-              <w:rPr>
-                <w:rFonts w:ascii="Consolas" w:hAnsi="Consolas" w:eastAsia="Consolas"/>
-                <w:b/>
-                <w:color w:val="5B6875"/>
-                <w:sz w:val="16"/>
-              </w:rPr>
-              <w:t xml:space="preserve"> [4]  </w:t>
-            </w:r>
-            <w:r>
-              <w:rPr>
-                <w:rFonts w:ascii="Consolas" w:hAnsi="Consolas" w:eastAsia="Consolas"/>
-                <w:b w:val="0"/>
-                <w:sz w:val="16"/>
-              </w:rPr>
-              <w:t xml:space="preserve">    return spark.createDataFrame([row], RUN_LOG_SCHEMA)</w:t>
+              <w:t xml:space="preserve">    run_record.write.format("delta").mode("append").saveAsTable("research_governance.pipeline_run_log")</w:t>
             </w:r>
           </w:p>
         </w:tc>
@@ -4542,14 +3964,14 @@
         <w:rPr>
           <w:b/>
         </w:rPr>
-        <w:t xml:space="preserve">Line 7. </w:t>
-      </w:r>
-      <w:r>
-        <w:rPr>
-          <w:b w:val="0"/>
-          <w:i w:val="0"/>
-        </w:rPr>
-        <w:t>The schema is declared once. Nothing is inferred.</w:t>
+        <w:t xml:space="preserve">Line 1. </w:t>
+      </w:r>
+      <w:r>
+        <w:rPr>
+          <w:b w:val="0"/>
+          <w:i w:val="0"/>
+        </w:rPr>
+        <w:t>Claims a string, defaults to None (defect 7).</w:t>
       </w:r>
     </w:p>
     <w:p>
@@ -4560,14 +3982,14 @@
         <w:rPr>
           <w:b/>
         </w:rPr>
-        <w:t xml:space="preserve">Line 13. </w:t>
-      </w:r>
-      <w:r>
-        <w:rPr>
-          <w:b w:val="0"/>
-          <w:i w:val="0"/>
-        </w:rPr>
-        <w:t>Nullable string: None is fine, because the type is declared.</w:t>
+        <w:t xml:space="preserve">Line 2. </w:t>
+      </w:r>
+      <w:r>
+        <w:rPr>
+          <w:b w:val="0"/>
+          <w:i w:val="0"/>
+        </w:rPr>
+        <w:t>Types inferred from one dict. An all-None column raises CANNOT_DETERMINE_TYPE.</w:t>
       </w:r>
     </w:p>
     <w:p>
@@ -4578,14 +4000,14 @@
         <w:rPr>
           <w:b/>
         </w:rPr>
-        <w:t xml:space="preserve">Line 35. </w:t>
-      </w:r>
-      <w:r>
-        <w:rPr>
-          <w:b w:val="0"/>
-          <w:i w:val="0"/>
-        </w:rPr>
-        <w:t>Timezone-aware UTC, stored as a real TIMESTAMP.</w:t>
+        <w:t xml:space="preserve">Line 3. </w:t>
+      </w:r>
+      <w:r>
+        <w:rPr>
+          <w:b w:val="0"/>
+          <w:i w:val="0"/>
+        </w:rPr>
+        <w:t>uuid is never imported: NameError (defect 1).</w:t>
       </w:r>
     </w:p>
     <w:p>
@@ -4596,23 +4018,14 @@
         <w:rPr>
           <w:b/>
         </w:rPr>
-        <w:t xml:space="preserve">Line 37. </w:t>
-      </w:r>
-      <w:r>
-        <w:rPr>
-          <w:b w:val="0"/>
-          <w:i w:val="0"/>
-        </w:rPr>
-        <w:t>A wrong type, such as "12" for rows_processed, fails here with a clear message.</w:t>
-      </w:r>
-    </w:p>
-    <w:p>
-      <w:r>
-        <w:rPr>
-          <w:b w:val="0"/>
-          <w:i w:val="0"/>
-        </w:rPr>
-        <w:t>The strong record builds on every run, success or failure, and its types never depend on the values in one row.</w:t>
+        <w:t xml:space="preserve">Line 8. </w:t>
+      </w:r>
+      <w:r>
+        <w:rPr>
+          <w:b w:val="0"/>
+          <w:i w:val="0"/>
+        </w:rPr>
+        <w:t>datetime not imported, utcnow deprecated (defect 6), and the timestamp stored as a string.</w:t>
       </w:r>
     </w:p>
     <w:p>
@@ -4620,214 +4033,7 @@
         <w:pStyle w:val="Heading4"/>
       </w:pPr>
       <w:r>
-        <w:t>Recap card</w:t>
-      </w:r>
-    </w:p>
-    <w:p>
-      <w:pPr>
-        <w:pStyle w:val="ListBullet"/>
-      </w:pPr>
-      <w:r>
-        <w:rPr>
-          <w:b/>
-          <w:i w:val="0"/>
-        </w:rPr>
-        <w:t>Why does the reference log_pipeline_run fail on success?</w:t>
-      </w:r>
-      <w:r>
-        <w:rPr>
-          <w:b w:val="0"/>
-          <w:i w:val="0"/>
-        </w:rPr>
-        <w:t xml:space="preserve"> error_message=None is inferred with no type: CANNOT_DETERMINE_TYPE. Declare a StructType.</w:t>
-      </w:r>
-    </w:p>
-    <w:p>
-      <w:pPr>
-        <w:pStyle w:val="ListBullet"/>
-      </w:pPr>
-      <w:r>
-        <w:rPr>
-          <w:b/>
-          <w:i w:val="0"/>
-        </w:rPr>
-        <w:t>UTC timestamp in modern Python</w:t>
-      </w:r>
-      <w:r>
-        <w:rPr>
-          <w:b w:val="0"/>
-          <w:i w:val="0"/>
-        </w:rPr>
-        <w:t xml:space="preserve"> datetime.now(timezone.utc). utcnow() is deprecated from 3.12 and naive.</w:t>
-      </w:r>
-    </w:p>
-    <w:p>
-      <w:pPr>
-        <w:pStyle w:val="ListBullet"/>
-      </w:pPr>
-      <w:r>
-        <w:rPr>
-          <w:b/>
-          <w:i w:val="0"/>
-        </w:rPr>
-        <w:t>Which ruff rule catches the missing uuid import?</w:t>
-      </w:r>
-      <w:r>
-        <w:rPr>
-          <w:b w:val="0"/>
-          <w:i w:val="0"/>
-        </w:rPr>
-        <w:t xml:space="preserve"> F821, undefined name.</w:t>
-      </w:r>
-    </w:p>
-    <w:p>
-      <w:pPr>
-        <w:pStyle w:val="ListBullet"/>
-      </w:pPr>
-      <w:r>
-        <w:rPr>
-          <w:b/>
-          <w:i w:val="0"/>
-        </w:rPr>
-        <w:t>Where do you write the run record so failures are logged too?</w:t>
-      </w:r>
-      <w:r>
-        <w:rPr>
-          <w:b w:val="0"/>
-          <w:i w:val="0"/>
-        </w:rPr>
-        <w:t xml:space="preserve"> In a finally block, after setting status in try and except.</w:t>
-      </w:r>
-    </w:p>
-    <w:p>
-      <w:pPr>
-        <w:pStyle w:val="Heading4"/>
-      </w:pPr>
-      <w:r>
-        <w:t>Practice</w:t>
-      </w:r>
-    </w:p>
-    <w:p>
-      <w:pPr>
-        <w:pStyle w:val="Heading5"/>
-      </w:pPr>
-      <w:r>
-        <w:t>Exercise 1. Multiple choice (level 1)</w:t>
-      </w:r>
-    </w:p>
-    <w:p>
-      <w:r>
-        <w:rPr>
-          <w:rFonts w:ascii="Consolas" w:hAnsi="Consolas" w:eastAsia="Consolas"/>
-          <w:b w:val="0"/>
-          <w:sz w:val="19"/>
-        </w:rPr>
-        <w:t>spark.createDataFrame([{"run_id": "r1", "error_message": None}])</w:t>
-      </w:r>
-      <w:r>
-        <w:rPr>
-          <w:b w:val="0"/>
-          <w:i w:val="0"/>
-        </w:rPr>
-        <w:t xml:space="preserve"> runs on PySpark 4.0. What happens?</w:t>
-      </w:r>
-    </w:p>
-    <w:p>
-      <w:pPr>
-        <w:pStyle w:val="ListBullet"/>
-      </w:pPr>
-      <w:r>
-        <w:rPr>
-          <w:b w:val="0"/>
-          <w:i w:val="0"/>
-        </w:rPr>
-        <w:t>a) error_message becomes a STRING column holding NULL.</w:t>
-      </w:r>
-    </w:p>
-    <w:p>
-      <w:pPr>
-        <w:pStyle w:val="ListBullet"/>
-      </w:pPr>
-      <w:r>
-        <w:rPr>
-          <w:b w:val="0"/>
-          <w:i w:val="0"/>
-        </w:rPr>
-        <w:t>b) It fails with CANNOT_DETERMINE_TYPE.</w:t>
-      </w:r>
-    </w:p>
-    <w:p>
-      <w:pPr>
-        <w:pStyle w:val="ListBullet"/>
-      </w:pPr>
-      <w:r>
-        <w:rPr>
-          <w:b w:val="0"/>
-          <w:i w:val="0"/>
-        </w:rPr>
-        <w:t>c) error_message is dropped from the DataFrame.</w:t>
-      </w:r>
-    </w:p>
-    <w:p>
-      <w:pPr>
-        <w:pStyle w:val="ListBullet"/>
-      </w:pPr>
-      <w:r>
-        <w:rPr>
-          <w:b w:val="0"/>
-          <w:i w:val="0"/>
-        </w:rPr>
-        <w:t>d) error_message becomes a NULL-typed column that Delta accepts.</w:t>
-      </w:r>
-    </w:p>
-    <w:p>
-      <w:r>
-        <w:rPr>
-          <w:b/>
-          <w:i w:val="0"/>
-        </w:rPr>
-        <w:t>Why?</w:t>
-      </w:r>
-    </w:p>
-    <w:p>
-      <w:pPr>
-        <w:pStyle w:val="ListBullet"/>
-      </w:pPr>
-      <w:r>
-        <w:rPr>
-          <w:b w:val="0"/>
-          <w:i w:val="0"/>
-        </w:rPr>
-        <w:t>r1) Spark infers each column's type from the data, and a column holding only None gives it nothing to infer from.</w:t>
-      </w:r>
-    </w:p>
-    <w:p>
-      <w:pPr>
-        <w:pStyle w:val="ListBullet"/>
-      </w:pPr>
-      <w:r>
-        <w:rPr>
-          <w:b w:val="0"/>
-          <w:i w:val="0"/>
-        </w:rPr>
-        <w:t>r2) Spark never allows None in a DataFrame.</w:t>
-      </w:r>
-    </w:p>
-    <w:p>
-      <w:pPr>
-        <w:pStyle w:val="Heading5"/>
-      </w:pPr>
-      <w:r>
-        <w:t>Exercise 2. Fill the gap (level 2)</w:t>
-      </w:r>
-    </w:p>
-    <w:p>
-      <w:r>
-        <w:rPr>
-          <w:b w:val="0"/>
-          <w:i w:val="0"/>
-        </w:rPr>
-        <w:t>Complete the imports and the timestamp so the record code runs on Python 3.12 without deprecation warnings.</w:t>
+        <w:t>Worked example: strong code</w:t>
       </w:r>
     </w:p>
     <w:tbl>
@@ -4865,7 +4071,7 @@
                 <w:b w:val="0"/>
                 <w:sz w:val="16"/>
               </w:rPr>
-              <w:t>import _____(1)</w:t>
+              <w:t>import uuid</w:t>
             </w:r>
           </w:p>
           <w:p>
@@ -4888,7 +4094,7 @@
                 <w:b w:val="0"/>
                 <w:sz w:val="16"/>
               </w:rPr>
-              <w:t>from datetime import datetime, _____(2)</w:t>
+              <w:t>from datetime import datetime, timezone</w:t>
             </w:r>
           </w:p>
           <w:p>
@@ -4934,7 +4140,7 @@
                 <w:b w:val="0"/>
                 <w:sz w:val="16"/>
               </w:rPr>
-              <w:t>run_id = str(uuid.uuid4())</w:t>
+              <w:t>from pyspark.sql import DataFrame, SparkSession</w:t>
             </w:r>
           </w:p>
           <w:p>
@@ -4957,28 +4163,1042 @@
                 <w:b w:val="0"/>
                 <w:sz w:val="16"/>
               </w:rPr>
-              <w:t>started_at = datetime._____(3)(timezone.utc)</w:t>
+              <w:t>from pyspark.sql import types as T</w:t>
+            </w:r>
+          </w:p>
+          <w:p>
+            <w:pPr>
+              <w:spacing w:before="0" w:after="0" w:line="240" w:lineRule="auto"/>
+              <w:ind w:left="567" w:hanging="567"/>
+            </w:pPr>
+            <w:r>
+              <w:rPr>
+                <w:rFonts w:ascii="Consolas" w:hAnsi="Consolas" w:eastAsia="Consolas"/>
+                <w:b w:val="0"/>
+                <w:color w:val="5B6875"/>
+                <w:sz w:val="16"/>
+              </w:rPr>
+              <w:t xml:space="preserve">   6  </w:t>
+            </w:r>
+            <w:r>
+              <w:rPr>
+                <w:rFonts w:ascii="Consolas" w:hAnsi="Consolas" w:eastAsia="Consolas"/>
+                <w:b w:val="0"/>
+                <w:sz w:val="16"/>
+              </w:rPr>
+              <w:t xml:space="preserve"> </w:t>
+            </w:r>
+          </w:p>
+          <w:p>
+            <w:pPr>
+              <w:spacing w:before="0" w:after="0" w:line="240" w:lineRule="auto"/>
+              <w:ind w:left="567" w:hanging="567"/>
+            </w:pPr>
+            <w:r>
+              <w:rPr>
+                <w:rFonts w:ascii="Consolas" w:hAnsi="Consolas" w:eastAsia="Consolas"/>
+                <w:b/>
+                <w:color w:val="5B6875"/>
+                <w:sz w:val="16"/>
+              </w:rPr>
+              <w:t xml:space="preserve"> [1]  </w:t>
+            </w:r>
+            <w:r>
+              <w:rPr>
+                <w:rFonts w:ascii="Consolas" w:hAnsi="Consolas" w:eastAsia="Consolas"/>
+                <w:b w:val="0"/>
+                <w:sz w:val="16"/>
+              </w:rPr>
+              <w:t>RUN_LOG_SCHEMA = T.StructType([</w:t>
+            </w:r>
+          </w:p>
+          <w:p>
+            <w:pPr>
+              <w:spacing w:before="0" w:after="0" w:line="240" w:lineRule="auto"/>
+              <w:ind w:left="567" w:hanging="567"/>
+            </w:pPr>
+            <w:r>
+              <w:rPr>
+                <w:rFonts w:ascii="Consolas" w:hAnsi="Consolas" w:eastAsia="Consolas"/>
+                <w:b w:val="0"/>
+                <w:color w:val="5B6875"/>
+                <w:sz w:val="16"/>
+              </w:rPr>
+              <w:t xml:space="preserve">   8  </w:t>
+            </w:r>
+            <w:r>
+              <w:rPr>
+                <w:rFonts w:ascii="Consolas" w:hAnsi="Consolas" w:eastAsia="Consolas"/>
+                <w:b w:val="0"/>
+                <w:sz w:val="16"/>
+              </w:rPr>
+              <w:t xml:space="preserve">    T.StructField("run_id", T.StringType(), False),</w:t>
+            </w:r>
+          </w:p>
+          <w:p>
+            <w:pPr>
+              <w:spacing w:before="0" w:after="0" w:line="240" w:lineRule="auto"/>
+              <w:ind w:left="567" w:hanging="567"/>
+            </w:pPr>
+            <w:r>
+              <w:rPr>
+                <w:rFonts w:ascii="Consolas" w:hAnsi="Consolas" w:eastAsia="Consolas"/>
+                <w:b w:val="0"/>
+                <w:color w:val="5B6875"/>
+                <w:sz w:val="16"/>
+              </w:rPr>
+              <w:t xml:space="preserve">   9  </w:t>
+            </w:r>
+            <w:r>
+              <w:rPr>
+                <w:rFonts w:ascii="Consolas" w:hAnsi="Consolas" w:eastAsia="Consolas"/>
+                <w:b w:val="0"/>
+                <w:sz w:val="16"/>
+              </w:rPr>
+              <w:t xml:space="preserve">    T.StructField("pipeline_name", T.StringType(), False),</w:t>
+            </w:r>
+          </w:p>
+          <w:p>
+            <w:pPr>
+              <w:spacing w:before="0" w:after="0" w:line="240" w:lineRule="auto"/>
+              <w:ind w:left="567" w:hanging="567"/>
+            </w:pPr>
+            <w:r>
+              <w:rPr>
+                <w:rFonts w:ascii="Consolas" w:hAnsi="Consolas" w:eastAsia="Consolas"/>
+                <w:b w:val="0"/>
+                <w:color w:val="5B6875"/>
+                <w:sz w:val="16"/>
+              </w:rPr>
+              <w:t xml:space="preserve">  10  </w:t>
+            </w:r>
+            <w:r>
+              <w:rPr>
+                <w:rFonts w:ascii="Consolas" w:hAnsi="Consolas" w:eastAsia="Consolas"/>
+                <w:b w:val="0"/>
+                <w:sz w:val="16"/>
+              </w:rPr>
+              <w:t xml:space="preserve">    T.StructField("wave_id", T.StringType(), True),</w:t>
+            </w:r>
+          </w:p>
+          <w:p>
+            <w:pPr>
+              <w:spacing w:before="0" w:after="0" w:line="240" w:lineRule="auto"/>
+              <w:ind w:left="567" w:hanging="567"/>
+            </w:pPr>
+            <w:r>
+              <w:rPr>
+                <w:rFonts w:ascii="Consolas" w:hAnsi="Consolas" w:eastAsia="Consolas"/>
+                <w:b w:val="0"/>
+                <w:color w:val="5B6875"/>
+                <w:sz w:val="16"/>
+              </w:rPr>
+              <w:t xml:space="preserve">  11  </w:t>
+            </w:r>
+            <w:r>
+              <w:rPr>
+                <w:rFonts w:ascii="Consolas" w:hAnsi="Consolas" w:eastAsia="Consolas"/>
+                <w:b w:val="0"/>
+                <w:sz w:val="16"/>
+              </w:rPr>
+              <w:t xml:space="preserve">    T.StructField("rows_processed", T.LongType(), False),</w:t>
+            </w:r>
+          </w:p>
+          <w:p>
+            <w:pPr>
+              <w:spacing w:before="0" w:after="0" w:line="240" w:lineRule="auto"/>
+              <w:ind w:left="567" w:hanging="567"/>
+            </w:pPr>
+            <w:r>
+              <w:rPr>
+                <w:rFonts w:ascii="Consolas" w:hAnsi="Consolas" w:eastAsia="Consolas"/>
+                <w:b w:val="0"/>
+                <w:color w:val="5B6875"/>
+                <w:sz w:val="16"/>
+              </w:rPr>
+              <w:t xml:space="preserve">  12  </w:t>
+            </w:r>
+            <w:r>
+              <w:rPr>
+                <w:rFonts w:ascii="Consolas" w:hAnsi="Consolas" w:eastAsia="Consolas"/>
+                <w:b w:val="0"/>
+                <w:sz w:val="16"/>
+              </w:rPr>
+              <w:t xml:space="preserve">    T.StructField("status", T.StringType(), False),</w:t>
+            </w:r>
+          </w:p>
+          <w:p>
+            <w:pPr>
+              <w:spacing w:before="0" w:after="0" w:line="240" w:lineRule="auto"/>
+              <w:ind w:left="567" w:hanging="567"/>
+            </w:pPr>
+            <w:r>
+              <w:rPr>
+                <w:rFonts w:ascii="Consolas" w:hAnsi="Consolas" w:eastAsia="Consolas"/>
+                <w:b/>
+                <w:color w:val="5B6875"/>
+                <w:sz w:val="16"/>
+              </w:rPr>
+              <w:t xml:space="preserve"> [2]  </w:t>
+            </w:r>
+            <w:r>
+              <w:rPr>
+                <w:rFonts w:ascii="Consolas" w:hAnsi="Consolas" w:eastAsia="Consolas"/>
+                <w:b w:val="0"/>
+                <w:sz w:val="16"/>
+              </w:rPr>
+              <w:t xml:space="preserve">    T.StructField("error_message", T.StringType(), True),</w:t>
+            </w:r>
+          </w:p>
+          <w:p>
+            <w:pPr>
+              <w:spacing w:before="0" w:after="0" w:line="240" w:lineRule="auto"/>
+              <w:ind w:left="567" w:hanging="567"/>
+            </w:pPr>
+            <w:r>
+              <w:rPr>
+                <w:rFonts w:ascii="Consolas" w:hAnsi="Consolas" w:eastAsia="Consolas"/>
+                <w:b w:val="0"/>
+                <w:color w:val="5B6875"/>
+                <w:sz w:val="16"/>
+              </w:rPr>
+              <w:t xml:space="preserve">  14  </w:t>
+            </w:r>
+            <w:r>
+              <w:rPr>
+                <w:rFonts w:ascii="Consolas" w:hAnsi="Consolas" w:eastAsia="Consolas"/>
+                <w:b w:val="0"/>
+                <w:sz w:val="16"/>
+              </w:rPr>
+              <w:t xml:space="preserve">    T.StructField("started_at", T.TimestampType(), False),</w:t>
+            </w:r>
+          </w:p>
+          <w:p>
+            <w:pPr>
+              <w:spacing w:before="0" w:after="0" w:line="240" w:lineRule="auto"/>
+              <w:ind w:left="567" w:hanging="567"/>
+            </w:pPr>
+            <w:r>
+              <w:rPr>
+                <w:rFonts w:ascii="Consolas" w:hAnsi="Consolas" w:eastAsia="Consolas"/>
+                <w:b w:val="0"/>
+                <w:color w:val="5B6875"/>
+                <w:sz w:val="16"/>
+              </w:rPr>
+              <w:t xml:space="preserve">  15  </w:t>
+            </w:r>
+            <w:r>
+              <w:rPr>
+                <w:rFonts w:ascii="Consolas" w:hAnsi="Consolas" w:eastAsia="Consolas"/>
+                <w:b w:val="0"/>
+                <w:sz w:val="16"/>
+              </w:rPr>
+              <w:t xml:space="preserve">    T.StructField("finished_at", T.TimestampType(), False),</w:t>
+            </w:r>
+          </w:p>
+          <w:p>
+            <w:pPr>
+              <w:spacing w:before="0" w:after="0" w:line="240" w:lineRule="auto"/>
+              <w:ind w:left="567" w:hanging="567"/>
+            </w:pPr>
+            <w:r>
+              <w:rPr>
+                <w:rFonts w:ascii="Consolas" w:hAnsi="Consolas" w:eastAsia="Consolas"/>
+                <w:b w:val="0"/>
+                <w:color w:val="5B6875"/>
+                <w:sz w:val="16"/>
+              </w:rPr>
+              <w:t xml:space="preserve">  16  </w:t>
+            </w:r>
+            <w:r>
+              <w:rPr>
+                <w:rFonts w:ascii="Consolas" w:hAnsi="Consolas" w:eastAsia="Consolas"/>
+                <w:b w:val="0"/>
+                <w:sz w:val="16"/>
+              </w:rPr>
+              <w:t>])</w:t>
+            </w:r>
+          </w:p>
+          <w:p>
+            <w:pPr>
+              <w:spacing w:before="0" w:after="0" w:line="240" w:lineRule="auto"/>
+              <w:ind w:left="567" w:hanging="567"/>
+            </w:pPr>
+            <w:r>
+              <w:rPr>
+                <w:rFonts w:ascii="Consolas" w:hAnsi="Consolas" w:eastAsia="Consolas"/>
+                <w:b w:val="0"/>
+                <w:color w:val="5B6875"/>
+                <w:sz w:val="16"/>
+              </w:rPr>
+              <w:t xml:space="preserve">  17  </w:t>
+            </w:r>
+            <w:r>
+              <w:rPr>
+                <w:rFonts w:ascii="Consolas" w:hAnsi="Consolas" w:eastAsia="Consolas"/>
+                <w:b w:val="0"/>
+                <w:sz w:val="16"/>
+              </w:rPr>
+              <w:t xml:space="preserve"> </w:t>
+            </w:r>
+          </w:p>
+          <w:p>
+            <w:pPr>
+              <w:spacing w:before="0" w:after="0" w:line="240" w:lineRule="auto"/>
+              <w:ind w:left="567" w:hanging="567"/>
+            </w:pPr>
+            <w:r>
+              <w:rPr>
+                <w:rFonts w:ascii="Consolas" w:hAnsi="Consolas" w:eastAsia="Consolas"/>
+                <w:b w:val="0"/>
+                <w:color w:val="5B6875"/>
+                <w:sz w:val="16"/>
+              </w:rPr>
+              <w:t xml:space="preserve">  18  </w:t>
+            </w:r>
+            <w:r>
+              <w:rPr>
+                <w:rFonts w:ascii="Consolas" w:hAnsi="Consolas" w:eastAsia="Consolas"/>
+                <w:b w:val="0"/>
+                <w:sz w:val="16"/>
+              </w:rPr>
+              <w:t xml:space="preserve"> </w:t>
+            </w:r>
+          </w:p>
+          <w:p>
+            <w:pPr>
+              <w:spacing w:before="0" w:after="0" w:line="240" w:lineRule="auto"/>
+              <w:ind w:left="567" w:hanging="567"/>
+            </w:pPr>
+            <w:r>
+              <w:rPr>
+                <w:rFonts w:ascii="Consolas" w:hAnsi="Consolas" w:eastAsia="Consolas"/>
+                <w:b w:val="0"/>
+                <w:color w:val="5B6875"/>
+                <w:sz w:val="16"/>
+              </w:rPr>
+              <w:t xml:space="preserve">  19  </w:t>
+            </w:r>
+            <w:r>
+              <w:rPr>
+                <w:rFonts w:ascii="Consolas" w:hAnsi="Consolas" w:eastAsia="Consolas"/>
+                <w:b w:val="0"/>
+                <w:sz w:val="16"/>
+              </w:rPr>
+              <w:t>def new_run_id() -&gt; str:</w:t>
+            </w:r>
+          </w:p>
+          <w:p>
+            <w:pPr>
+              <w:spacing w:before="0" w:after="0" w:line="240" w:lineRule="auto"/>
+              <w:ind w:left="567" w:hanging="567"/>
+            </w:pPr>
+            <w:r>
+              <w:rPr>
+                <w:rFonts w:ascii="Consolas" w:hAnsi="Consolas" w:eastAsia="Consolas"/>
+                <w:b w:val="0"/>
+                <w:color w:val="5B6875"/>
+                <w:sz w:val="16"/>
+              </w:rPr>
+              <w:t xml:space="preserve">  20  </w:t>
+            </w:r>
+            <w:r>
+              <w:rPr>
+                <w:rFonts w:ascii="Consolas" w:hAnsi="Consolas" w:eastAsia="Consolas"/>
+                <w:b w:val="0"/>
+                <w:sz w:val="16"/>
+              </w:rPr>
+              <w:t xml:space="preserve">    """A unique id shared by the log lines and the run log row of one run."""</w:t>
+            </w:r>
+          </w:p>
+          <w:p>
+            <w:pPr>
+              <w:spacing w:before="0" w:after="0" w:line="240" w:lineRule="auto"/>
+              <w:ind w:left="567" w:hanging="567"/>
+            </w:pPr>
+            <w:r>
+              <w:rPr>
+                <w:rFonts w:ascii="Consolas" w:hAnsi="Consolas" w:eastAsia="Consolas"/>
+                <w:b w:val="0"/>
+                <w:color w:val="5B6875"/>
+                <w:sz w:val="16"/>
+              </w:rPr>
+              <w:t xml:space="preserve">  21  </w:t>
+            </w:r>
+            <w:r>
+              <w:rPr>
+                <w:rFonts w:ascii="Consolas" w:hAnsi="Consolas" w:eastAsia="Consolas"/>
+                <w:b w:val="0"/>
+                <w:sz w:val="16"/>
+              </w:rPr>
+              <w:t xml:space="preserve">    return str(uuid.uuid4())</w:t>
+            </w:r>
+          </w:p>
+          <w:p>
+            <w:pPr>
+              <w:spacing w:before="0" w:after="0" w:line="240" w:lineRule="auto"/>
+              <w:ind w:left="567" w:hanging="567"/>
+            </w:pPr>
+            <w:r>
+              <w:rPr>
+                <w:rFonts w:ascii="Consolas" w:hAnsi="Consolas" w:eastAsia="Consolas"/>
+                <w:b w:val="0"/>
+                <w:color w:val="5B6875"/>
+                <w:sz w:val="16"/>
+              </w:rPr>
+              <w:t xml:space="preserve">  22  </w:t>
+            </w:r>
+            <w:r>
+              <w:rPr>
+                <w:rFonts w:ascii="Consolas" w:hAnsi="Consolas" w:eastAsia="Consolas"/>
+                <w:b w:val="0"/>
+                <w:sz w:val="16"/>
+              </w:rPr>
+              <w:t xml:space="preserve"> </w:t>
+            </w:r>
+          </w:p>
+          <w:p>
+            <w:pPr>
+              <w:spacing w:before="0" w:after="0" w:line="240" w:lineRule="auto"/>
+              <w:ind w:left="567" w:hanging="567"/>
+            </w:pPr>
+            <w:r>
+              <w:rPr>
+                <w:rFonts w:ascii="Consolas" w:hAnsi="Consolas" w:eastAsia="Consolas"/>
+                <w:b w:val="0"/>
+                <w:color w:val="5B6875"/>
+                <w:sz w:val="16"/>
+              </w:rPr>
+              <w:t xml:space="preserve">  23  </w:t>
+            </w:r>
+            <w:r>
+              <w:rPr>
+                <w:rFonts w:ascii="Consolas" w:hAnsi="Consolas" w:eastAsia="Consolas"/>
+                <w:b w:val="0"/>
+                <w:sz w:val="16"/>
+              </w:rPr>
+              <w:t xml:space="preserve"> </w:t>
+            </w:r>
+          </w:p>
+          <w:p>
+            <w:pPr>
+              <w:spacing w:before="0" w:after="0" w:line="240" w:lineRule="auto"/>
+              <w:ind w:left="567" w:hanging="567"/>
+            </w:pPr>
+            <w:r>
+              <w:rPr>
+                <w:rFonts w:ascii="Consolas" w:hAnsi="Consolas" w:eastAsia="Consolas"/>
+                <w:b w:val="0"/>
+                <w:color w:val="5B6875"/>
+                <w:sz w:val="16"/>
+              </w:rPr>
+              <w:t xml:space="preserve">  24  </w:t>
+            </w:r>
+            <w:r>
+              <w:rPr>
+                <w:rFonts w:ascii="Consolas" w:hAnsi="Consolas" w:eastAsia="Consolas"/>
+                <w:b w:val="0"/>
+                <w:sz w:val="16"/>
+              </w:rPr>
+              <w:t>def run_record(</w:t>
+            </w:r>
+          </w:p>
+          <w:p>
+            <w:pPr>
+              <w:spacing w:before="0" w:after="0" w:line="240" w:lineRule="auto"/>
+              <w:ind w:left="567" w:hanging="567"/>
+            </w:pPr>
+            <w:r>
+              <w:rPr>
+                <w:rFonts w:ascii="Consolas" w:hAnsi="Consolas" w:eastAsia="Consolas"/>
+                <w:b w:val="0"/>
+                <w:color w:val="5B6875"/>
+                <w:sz w:val="16"/>
+              </w:rPr>
+              <w:t xml:space="preserve">  25  </w:t>
+            </w:r>
+            <w:r>
+              <w:rPr>
+                <w:rFonts w:ascii="Consolas" w:hAnsi="Consolas" w:eastAsia="Consolas"/>
+                <w:b w:val="0"/>
+                <w:sz w:val="16"/>
+              </w:rPr>
+              <w:t xml:space="preserve">    spark: SparkSession,</w:t>
+            </w:r>
+          </w:p>
+          <w:p>
+            <w:pPr>
+              <w:spacing w:before="0" w:after="0" w:line="240" w:lineRule="auto"/>
+              <w:ind w:left="567" w:hanging="567"/>
+            </w:pPr>
+            <w:r>
+              <w:rPr>
+                <w:rFonts w:ascii="Consolas" w:hAnsi="Consolas" w:eastAsia="Consolas"/>
+                <w:b w:val="0"/>
+                <w:color w:val="5B6875"/>
+                <w:sz w:val="16"/>
+              </w:rPr>
+              <w:t xml:space="preserve">  26  </w:t>
+            </w:r>
+            <w:r>
+              <w:rPr>
+                <w:rFonts w:ascii="Consolas" w:hAnsi="Consolas" w:eastAsia="Consolas"/>
+                <w:b w:val="0"/>
+                <w:sz w:val="16"/>
+              </w:rPr>
+              <w:t xml:space="preserve">    run_id: str,</w:t>
+            </w:r>
+          </w:p>
+          <w:p>
+            <w:pPr>
+              <w:spacing w:before="0" w:after="0" w:line="240" w:lineRule="auto"/>
+              <w:ind w:left="567" w:hanging="567"/>
+            </w:pPr>
+            <w:r>
+              <w:rPr>
+                <w:rFonts w:ascii="Consolas" w:hAnsi="Consolas" w:eastAsia="Consolas"/>
+                <w:b w:val="0"/>
+                <w:color w:val="5B6875"/>
+                <w:sz w:val="16"/>
+              </w:rPr>
+              <w:t xml:space="preserve">  27  </w:t>
+            </w:r>
+            <w:r>
+              <w:rPr>
+                <w:rFonts w:ascii="Consolas" w:hAnsi="Consolas" w:eastAsia="Consolas"/>
+                <w:b w:val="0"/>
+                <w:sz w:val="16"/>
+              </w:rPr>
+              <w:t xml:space="preserve">    pipeline_name: str,</w:t>
+            </w:r>
+          </w:p>
+          <w:p>
+            <w:pPr>
+              <w:spacing w:before="0" w:after="0" w:line="240" w:lineRule="auto"/>
+              <w:ind w:left="567" w:hanging="567"/>
+            </w:pPr>
+            <w:r>
+              <w:rPr>
+                <w:rFonts w:ascii="Consolas" w:hAnsi="Consolas" w:eastAsia="Consolas"/>
+                <w:b w:val="0"/>
+                <w:color w:val="5B6875"/>
+                <w:sz w:val="16"/>
+              </w:rPr>
+              <w:t xml:space="preserve">  28  </w:t>
+            </w:r>
+            <w:r>
+              <w:rPr>
+                <w:rFonts w:ascii="Consolas" w:hAnsi="Consolas" w:eastAsia="Consolas"/>
+                <w:b w:val="0"/>
+                <w:sz w:val="16"/>
+              </w:rPr>
+              <w:t xml:space="preserve">    wave_id: str | None,</w:t>
+            </w:r>
+          </w:p>
+          <w:p>
+            <w:pPr>
+              <w:spacing w:before="0" w:after="0" w:line="240" w:lineRule="auto"/>
+              <w:ind w:left="567" w:hanging="567"/>
+            </w:pPr>
+            <w:r>
+              <w:rPr>
+                <w:rFonts w:ascii="Consolas" w:hAnsi="Consolas" w:eastAsia="Consolas"/>
+                <w:b w:val="0"/>
+                <w:color w:val="5B6875"/>
+                <w:sz w:val="16"/>
+              </w:rPr>
+              <w:t xml:space="preserve">  29  </w:t>
+            </w:r>
+            <w:r>
+              <w:rPr>
+                <w:rFonts w:ascii="Consolas" w:hAnsi="Consolas" w:eastAsia="Consolas"/>
+                <w:b w:val="0"/>
+                <w:sz w:val="16"/>
+              </w:rPr>
+              <w:t xml:space="preserve">    rows_processed: int,</w:t>
+            </w:r>
+          </w:p>
+          <w:p>
+            <w:pPr>
+              <w:spacing w:before="0" w:after="0" w:line="240" w:lineRule="auto"/>
+              <w:ind w:left="567" w:hanging="567"/>
+            </w:pPr>
+            <w:r>
+              <w:rPr>
+                <w:rFonts w:ascii="Consolas" w:hAnsi="Consolas" w:eastAsia="Consolas"/>
+                <w:b w:val="0"/>
+                <w:color w:val="5B6875"/>
+                <w:sz w:val="16"/>
+              </w:rPr>
+              <w:t xml:space="preserve">  30  </w:t>
+            </w:r>
+            <w:r>
+              <w:rPr>
+                <w:rFonts w:ascii="Consolas" w:hAnsi="Consolas" w:eastAsia="Consolas"/>
+                <w:b w:val="0"/>
+                <w:sz w:val="16"/>
+              </w:rPr>
+              <w:t xml:space="preserve">    status: str,</w:t>
+            </w:r>
+          </w:p>
+          <w:p>
+            <w:pPr>
+              <w:spacing w:before="0" w:after="0" w:line="240" w:lineRule="auto"/>
+              <w:ind w:left="567" w:hanging="567"/>
+            </w:pPr>
+            <w:r>
+              <w:rPr>
+                <w:rFonts w:ascii="Consolas" w:hAnsi="Consolas" w:eastAsia="Consolas"/>
+                <w:b w:val="0"/>
+                <w:color w:val="5B6875"/>
+                <w:sz w:val="16"/>
+              </w:rPr>
+              <w:t xml:space="preserve">  31  </w:t>
+            </w:r>
+            <w:r>
+              <w:rPr>
+                <w:rFonts w:ascii="Consolas" w:hAnsi="Consolas" w:eastAsia="Consolas"/>
+                <w:b w:val="0"/>
+                <w:sz w:val="16"/>
+              </w:rPr>
+              <w:t xml:space="preserve">    started_at: datetime,</w:t>
+            </w:r>
+          </w:p>
+          <w:p>
+            <w:pPr>
+              <w:spacing w:before="0" w:after="0" w:line="240" w:lineRule="auto"/>
+              <w:ind w:left="567" w:hanging="567"/>
+            </w:pPr>
+            <w:r>
+              <w:rPr>
+                <w:rFonts w:ascii="Consolas" w:hAnsi="Consolas" w:eastAsia="Consolas"/>
+                <w:b w:val="0"/>
+                <w:color w:val="5B6875"/>
+                <w:sz w:val="16"/>
+              </w:rPr>
+              <w:t xml:space="preserve">  32  </w:t>
+            </w:r>
+            <w:r>
+              <w:rPr>
+                <w:rFonts w:ascii="Consolas" w:hAnsi="Consolas" w:eastAsia="Consolas"/>
+                <w:b w:val="0"/>
+                <w:sz w:val="16"/>
+              </w:rPr>
+              <w:t xml:space="preserve">    error_message: str | None = None,</w:t>
+            </w:r>
+          </w:p>
+          <w:p>
+            <w:pPr>
+              <w:spacing w:before="0" w:after="0" w:line="240" w:lineRule="auto"/>
+              <w:ind w:left="567" w:hanging="567"/>
+            </w:pPr>
+            <w:r>
+              <w:rPr>
+                <w:rFonts w:ascii="Consolas" w:hAnsi="Consolas" w:eastAsia="Consolas"/>
+                <w:b w:val="0"/>
+                <w:color w:val="5B6875"/>
+                <w:sz w:val="16"/>
+              </w:rPr>
+              <w:t xml:space="preserve">  33  </w:t>
+            </w:r>
+            <w:r>
+              <w:rPr>
+                <w:rFonts w:ascii="Consolas" w:hAnsi="Consolas" w:eastAsia="Consolas"/>
+                <w:b w:val="0"/>
+                <w:sz w:val="16"/>
+              </w:rPr>
+              <w:t>) -&gt; DataFrame:</w:t>
+            </w:r>
+          </w:p>
+          <w:p>
+            <w:pPr>
+              <w:spacing w:before="0" w:after="0" w:line="240" w:lineRule="auto"/>
+              <w:ind w:left="567" w:hanging="567"/>
+            </w:pPr>
+            <w:r>
+              <w:rPr>
+                <w:rFonts w:ascii="Consolas" w:hAnsi="Consolas" w:eastAsia="Consolas"/>
+                <w:b w:val="0"/>
+                <w:color w:val="5B6875"/>
+                <w:sz w:val="16"/>
+              </w:rPr>
+              <w:t xml:space="preserve">  34  </w:t>
+            </w:r>
+            <w:r>
+              <w:rPr>
+                <w:rFonts w:ascii="Consolas" w:hAnsi="Consolas" w:eastAsia="Consolas"/>
+                <w:b w:val="0"/>
+                <w:sz w:val="16"/>
+              </w:rPr>
+              <w:t xml:space="preserve">    """One run log row, typed by RUN_LOG_SCHEMA."""</w:t>
+            </w:r>
+          </w:p>
+          <w:p>
+            <w:pPr>
+              <w:spacing w:before="0" w:after="0" w:line="240" w:lineRule="auto"/>
+              <w:ind w:left="567" w:hanging="567"/>
+            </w:pPr>
+            <w:r>
+              <w:rPr>
+                <w:rFonts w:ascii="Consolas" w:hAnsi="Consolas" w:eastAsia="Consolas"/>
+                <w:b/>
+                <w:color w:val="5B6875"/>
+                <w:sz w:val="16"/>
+              </w:rPr>
+              <w:t xml:space="preserve"> [3]  </w:t>
+            </w:r>
+            <w:r>
+              <w:rPr>
+                <w:rFonts w:ascii="Consolas" w:hAnsi="Consolas" w:eastAsia="Consolas"/>
+                <w:b w:val="0"/>
+                <w:sz w:val="16"/>
+              </w:rPr>
+              <w:t xml:space="preserve">    finished_at = datetime.now(timezone.utc)</w:t>
+            </w:r>
+          </w:p>
+          <w:p>
+            <w:pPr>
+              <w:spacing w:before="0" w:after="0" w:line="240" w:lineRule="auto"/>
+              <w:ind w:left="567" w:hanging="567"/>
+            </w:pPr>
+            <w:r>
+              <w:rPr>
+                <w:rFonts w:ascii="Consolas" w:hAnsi="Consolas" w:eastAsia="Consolas"/>
+                <w:b w:val="0"/>
+                <w:color w:val="5B6875"/>
+                <w:sz w:val="16"/>
+              </w:rPr>
+              <w:t xml:space="preserve">  36  </w:t>
+            </w:r>
+            <w:r>
+              <w:rPr>
+                <w:rFonts w:ascii="Consolas" w:hAnsi="Consolas" w:eastAsia="Consolas"/>
+                <w:b w:val="0"/>
+                <w:sz w:val="16"/>
+              </w:rPr>
+              <w:t xml:space="preserve">    row = (run_id, pipeline_name, wave_id, rows_processed, status, error_message, started_at, finished_at)</w:t>
+            </w:r>
+          </w:p>
+          <w:p>
+            <w:pPr>
+              <w:spacing w:before="0" w:after="0" w:line="240" w:lineRule="auto"/>
+              <w:ind w:left="567" w:hanging="567"/>
+            </w:pPr>
+            <w:r>
+              <w:rPr>
+                <w:rFonts w:ascii="Consolas" w:hAnsi="Consolas" w:eastAsia="Consolas"/>
+                <w:b/>
+                <w:color w:val="5B6875"/>
+                <w:sz w:val="16"/>
+              </w:rPr>
+              <w:t xml:space="preserve"> [4]  </w:t>
+            </w:r>
+            <w:r>
+              <w:rPr>
+                <w:rFonts w:ascii="Consolas" w:hAnsi="Consolas" w:eastAsia="Consolas"/>
+                <w:b w:val="0"/>
+                <w:sz w:val="16"/>
+              </w:rPr>
+              <w:t xml:space="preserve">    return spark.createDataFrame([row], RUN_LOG_SCHEMA)</w:t>
             </w:r>
           </w:p>
         </w:tc>
       </w:tr>
     </w:tbl>
-    <w:p/>
+    <w:p>
+      <w:pPr>
+        <w:pStyle w:val="ListNumber"/>
+      </w:pPr>
+      <w:r>
+        <w:rPr>
+          <w:b/>
+        </w:rPr>
+        <w:t xml:space="preserve">Line 7. </w:t>
+      </w:r>
+      <w:r>
+        <w:rPr>
+          <w:b w:val="0"/>
+          <w:i w:val="0"/>
+        </w:rPr>
+        <w:t>The schema is declared once. Nothing is inferred.</w:t>
+      </w:r>
+    </w:p>
+    <w:p>
+      <w:pPr>
+        <w:pStyle w:val="ListNumber"/>
+      </w:pPr>
+      <w:r>
+        <w:rPr>
+          <w:b/>
+        </w:rPr>
+        <w:t xml:space="preserve">Line 13. </w:t>
+      </w:r>
+      <w:r>
+        <w:rPr>
+          <w:b w:val="0"/>
+          <w:i w:val="0"/>
+        </w:rPr>
+        <w:t>Nullable string: None is fine, because the type is declared.</w:t>
+      </w:r>
+    </w:p>
+    <w:p>
+      <w:pPr>
+        <w:pStyle w:val="ListNumber"/>
+      </w:pPr>
+      <w:r>
+        <w:rPr>
+          <w:b/>
+        </w:rPr>
+        <w:t xml:space="preserve">Line 35. </w:t>
+      </w:r>
+      <w:r>
+        <w:rPr>
+          <w:b w:val="0"/>
+          <w:i w:val="0"/>
+        </w:rPr>
+        <w:t>Timezone-aware UTC, stored as a real TIMESTAMP.</w:t>
+      </w:r>
+    </w:p>
+    <w:p>
+      <w:pPr>
+        <w:pStyle w:val="ListNumber"/>
+      </w:pPr>
+      <w:r>
+        <w:rPr>
+          <w:b/>
+        </w:rPr>
+        <w:t xml:space="preserve">Line 37. </w:t>
+      </w:r>
+      <w:r>
+        <w:rPr>
+          <w:b w:val="0"/>
+          <w:i w:val="0"/>
+        </w:rPr>
+        <w:t>A wrong type, such as "12" for rows_processed, fails here with a clear message.</w:t>
+      </w:r>
+    </w:p>
+    <w:p>
+      <w:r>
+        <w:rPr>
+          <w:b w:val="0"/>
+          <w:i w:val="0"/>
+        </w:rPr>
+        <w:t>The strong record builds on every run, success or failure, and its types never depend on the values in one row.</w:t>
+      </w:r>
+    </w:p>
+    <w:p>
+      <w:pPr>
+        <w:pStyle w:val="Heading4"/>
+      </w:pPr>
+      <w:r>
+        <w:t>Recap card</w:t>
+      </w:r>
+    </w:p>
+    <w:p>
+      <w:pPr>
+        <w:pStyle w:val="ListBullet"/>
+      </w:pPr>
+      <w:r>
+        <w:rPr>
+          <w:b/>
+          <w:i w:val="0"/>
+        </w:rPr>
+        <w:t>Why does the reference log_pipeline_run fail on success?</w:t>
+      </w:r>
+      <w:r>
+        <w:rPr>
+          <w:b w:val="0"/>
+          <w:i w:val="0"/>
+        </w:rPr>
+        <w:t xml:space="preserve"> error_message=None is inferred with no type: CANNOT_DETERMINE_TYPE. Declare a StructType.</w:t>
+      </w:r>
+    </w:p>
+    <w:p>
+      <w:pPr>
+        <w:pStyle w:val="ListBullet"/>
+      </w:pPr>
+      <w:r>
+        <w:rPr>
+          <w:b/>
+          <w:i w:val="0"/>
+        </w:rPr>
+        <w:t>UTC timestamp in modern Python</w:t>
+      </w:r>
+      <w:r>
+        <w:rPr>
+          <w:b w:val="0"/>
+          <w:i w:val="0"/>
+        </w:rPr>
+        <w:t xml:space="preserve"> datetime.now(timezone.utc). utcnow() is deprecated from 3.12 and naive.</w:t>
+      </w:r>
+    </w:p>
+    <w:p>
+      <w:pPr>
+        <w:pStyle w:val="ListBullet"/>
+      </w:pPr>
+      <w:r>
+        <w:rPr>
+          <w:b/>
+          <w:i w:val="0"/>
+        </w:rPr>
+        <w:t>Which ruff rule catches the missing uuid import?</w:t>
+      </w:r>
+      <w:r>
+        <w:rPr>
+          <w:b w:val="0"/>
+          <w:i w:val="0"/>
+        </w:rPr>
+        <w:t xml:space="preserve"> F821, undefined name.</w:t>
+      </w:r>
+    </w:p>
+    <w:p>
+      <w:pPr>
+        <w:pStyle w:val="ListBullet"/>
+      </w:pPr>
+      <w:r>
+        <w:rPr>
+          <w:b/>
+          <w:i w:val="0"/>
+        </w:rPr>
+        <w:t>Where do you write the run record so failures are logged too?</w:t>
+      </w:r>
+      <w:r>
+        <w:rPr>
+          <w:b w:val="0"/>
+          <w:i w:val="0"/>
+        </w:rPr>
+        <w:t xml:space="preserve"> In a finally block, after setting status in try and except.</w:t>
+      </w:r>
+    </w:p>
+    <w:p>
+      <w:pPr>
+        <w:pStyle w:val="Heading4"/>
+      </w:pPr>
+      <w:r>
+        <w:t>Practice</w:t>
+      </w:r>
+    </w:p>
     <w:p>
       <w:pPr>
         <w:pStyle w:val="Heading5"/>
       </w:pPr>
       <w:r>
-        <w:t>Exercise 3. Spot the bug (level 3)</w:t>
+        <w:t>Exercise 1. Multiple choice (level 1)</w:t>
       </w:r>
     </w:p>
     <w:p>
       <w:r>
         <w:rPr>
-          <w:b w:val="0"/>
-          <w:i w:val="0"/>
-        </w:rPr>
-        <w:t>This builds a run log row. It fails on every successful run. Tap the line, then fix the function so it declares its schema.</w:t>
+          <w:rFonts w:ascii="Consolas" w:hAnsi="Consolas" w:eastAsia="Consolas"/>
+          <w:b w:val="0"/>
+          <w:sz w:val="19"/>
+        </w:rPr>
+        <w:t>spark.createDataFrame([{"run_id": "r1", "error_message": None}])</w:t>
+      </w:r>
+      <w:r>
+        <w:rPr>
+          <w:b w:val="0"/>
+          <w:i w:val="0"/>
+        </w:rPr>
+        <w:t xml:space="preserve"> runs on PySpark 4.0. What happens?</w:t>
+      </w:r>
+    </w:p>
+    <w:p>
+      <w:pPr>
+        <w:pStyle w:val="ListBullet"/>
+      </w:pPr>
+      <w:r>
+        <w:rPr>
+          <w:b w:val="0"/>
+          <w:i w:val="0"/>
+        </w:rPr>
+        <w:t>a) error_message becomes a STRING column holding NULL.</w:t>
+      </w:r>
+    </w:p>
+    <w:p>
+      <w:pPr>
+        <w:pStyle w:val="ListBullet"/>
+      </w:pPr>
+      <w:r>
+        <w:rPr>
+          <w:b w:val="0"/>
+          <w:i w:val="0"/>
+        </w:rPr>
+        <w:t>b) It fails with CANNOT_DETERMINE_TYPE.</w:t>
+      </w:r>
+    </w:p>
+    <w:p>
+      <w:pPr>
+        <w:pStyle w:val="ListBullet"/>
+      </w:pPr>
+      <w:r>
+        <w:rPr>
+          <w:b w:val="0"/>
+          <w:i w:val="0"/>
+        </w:rPr>
+        <w:t>c) error_message is dropped from the DataFrame.</w:t>
+      </w:r>
+    </w:p>
+    <w:p>
+      <w:pPr>
+        <w:pStyle w:val="ListBullet"/>
+      </w:pPr>
+      <w:r>
+        <w:rPr>
+          <w:b w:val="0"/>
+          <w:i w:val="0"/>
+        </w:rPr>
+        <w:t>d) error_message becomes a NULL-typed column that Delta accepts.</w:t>
+      </w:r>
+    </w:p>
+    <w:p>
+      <w:r>
+        <w:rPr>
+          <w:b/>
+          <w:i w:val="0"/>
+        </w:rPr>
+        <w:t>Why?</w:t>
+      </w:r>
+    </w:p>
+    <w:p>
+      <w:pPr>
+        <w:pStyle w:val="ListBullet"/>
+      </w:pPr>
+      <w:r>
+        <w:rPr>
+          <w:b w:val="0"/>
+          <w:i w:val="0"/>
+        </w:rPr>
+        <w:t>r1) Spark infers each column's type from the data, and a column holding only None gives it nothing to infer from.</w:t>
+      </w:r>
+    </w:p>
+    <w:p>
+      <w:pPr>
+        <w:pStyle w:val="ListBullet"/>
+      </w:pPr>
+      <w:r>
+        <w:rPr>
+          <w:b w:val="0"/>
+          <w:i w:val="0"/>
+        </w:rPr>
+        <w:t>r2) Spark never allows None in a DataFrame.</w:t>
+      </w:r>
+    </w:p>
+    <w:p>
+      <w:pPr>
+        <w:pStyle w:val="Heading5"/>
+      </w:pPr>
+      <w:r>
+        <w:t>Exercise 2. Fill the gap (level 2)</w:t>
+      </w:r>
+    </w:p>
+    <w:p>
+      <w:r>
+        <w:rPr>
+          <w:b w:val="0"/>
+          <w:i w:val="0"/>
+        </w:rPr>
+        <w:t>Complete the imports and the timestamp so the record code runs on Python 3.12 without deprecation warnings.</w:t>
       </w:r>
     </w:p>
     <w:tbl>
@@ -5016,7 +5236,7 @@
                 <w:b w:val="0"/>
                 <w:sz w:val="16"/>
               </w:rPr>
-              <w:t>def run_record(spark: SparkSession, run_id: str, rows: int, status: str, error_message: str | None) -&gt; DataFrame:</w:t>
+              <w:t>import _____(1)</w:t>
             </w:r>
           </w:p>
           <w:p>
@@ -5039,7 +5259,7 @@
                 <w:b w:val="0"/>
                 <w:sz w:val="16"/>
               </w:rPr>
-              <w:t xml:space="preserve">    """One run log row."""</w:t>
+              <w:t>from datetime import datetime, _____(2)</w:t>
             </w:r>
           </w:p>
           <w:p>
@@ -5062,7 +5282,7 @@
                 <w:b w:val="0"/>
                 <w:sz w:val="16"/>
               </w:rPr>
-              <w:t xml:space="preserve">    return spark.createDataFrame([{</w:t>
+              <w:t xml:space="preserve"> </w:t>
             </w:r>
           </w:p>
           <w:p>
@@ -5085,7 +5305,7 @@
                 <w:b w:val="0"/>
                 <w:sz w:val="16"/>
               </w:rPr>
-              <w:t xml:space="preserve">        "run_id": run_id,</w:t>
+              <w:t>run_id = str(uuid.uuid4())</w:t>
             </w:r>
           </w:p>
           <w:p>
@@ -5108,76 +5328,7 @@
                 <w:b w:val="0"/>
                 <w:sz w:val="16"/>
               </w:rPr>
-              <w:t xml:space="preserve">        "rows_processed": rows,</w:t>
-            </w:r>
-          </w:p>
-          <w:p>
-            <w:pPr>
-              <w:spacing w:before="0" w:after="0" w:line="240" w:lineRule="auto"/>
-              <w:ind w:left="567" w:hanging="567"/>
-            </w:pPr>
-            <w:r>
-              <w:rPr>
-                <w:rFonts w:ascii="Consolas" w:hAnsi="Consolas" w:eastAsia="Consolas"/>
-                <w:b w:val="0"/>
-                <w:color w:val="5B6875"/>
-                <w:sz w:val="16"/>
-              </w:rPr>
-              <w:t xml:space="preserve">   6  </w:t>
-            </w:r>
-            <w:r>
-              <w:rPr>
-                <w:rFonts w:ascii="Consolas" w:hAnsi="Consolas" w:eastAsia="Consolas"/>
-                <w:b w:val="0"/>
-                <w:sz w:val="16"/>
-              </w:rPr>
-              <w:t xml:space="preserve">        "status": status,</w:t>
-            </w:r>
-          </w:p>
-          <w:p>
-            <w:pPr>
-              <w:spacing w:before="0" w:after="0" w:line="240" w:lineRule="auto"/>
-              <w:ind w:left="567" w:hanging="567"/>
-            </w:pPr>
-            <w:r>
-              <w:rPr>
-                <w:rFonts w:ascii="Consolas" w:hAnsi="Consolas" w:eastAsia="Consolas"/>
-                <w:b w:val="0"/>
-                <w:color w:val="5B6875"/>
-                <w:sz w:val="16"/>
-              </w:rPr>
-              <w:t xml:space="preserve">   7  </w:t>
-            </w:r>
-            <w:r>
-              <w:rPr>
-                <w:rFonts w:ascii="Consolas" w:hAnsi="Consolas" w:eastAsia="Consolas"/>
-                <w:b w:val="0"/>
-                <w:sz w:val="16"/>
-              </w:rPr>
-              <w:t xml:space="preserve">        "error_message": error_message,</w:t>
-            </w:r>
-          </w:p>
-          <w:p>
-            <w:pPr>
-              <w:spacing w:before="0" w:after="0" w:line="240" w:lineRule="auto"/>
-              <w:ind w:left="567" w:hanging="567"/>
-            </w:pPr>
-            <w:r>
-              <w:rPr>
-                <w:rFonts w:ascii="Consolas" w:hAnsi="Consolas" w:eastAsia="Consolas"/>
-                <w:b w:val="0"/>
-                <w:color w:val="5B6875"/>
-                <w:sz w:val="16"/>
-              </w:rPr>
-              <w:t xml:space="preserve">   8  </w:t>
-            </w:r>
-            <w:r>
-              <w:rPr>
-                <w:rFonts w:ascii="Consolas" w:hAnsi="Consolas" w:eastAsia="Consolas"/>
-                <w:b w:val="0"/>
-                <w:sz w:val="16"/>
-              </w:rPr>
-              <w:t xml:space="preserve">    }])</w:t>
+              <w:t>started_at = datetime._____(3)(timezone.utc)</w:t>
             </w:r>
           </w:p>
         </w:tc>
@@ -5185,20 +5336,11 @@
     </w:tbl>
     <w:p/>
     <w:p>
-      <w:r>
-        <w:rPr>
-          <w:b w:val="0"/>
-          <w:i/>
-        </w:rPr>
-        <w:t>Write down the line number of the bug. Then write the fix.</w:t>
-      </w:r>
-    </w:p>
-    <w:p>
       <w:pPr>
         <w:pStyle w:val="Heading5"/>
       </w:pPr>
       <w:r>
-        <w:t>Exercise 4. Write the function (level 4)</w:t>
+        <w:t>Exercise 3. Spot the bug (level 3)</w:t>
       </w:r>
     </w:p>
     <w:p>
@@ -5207,181 +5349,7 @@
           <w:b w:val="0"/>
           <w:i w:val="0"/>
         </w:rPr>
-        <w:t xml:space="preserve">Write </w:t>
-      </w:r>
-      <w:r>
-        <w:rPr>
-          <w:rFonts w:ascii="Consolas" w:hAnsi="Consolas" w:eastAsia="Consolas"/>
-          <w:b w:val="0"/>
-          <w:sz w:val="19"/>
-        </w:rPr>
-        <w:t>run_record(spark, run_id, pipeline_name, rows_processed, status, started_at, error_message=None)</w:t>
-      </w:r>
-      <w:r>
-        <w:rPr>
-          <w:b w:val="0"/>
-          <w:i w:val="0"/>
-        </w:rPr>
-        <w:t xml:space="preserve"> returning a one-row DataFrame typed by a module constant </w:t>
-      </w:r>
-      <w:r>
-        <w:rPr>
-          <w:rFonts w:ascii="Consolas" w:hAnsi="Consolas" w:eastAsia="Consolas"/>
-          <w:b w:val="0"/>
-          <w:sz w:val="19"/>
-        </w:rPr>
-        <w:t>RUN_LOG_SCHEMA</w:t>
-      </w:r>
-      <w:r>
-        <w:rPr>
-          <w:b w:val="0"/>
-          <w:i w:val="0"/>
-        </w:rPr>
-        <w:t xml:space="preserve"> with columns </w:t>
-      </w:r>
-      <w:r>
-        <w:rPr>
-          <w:rFonts w:ascii="Consolas" w:hAnsi="Consolas" w:eastAsia="Consolas"/>
-          <w:b w:val="0"/>
-          <w:sz w:val="19"/>
-        </w:rPr>
-        <w:t>run_id</w:t>
-      </w:r>
-      <w:r>
-        <w:rPr>
-          <w:b w:val="0"/>
-          <w:i w:val="0"/>
-        </w:rPr>
-        <w:t xml:space="preserve">, </w:t>
-      </w:r>
-      <w:r>
-        <w:rPr>
-          <w:rFonts w:ascii="Consolas" w:hAnsi="Consolas" w:eastAsia="Consolas"/>
-          <w:b w:val="0"/>
-          <w:sz w:val="19"/>
-        </w:rPr>
-        <w:t>pipeline_name</w:t>
-      </w:r>
-      <w:r>
-        <w:rPr>
-          <w:b w:val="0"/>
-          <w:i w:val="0"/>
-        </w:rPr>
-        <w:t xml:space="preserve">, </w:t>
-      </w:r>
-      <w:r>
-        <w:rPr>
-          <w:rFonts w:ascii="Consolas" w:hAnsi="Consolas" w:eastAsia="Consolas"/>
-          <w:b w:val="0"/>
-          <w:sz w:val="19"/>
-        </w:rPr>
-        <w:t>rows_processed</w:t>
-      </w:r>
-      <w:r>
-        <w:rPr>
-          <w:b w:val="0"/>
-          <w:i w:val="0"/>
-        </w:rPr>
-        <w:t xml:space="preserve"> (LongType), </w:t>
-      </w:r>
-      <w:r>
-        <w:rPr>
-          <w:rFonts w:ascii="Consolas" w:hAnsi="Consolas" w:eastAsia="Consolas"/>
-          <w:b w:val="0"/>
-          <w:sz w:val="19"/>
-        </w:rPr>
-        <w:t>status</w:t>
-      </w:r>
-      <w:r>
-        <w:rPr>
-          <w:b w:val="0"/>
-          <w:i w:val="0"/>
-        </w:rPr>
-        <w:t xml:space="preserve">, </w:t>
-      </w:r>
-      <w:r>
-        <w:rPr>
-          <w:rFonts w:ascii="Consolas" w:hAnsi="Consolas" w:eastAsia="Consolas"/>
-          <w:b w:val="0"/>
-          <w:sz w:val="19"/>
-        </w:rPr>
-        <w:t>error_message</w:t>
-      </w:r>
-      <w:r>
-        <w:rPr>
-          <w:b w:val="0"/>
-          <w:i w:val="0"/>
-        </w:rPr>
-        <w:t xml:space="preserve"> (nullable), </w:t>
-      </w:r>
-      <w:r>
-        <w:rPr>
-          <w:rFonts w:ascii="Consolas" w:hAnsi="Consolas" w:eastAsia="Consolas"/>
-          <w:b w:val="0"/>
-          <w:sz w:val="19"/>
-        </w:rPr>
-        <w:t>started_at</w:t>
-      </w:r>
-      <w:r>
-        <w:rPr>
-          <w:b w:val="0"/>
-          <w:i w:val="0"/>
-        </w:rPr>
-        <w:t xml:space="preserve"> and </w:t>
-      </w:r>
-      <w:r>
-        <w:rPr>
-          <w:rFonts w:ascii="Consolas" w:hAnsi="Consolas" w:eastAsia="Consolas"/>
-          <w:b w:val="0"/>
-          <w:sz w:val="19"/>
-        </w:rPr>
-        <w:t>finished_at</w:t>
-      </w:r>
-      <w:r>
-        <w:rPr>
-          <w:b w:val="0"/>
-          <w:i w:val="0"/>
-        </w:rPr>
-        <w:t xml:space="preserve"> (TimestampType). Set </w:t>
-      </w:r>
-      <w:r>
-        <w:rPr>
-          <w:rFonts w:ascii="Consolas" w:hAnsi="Consolas" w:eastAsia="Consolas"/>
-          <w:b w:val="0"/>
-          <w:sz w:val="19"/>
-        </w:rPr>
-        <w:t>finished_at</w:t>
-      </w:r>
-      <w:r>
-        <w:rPr>
-          <w:b w:val="0"/>
-          <w:i w:val="0"/>
-        </w:rPr>
-        <w:t xml:space="preserve"> with </w:t>
-      </w:r>
-      <w:r>
-        <w:rPr>
-          <w:rFonts w:ascii="Consolas" w:hAnsi="Consolas" w:eastAsia="Consolas"/>
-          <w:b w:val="0"/>
-          <w:sz w:val="19"/>
-        </w:rPr>
-        <w:t>datetime.now(timezone.utc)</w:t>
-      </w:r>
-      <w:r>
-        <w:rPr>
-          <w:b w:val="0"/>
-          <w:i w:val="0"/>
-        </w:rPr>
-        <w:t>.</w:t>
-      </w:r>
-    </w:p>
-    <w:p>
-      <w:r>
-        <w:rPr>
-          <w:b w:val="0"/>
-          <w:i w:val="0"/>
-        </w:rPr>
-        <w:t>Starter code:</w:t>
+        <w:t>This builds a run log row. It fails on every successful run. Tap the line, then fix the function so it declares its schema.</w:t>
       </w:r>
     </w:p>
     <w:tbl>
@@ -5419,7 +5387,7 @@
                 <w:b w:val="0"/>
                 <w:sz w:val="16"/>
               </w:rPr>
-              <w:t>from datetime import datetime, timezone</w:t>
+              <w:t>def run_record(spark: SparkSession, run_id: str, rows: int, status: str, error_message: str | None) -&gt; DataFrame:</w:t>
             </w:r>
           </w:p>
           <w:p>
@@ -5442,7 +5410,7 @@
                 <w:b w:val="0"/>
                 <w:sz w:val="16"/>
               </w:rPr>
-              <w:t xml:space="preserve"> </w:t>
+              <w:t xml:space="preserve">    """One run log row."""</w:t>
             </w:r>
           </w:p>
           <w:p>
@@ -5465,7 +5433,7 @@
                 <w:b w:val="0"/>
                 <w:sz w:val="16"/>
               </w:rPr>
-              <w:t>from pyspark.sql import DataFrame, SparkSession</w:t>
+              <w:t xml:space="preserve">    return spark.createDataFrame([{</w:t>
             </w:r>
           </w:p>
           <w:p>
@@ -5488,7 +5456,7 @@
                 <w:b w:val="0"/>
                 <w:sz w:val="16"/>
               </w:rPr>
-              <w:t>from pyspark.sql import types as T</w:t>
+              <w:t xml:space="preserve">        "run_id": run_id,</w:t>
             </w:r>
           </w:p>
           <w:p>
@@ -5511,7 +5479,7 @@
                 <w:b w:val="0"/>
                 <w:sz w:val="16"/>
               </w:rPr>
-              <w:t xml:space="preserve"> </w:t>
+              <w:t xml:space="preserve">        "rows_processed": rows,</w:t>
             </w:r>
           </w:p>
           <w:p>
@@ -5534,7 +5502,7 @@
                 <w:b w:val="0"/>
                 <w:sz w:val="16"/>
               </w:rPr>
-              <w:t>RUN_LOG_SCHEMA = ...</w:t>
+              <w:t xml:space="preserve">        "status": status,</w:t>
             </w:r>
           </w:p>
           <w:p>
@@ -5557,7 +5525,7 @@
                 <w:b w:val="0"/>
                 <w:sz w:val="16"/>
               </w:rPr>
-              <w:t xml:space="preserve"> </w:t>
+              <w:t xml:space="preserve">        "error_message": error_message,</w:t>
             </w:r>
           </w:p>
           <w:p>
@@ -5580,53 +5548,7 @@
                 <w:b w:val="0"/>
                 <w:sz w:val="16"/>
               </w:rPr>
-              <w:t xml:space="preserve"> </w:t>
-            </w:r>
-          </w:p>
-          <w:p>
-            <w:pPr>
-              <w:spacing w:before="0" w:after="0" w:line="240" w:lineRule="auto"/>
-              <w:ind w:left="567" w:hanging="567"/>
-            </w:pPr>
-            <w:r>
-              <w:rPr>
-                <w:rFonts w:ascii="Consolas" w:hAnsi="Consolas" w:eastAsia="Consolas"/>
-                <w:b w:val="0"/>
-                <w:color w:val="5B6875"/>
-                <w:sz w:val="16"/>
-              </w:rPr>
-              <w:t xml:space="preserve">   9  </w:t>
-            </w:r>
-            <w:r>
-              <w:rPr>
-                <w:rFonts w:ascii="Consolas" w:hAnsi="Consolas" w:eastAsia="Consolas"/>
-                <w:b w:val="0"/>
-                <w:sz w:val="16"/>
-              </w:rPr>
-              <w:t>def run_record(spark: SparkSession, run_id: str, pipeline_name: str, rows_processed: int, status: str, started_at: datetime, error_message: str | None = None) -&gt; DataFrame:</w:t>
-            </w:r>
-          </w:p>
-          <w:p>
-            <w:pPr>
-              <w:spacing w:before="0" w:after="0" w:line="240" w:lineRule="auto"/>
-              <w:ind w:left="567" w:hanging="567"/>
-            </w:pPr>
-            <w:r>
-              <w:rPr>
-                <w:rFonts w:ascii="Consolas" w:hAnsi="Consolas" w:eastAsia="Consolas"/>
-                <w:b w:val="0"/>
-                <w:color w:val="5B6875"/>
-                <w:sz w:val="16"/>
-              </w:rPr>
-              <w:t xml:space="preserve">  10  </w:t>
-            </w:r>
-            <w:r>
-              <w:rPr>
-                <w:rFonts w:ascii="Consolas" w:hAnsi="Consolas" w:eastAsia="Consolas"/>
-                <w:b w:val="0"/>
-                <w:sz w:val="16"/>
-              </w:rPr>
-              <w:t xml:space="preserve">    ...</w:t>
+              <w:t xml:space="preserve">    }])</w:t>
             </w:r>
           </w:p>
         </w:tc>
@@ -5634,11 +5556,20 @@
     </w:tbl>
     <w:p/>
     <w:p>
+      <w:r>
+        <w:rPr>
+          <w:b w:val="0"/>
+          <w:i/>
+        </w:rPr>
+        <w:t>Write down the line number of the bug. Then write the fix.</w:t>
+      </w:r>
+    </w:p>
+    <w:p>
       <w:pPr>
         <w:pStyle w:val="Heading5"/>
       </w:pPr>
       <w:r>
-        <w:t>Exercise 5. Put in order (level 5)</w:t>
+        <w:t>Exercise 4. Write the function (level 4)</w:t>
       </w:r>
     </w:p>
     <w:p>
@@ -5647,181 +5578,181 @@
           <w:b w:val="0"/>
           <w:i w:val="0"/>
         </w:rPr>
-        <w:t>Order the orchestrator's steps so both successful and failed runs are logged, and a failure still fails the job.</w:t>
+        <w:t xml:space="preserve">Write </w:t>
+      </w:r>
+      <w:r>
+        <w:rPr>
+          <w:rFonts w:ascii="Consolas" w:hAnsi="Consolas" w:eastAsia="Consolas"/>
+          <w:b w:val="0"/>
+          <w:sz w:val="19"/>
+        </w:rPr>
+        <w:t>run_record(spark, run_id, pipeline_name, rows_processed, status, started_at, error_message=None)</w:t>
+      </w:r>
+      <w:r>
+        <w:rPr>
+          <w:b w:val="0"/>
+          <w:i w:val="0"/>
+        </w:rPr>
+        <w:t xml:space="preserve"> returning a one-row DataFrame typed by a module constant </w:t>
+      </w:r>
+      <w:r>
+        <w:rPr>
+          <w:rFonts w:ascii="Consolas" w:hAnsi="Consolas" w:eastAsia="Consolas"/>
+          <w:b w:val="0"/>
+          <w:sz w:val="19"/>
+        </w:rPr>
+        <w:t>RUN_LOG_SCHEMA</w:t>
+      </w:r>
+      <w:r>
+        <w:rPr>
+          <w:b w:val="0"/>
+          <w:i w:val="0"/>
+        </w:rPr>
+        <w:t xml:space="preserve"> with columns </w:t>
+      </w:r>
+      <w:r>
+        <w:rPr>
+          <w:rFonts w:ascii="Consolas" w:hAnsi="Consolas" w:eastAsia="Consolas"/>
+          <w:b w:val="0"/>
+          <w:sz w:val="19"/>
+        </w:rPr>
+        <w:t>run_id</w:t>
+      </w:r>
+      <w:r>
+        <w:rPr>
+          <w:b w:val="0"/>
+          <w:i w:val="0"/>
+        </w:rPr>
+        <w:t xml:space="preserve">, </w:t>
+      </w:r>
+      <w:r>
+        <w:rPr>
+          <w:rFonts w:ascii="Consolas" w:hAnsi="Consolas" w:eastAsia="Consolas"/>
+          <w:b w:val="0"/>
+          <w:sz w:val="19"/>
+        </w:rPr>
+        <w:t>pipeline_name</w:t>
+      </w:r>
+      <w:r>
+        <w:rPr>
+          <w:b w:val="0"/>
+          <w:i w:val="0"/>
+        </w:rPr>
+        <w:t xml:space="preserve">, </w:t>
+      </w:r>
+      <w:r>
+        <w:rPr>
+          <w:rFonts w:ascii="Consolas" w:hAnsi="Consolas" w:eastAsia="Consolas"/>
+          <w:b w:val="0"/>
+          <w:sz w:val="19"/>
+        </w:rPr>
+        <w:t>rows_processed</w:t>
+      </w:r>
+      <w:r>
+        <w:rPr>
+          <w:b w:val="0"/>
+          <w:i w:val="0"/>
+        </w:rPr>
+        <w:t xml:space="preserve"> (LongType), </w:t>
+      </w:r>
+      <w:r>
+        <w:rPr>
+          <w:rFonts w:ascii="Consolas" w:hAnsi="Consolas" w:eastAsia="Consolas"/>
+          <w:b w:val="0"/>
+          <w:sz w:val="19"/>
+        </w:rPr>
+        <w:t>status</w:t>
+      </w:r>
+      <w:r>
+        <w:rPr>
+          <w:b w:val="0"/>
+          <w:i w:val="0"/>
+        </w:rPr>
+        <w:t xml:space="preserve">, </w:t>
+      </w:r>
+      <w:r>
+        <w:rPr>
+          <w:rFonts w:ascii="Consolas" w:hAnsi="Consolas" w:eastAsia="Consolas"/>
+          <w:b w:val="0"/>
+          <w:sz w:val="19"/>
+        </w:rPr>
+        <w:t>error_message</w:t>
+      </w:r>
+      <w:r>
+        <w:rPr>
+          <w:b w:val="0"/>
+          <w:i w:val="0"/>
+        </w:rPr>
+        <w:t xml:space="preserve"> (nullable), </w:t>
+      </w:r>
+      <w:r>
+        <w:rPr>
+          <w:rFonts w:ascii="Consolas" w:hAnsi="Consolas" w:eastAsia="Consolas"/>
+          <w:b w:val="0"/>
+          <w:sz w:val="19"/>
+        </w:rPr>
+        <w:t>started_at</w:t>
+      </w:r>
+      <w:r>
+        <w:rPr>
+          <w:b w:val="0"/>
+          <w:i w:val="0"/>
+        </w:rPr>
+        <w:t xml:space="preserve"> and </w:t>
+      </w:r>
+      <w:r>
+        <w:rPr>
+          <w:rFonts w:ascii="Consolas" w:hAnsi="Consolas" w:eastAsia="Consolas"/>
+          <w:b w:val="0"/>
+          <w:sz w:val="19"/>
+        </w:rPr>
+        <w:t>finished_at</w:t>
+      </w:r>
+      <w:r>
+        <w:rPr>
+          <w:b w:val="0"/>
+          <w:i w:val="0"/>
+        </w:rPr>
+        <w:t xml:space="preserve"> (TimestampType). Set </w:t>
+      </w:r>
+      <w:r>
+        <w:rPr>
+          <w:rFonts w:ascii="Consolas" w:hAnsi="Consolas" w:eastAsia="Consolas"/>
+          <w:b w:val="0"/>
+          <w:sz w:val="19"/>
+        </w:rPr>
+        <w:t>finished_at</w:t>
+      </w:r>
+      <w:r>
+        <w:rPr>
+          <w:b w:val="0"/>
+          <w:i w:val="0"/>
+        </w:rPr>
+        <w:t xml:space="preserve"> with </w:t>
+      </w:r>
+      <w:r>
+        <w:rPr>
+          <w:rFonts w:ascii="Consolas" w:hAnsi="Consolas" w:eastAsia="Consolas"/>
+          <w:b w:val="0"/>
+          <w:sz w:val="19"/>
+        </w:rPr>
+        <w:t>datetime.now(timezone.utc)</w:t>
+      </w:r>
+      <w:r>
+        <w:rPr>
+          <w:b w:val="0"/>
+          <w:i w:val="0"/>
+        </w:rPr>
+        <w:t>.</w:t>
       </w:r>
     </w:p>
     <w:p>
-      <w:pPr>
-        <w:pStyle w:val="ListBullet"/>
-      </w:pPr>
-      <w:r>
-        <w:rPr>
-          <w:b w:val="0"/>
-          <w:i w:val="0"/>
-        </w:rPr>
-        <w:t>except: set status FAILED and error_message, log.exception, then raise</w:t>
-      </w:r>
-    </w:p>
-    <w:p>
-      <w:pPr>
-        <w:pStyle w:val="ListBullet"/>
-      </w:pPr>
-      <w:r>
-        <w:rPr>
-          <w:b w:val="0"/>
-          <w:i w:val="0"/>
-        </w:rPr>
-        <w:t>Create run_id and started_at</w:t>
-      </w:r>
-    </w:p>
-    <w:p>
-      <w:pPr>
-        <w:pStyle w:val="ListBullet"/>
-      </w:pPr>
-      <w:r>
-        <w:rPr>
-          <w:b w:val="0"/>
-          <w:i w:val="0"/>
-        </w:rPr>
-        <w:t>finally: append the run record to the run log table</w:t>
-      </w:r>
-    </w:p>
-    <w:p>
-      <w:pPr>
-        <w:pStyle w:val="ListBullet"/>
-      </w:pPr>
-      <w:r>
-        <w:rPr>
-          <w:b w:val="0"/>
-          <w:i w:val="0"/>
-        </w:rPr>
-        <w:t>Set status SUCCESS</w:t>
-      </w:r>
-    </w:p>
-    <w:p>
-      <w:pPr>
-        <w:pStyle w:val="ListBullet"/>
-      </w:pPr>
-      <w:r>
-        <w:rPr>
-          <w:b w:val="0"/>
-          <w:i w:val="0"/>
-        </w:rPr>
-        <w:t>try: run the layer and read rows_processed from the commit metrics</w:t>
-      </w:r>
-    </w:p>
-    <w:p>
-      <w:pPr>
-        <w:pStyle w:val="Heading4"/>
-      </w:pPr>
-      <w:r>
-        <w:t>Practical: Write run log records for a successful and a failed run</w:t>
-      </w:r>
-    </w:p>
-    <w:p>
-      <w:r>
-        <w:rPr>
-          <w:b w:val="0"/>
-          <w:i w:val="0"/>
-        </w:rPr>
-        <w:t>Platform: Databricks Free Edition. Run this in Databricks Free Edition. It creates a run log table with an explicit schema, runs one step that succeeds and one that fails, and records both. It also shows the inference error the reference code hits.</w:t>
-      </w:r>
-    </w:p>
-    <w:p>
-      <w:r>
-        <w:rPr>
-          <w:b w:val="0"/>
-          <w:i w:val="0"/>
-        </w:rPr>
-        <w:t xml:space="preserve">Download the notebook </w:t>
-      </w:r>
-      <w:r>
-        <w:rPr>
-          <w:rFonts w:ascii="Consolas" w:hAnsi="Consolas" w:eastAsia="Consolas"/>
-          <w:b w:val="0"/>
-          <w:sz w:val="19"/>
-        </w:rPr>
-        <w:t>A7-L2.ipynb</w:t>
-      </w:r>
-      <w:r>
-        <w:rPr>
-          <w:b w:val="0"/>
-          <w:i w:val="0"/>
-        </w:rPr>
-        <w:t xml:space="preserve"> from the app.</w:t>
-      </w:r>
-    </w:p>
-    <w:p>
-      <w:pPr>
-        <w:pStyle w:val="Heading4"/>
-      </w:pPr>
-      <w:r>
-        <w:t>Sources</w:t>
-      </w:r>
-    </w:p>
-    <w:p>
-      <w:pPr>
-        <w:pStyle w:val="ListBullet"/>
-      </w:pPr>
-      <w:r>
-        <w:rPr>
-          <w:b w:val="0"/>
-          <w:i w:val="0"/>
-        </w:rPr>
-        <w:t>createDataFrame from a dict with an all-None column raises CANNOT_DETERMINE_TYPE; an explicit StructType accepts None and rejects '12' for LongType with FIELD_DATA_TYPE_UNACCEPTABLE_WITH_NAME. (verified: Run on PySpark 4.0.4 in this repository.)</w:t>
-      </w:r>
-    </w:p>
-    <w:p>
-      <w:pPr>
-        <w:pStyle w:val="ListBullet"/>
-      </w:pPr>
-      <w:r>
-        <w:rPr>
-          <w:b w:val="0"/>
-          <w:i w:val="0"/>
-        </w:rPr>
-        <w:t>datetime.utcnow() is deprecated from Python 3.12. (verified: Python 3.12 release notes (What's New in Python 3.12, deprecated APIs); CLAUDE.md standard.)</w:t>
-      </w:r>
-    </w:p>
-    <w:p>
-      <w:pPr>
-        <w:pStyle w:val="Heading3"/>
-      </w:pPr>
-      <w:r>
-        <w:t>A7-L3 Alert on failures, and on the silence that hides them</w:t>
-      </w:r>
-    </w:p>
-    <w:p>
-      <w:pPr>
-        <w:pStyle w:val="Heading4"/>
-      </w:pPr>
-      <w:r>
-        <w:t>Concept</w:t>
-      </w:r>
-    </w:p>
-    <w:p>
-      <w:r>
-        <w:rPr>
-          <w:b w:val="0"/>
-          <w:i w:val="0"/>
-        </w:rPr>
-        <w:t>An alert is useful when it fires for real problems, reaches the person who can act, and says enough to start. Pipelines need two kinds.</w:t>
-      </w:r>
-    </w:p>
-    <w:p>
-      <w:r>
-        <w:rPr>
-          <w:b/>
-          <w:i w:val="0"/>
-        </w:rPr>
-        <w:t>1. Loud failures: the job fails.</w:t>
-      </w:r>
-      <w:r>
-        <w:rPr>
-          <w:b w:val="0"/>
-          <w:i w:val="0"/>
-        </w:rPr>
-        <w:t xml:space="preserve"> Databricks job notifications send an email or a webhook message when a run fails. In a job definition or bundle:</w:t>
+      <w:r>
+        <w:rPr>
+          <w:b w:val="0"/>
+          <w:i w:val="0"/>
+        </w:rPr>
+        <w:t>Shape of the answer. The reference solution defines these names. Write the bodies yourself.</w:t>
       </w:r>
     </w:p>
     <w:tbl>
@@ -5859,7 +5790,7 @@
                 <w:b w:val="0"/>
                 <w:sz w:val="16"/>
               </w:rPr>
-              <w:t>email_notifications:</w:t>
+              <w:t># Module constant.</w:t>
             </w:r>
           </w:p>
           <w:p>
@@ -5882,7 +5813,7 @@
                 <w:b w:val="0"/>
                 <w:sz w:val="16"/>
               </w:rPr>
-              <w:t xml:space="preserve">  on_failure:</w:t>
+              <w:t>RUN_LOG_SCHEMA = ...</w:t>
             </w:r>
           </w:p>
           <w:p>
@@ -5905,7 +5836,237 @@
                 <w:b w:val="0"/>
                 <w:sz w:val="16"/>
               </w:rPr>
-              <w:t xml:space="preserve">    - data-oncall@example.org</w:t>
+              <w:t xml:space="preserve"> </w:t>
+            </w:r>
+          </w:p>
+          <w:p>
+            <w:pPr>
+              <w:spacing w:before="0" w:after="0" w:line="240" w:lineRule="auto"/>
+              <w:ind w:left="567" w:hanging="567"/>
+            </w:pPr>
+            <w:r>
+              <w:rPr>
+                <w:rFonts w:ascii="Consolas" w:hAnsi="Consolas" w:eastAsia="Consolas"/>
+                <w:b w:val="0"/>
+                <w:color w:val="5B6875"/>
+                <w:sz w:val="16"/>
+              </w:rPr>
+              <w:t xml:space="preserve">   4  </w:t>
+            </w:r>
+            <w:r>
+              <w:rPr>
+                <w:rFonts w:ascii="Consolas" w:hAnsi="Consolas" w:eastAsia="Consolas"/>
+                <w:b w:val="0"/>
+                <w:sz w:val="16"/>
+              </w:rPr>
+              <w:t># One run log row typed by RUN_LOG_SCHEMA.</w:t>
+            </w:r>
+          </w:p>
+          <w:p>
+            <w:pPr>
+              <w:spacing w:before="0" w:after="0" w:line="240" w:lineRule="auto"/>
+              <w:ind w:left="567" w:hanging="567"/>
+            </w:pPr>
+            <w:r>
+              <w:rPr>
+                <w:rFonts w:ascii="Consolas" w:hAnsi="Consolas" w:eastAsia="Consolas"/>
+                <w:b w:val="0"/>
+                <w:color w:val="5B6875"/>
+                <w:sz w:val="16"/>
+              </w:rPr>
+              <w:t xml:space="preserve">   5  </w:t>
+            </w:r>
+            <w:r>
+              <w:rPr>
+                <w:rFonts w:ascii="Consolas" w:hAnsi="Consolas" w:eastAsia="Consolas"/>
+                <w:b w:val="0"/>
+                <w:sz w:val="16"/>
+              </w:rPr>
+              <w:t>def run_record(</w:t>
+            </w:r>
+          </w:p>
+          <w:p>
+            <w:pPr>
+              <w:spacing w:before="0" w:after="0" w:line="240" w:lineRule="auto"/>
+              <w:ind w:left="567" w:hanging="567"/>
+            </w:pPr>
+            <w:r>
+              <w:rPr>
+                <w:rFonts w:ascii="Consolas" w:hAnsi="Consolas" w:eastAsia="Consolas"/>
+                <w:b w:val="0"/>
+                <w:color w:val="5B6875"/>
+                <w:sz w:val="16"/>
+              </w:rPr>
+              <w:t xml:space="preserve">   6  </w:t>
+            </w:r>
+            <w:r>
+              <w:rPr>
+                <w:rFonts w:ascii="Consolas" w:hAnsi="Consolas" w:eastAsia="Consolas"/>
+                <w:b w:val="0"/>
+                <w:sz w:val="16"/>
+              </w:rPr>
+              <w:t xml:space="preserve">    spark: SparkSession,</w:t>
+            </w:r>
+          </w:p>
+          <w:p>
+            <w:pPr>
+              <w:spacing w:before="0" w:after="0" w:line="240" w:lineRule="auto"/>
+              <w:ind w:left="567" w:hanging="567"/>
+            </w:pPr>
+            <w:r>
+              <w:rPr>
+                <w:rFonts w:ascii="Consolas" w:hAnsi="Consolas" w:eastAsia="Consolas"/>
+                <w:b w:val="0"/>
+                <w:color w:val="5B6875"/>
+                <w:sz w:val="16"/>
+              </w:rPr>
+              <w:t xml:space="preserve">   7  </w:t>
+            </w:r>
+            <w:r>
+              <w:rPr>
+                <w:rFonts w:ascii="Consolas" w:hAnsi="Consolas" w:eastAsia="Consolas"/>
+                <w:b w:val="0"/>
+                <w:sz w:val="16"/>
+              </w:rPr>
+              <w:t xml:space="preserve">    run_id: str,</w:t>
+            </w:r>
+          </w:p>
+          <w:p>
+            <w:pPr>
+              <w:spacing w:before="0" w:after="0" w:line="240" w:lineRule="auto"/>
+              <w:ind w:left="567" w:hanging="567"/>
+            </w:pPr>
+            <w:r>
+              <w:rPr>
+                <w:rFonts w:ascii="Consolas" w:hAnsi="Consolas" w:eastAsia="Consolas"/>
+                <w:b w:val="0"/>
+                <w:color w:val="5B6875"/>
+                <w:sz w:val="16"/>
+              </w:rPr>
+              <w:t xml:space="preserve">   8  </w:t>
+            </w:r>
+            <w:r>
+              <w:rPr>
+                <w:rFonts w:ascii="Consolas" w:hAnsi="Consolas" w:eastAsia="Consolas"/>
+                <w:b w:val="0"/>
+                <w:sz w:val="16"/>
+              </w:rPr>
+              <w:t xml:space="preserve">    pipeline_name: str,</w:t>
+            </w:r>
+          </w:p>
+          <w:p>
+            <w:pPr>
+              <w:spacing w:before="0" w:after="0" w:line="240" w:lineRule="auto"/>
+              <w:ind w:left="567" w:hanging="567"/>
+            </w:pPr>
+            <w:r>
+              <w:rPr>
+                <w:rFonts w:ascii="Consolas" w:hAnsi="Consolas" w:eastAsia="Consolas"/>
+                <w:b w:val="0"/>
+                <w:color w:val="5B6875"/>
+                <w:sz w:val="16"/>
+              </w:rPr>
+              <w:t xml:space="preserve">   9  </w:t>
+            </w:r>
+            <w:r>
+              <w:rPr>
+                <w:rFonts w:ascii="Consolas" w:hAnsi="Consolas" w:eastAsia="Consolas"/>
+                <w:b w:val="0"/>
+                <w:sz w:val="16"/>
+              </w:rPr>
+              <w:t xml:space="preserve">    rows_processed: int,</w:t>
+            </w:r>
+          </w:p>
+          <w:p>
+            <w:pPr>
+              <w:spacing w:before="0" w:after="0" w:line="240" w:lineRule="auto"/>
+              <w:ind w:left="567" w:hanging="567"/>
+            </w:pPr>
+            <w:r>
+              <w:rPr>
+                <w:rFonts w:ascii="Consolas" w:hAnsi="Consolas" w:eastAsia="Consolas"/>
+                <w:b w:val="0"/>
+                <w:color w:val="5B6875"/>
+                <w:sz w:val="16"/>
+              </w:rPr>
+              <w:t xml:space="preserve">  10  </w:t>
+            </w:r>
+            <w:r>
+              <w:rPr>
+                <w:rFonts w:ascii="Consolas" w:hAnsi="Consolas" w:eastAsia="Consolas"/>
+                <w:b w:val="0"/>
+                <w:sz w:val="16"/>
+              </w:rPr>
+              <w:t xml:space="preserve">    status: str,</w:t>
+            </w:r>
+          </w:p>
+          <w:p>
+            <w:pPr>
+              <w:spacing w:before="0" w:after="0" w:line="240" w:lineRule="auto"/>
+              <w:ind w:left="567" w:hanging="567"/>
+            </w:pPr>
+            <w:r>
+              <w:rPr>
+                <w:rFonts w:ascii="Consolas" w:hAnsi="Consolas" w:eastAsia="Consolas"/>
+                <w:b w:val="0"/>
+                <w:color w:val="5B6875"/>
+                <w:sz w:val="16"/>
+              </w:rPr>
+              <w:t xml:space="preserve">  11  </w:t>
+            </w:r>
+            <w:r>
+              <w:rPr>
+                <w:rFonts w:ascii="Consolas" w:hAnsi="Consolas" w:eastAsia="Consolas"/>
+                <w:b w:val="0"/>
+                <w:sz w:val="16"/>
+              </w:rPr>
+              <w:t xml:space="preserve">    started_at: datetime,</w:t>
+            </w:r>
+          </w:p>
+          <w:p>
+            <w:pPr>
+              <w:spacing w:before="0" w:after="0" w:line="240" w:lineRule="auto"/>
+              <w:ind w:left="567" w:hanging="567"/>
+            </w:pPr>
+            <w:r>
+              <w:rPr>
+                <w:rFonts w:ascii="Consolas" w:hAnsi="Consolas" w:eastAsia="Consolas"/>
+                <w:b w:val="0"/>
+                <w:color w:val="5B6875"/>
+                <w:sz w:val="16"/>
+              </w:rPr>
+              <w:t xml:space="preserve">  12  </w:t>
+            </w:r>
+            <w:r>
+              <w:rPr>
+                <w:rFonts w:ascii="Consolas" w:hAnsi="Consolas" w:eastAsia="Consolas"/>
+                <w:b w:val="0"/>
+                <w:sz w:val="16"/>
+              </w:rPr>
+              <w:t xml:space="preserve">    error_message: str | None = None,</w:t>
+            </w:r>
+          </w:p>
+          <w:p>
+            <w:pPr>
+              <w:spacing w:before="0" w:after="0" w:line="240" w:lineRule="auto"/>
+              <w:ind w:left="567" w:hanging="567"/>
+            </w:pPr>
+            <w:r>
+              <w:rPr>
+                <w:rFonts w:ascii="Consolas" w:hAnsi="Consolas" w:eastAsia="Consolas"/>
+                <w:b w:val="0"/>
+                <w:color w:val="5B6875"/>
+                <w:sz w:val="16"/>
+              </w:rPr>
+              <w:t xml:space="preserve">  13  </w:t>
+            </w:r>
+            <w:r>
+              <w:rPr>
+                <w:rFonts w:ascii="Consolas" w:hAnsi="Consolas" w:eastAsia="Consolas"/>
+                <w:b w:val="0"/>
+                <w:sz w:val="16"/>
+              </w:rPr>
+              <w:t>) -&gt; DataFrame: ...</w:t>
             </w:r>
           </w:p>
         </w:tc>
@@ -5918,180 +6079,7 @@
           <w:b w:val="0"/>
           <w:i w:val="0"/>
         </w:rPr>
-        <w:t xml:space="preserve">These fire only if the job actually fails. Every </w:t>
-      </w:r>
-      <w:r>
-        <w:rPr>
-          <w:rFonts w:ascii="Consolas" w:hAnsi="Consolas" w:eastAsia="Consolas"/>
-          <w:b w:val="0"/>
-          <w:sz w:val="19"/>
-        </w:rPr>
-        <w:t>except</w:t>
-      </w:r>
-      <w:r>
-        <w:rPr>
-          <w:b w:val="0"/>
-          <w:i w:val="0"/>
-        </w:rPr>
-        <w:t xml:space="preserve"> block that logs and carries on silences them. Log, record the run as FAILED, then re-raise (lesson A7-L2).</w:t>
-      </w:r>
-    </w:p>
-    <w:p>
-      <w:r>
-        <w:rPr>
-          <w:b w:val="0"/>
-          <w:i w:val="0"/>
-        </w:rPr>
-        <w:t>Job-level notifications are not sent when a failed task is retried. If you want a message for every failed attempt, add task-level notifications.</w:t>
-      </w:r>
-    </w:p>
-    <w:p>
-      <w:r>
-        <w:rPr>
-          <w:b/>
-          <w:i w:val="0"/>
-        </w:rPr>
-        <w:t>2. Silent failures: the job succeeds, but the data is wrong or missing.</w:t>
-      </w:r>
-      <w:r>
-        <w:rPr>
-          <w:b w:val="0"/>
-          <w:i w:val="0"/>
-        </w:rPr>
-        <w:t xml:space="preserve"> A job that never starts, a MERGE that writes 0 rows, a wave with a WARN on every contract check. No job fails, so no notification fires. Detect these with queries on your run log and QA results tables, run on a schedule, for example as Databricks SQL alerts:</w:t>
-      </w:r>
-    </w:p>
-    <w:p>
-      <w:pPr>
-        <w:pStyle w:val="ListBullet"/>
-      </w:pPr>
-      <w:r>
-        <w:rPr>
-          <w:b w:val="0"/>
-          <w:i w:val="0"/>
-        </w:rPr>
-        <w:t>No SUCCESS run for a pipeline in the last 26 hours (a daily job plus slack).</w:t>
-      </w:r>
-    </w:p>
-    <w:p>
-      <w:pPr>
-        <w:pStyle w:val="ListBullet"/>
-      </w:pPr>
-      <w:r>
-        <w:rPr>
-          <w:b w:val="0"/>
-          <w:i w:val="0"/>
-        </w:rPr>
-        <w:t xml:space="preserve">A run with </w:t>
-      </w:r>
-      <w:r>
-        <w:rPr>
-          <w:rFonts w:ascii="Consolas" w:hAnsi="Consolas" w:eastAsia="Consolas"/>
-          <w:b w:val="0"/>
-          <w:sz w:val="19"/>
-        </w:rPr>
-        <w:t>rows_processed = 0</w:t>
-      </w:r>
-      <w:r>
-        <w:rPr>
-          <w:b w:val="0"/>
-          <w:i w:val="0"/>
-        </w:rPr>
-        <w:t>.</w:t>
-      </w:r>
-    </w:p>
-    <w:p>
-      <w:pPr>
-        <w:pStyle w:val="ListBullet"/>
-      </w:pPr>
-      <w:r>
-        <w:rPr>
-          <w:b w:val="0"/>
-          <w:i w:val="0"/>
-        </w:rPr>
-        <w:t>More WARN results for a wave than the last five waves' average.</w:t>
-      </w:r>
-    </w:p>
-    <w:p>
-      <w:r>
-        <w:rPr>
-          <w:b w:val="0"/>
-          <w:i w:val="0"/>
-        </w:rPr>
-        <w:t xml:space="preserve">Write each alert query against the exact values your tables hold. A query for </w:t>
-      </w:r>
-      <w:r>
-        <w:rPr>
-          <w:rFonts w:ascii="Consolas" w:hAnsi="Consolas" w:eastAsia="Consolas"/>
-          <w:b w:val="0"/>
-          <w:sz w:val="19"/>
-        </w:rPr>
-        <w:t>status = 'FAIL'</w:t>
-      </w:r>
-      <w:r>
-        <w:rPr>
-          <w:b w:val="0"/>
-          <w:i w:val="0"/>
-        </w:rPr>
-        <w:t xml:space="preserve"> never fires on a table that stores </w:t>
-      </w:r>
-      <w:r>
-        <w:rPr>
-          <w:rFonts w:ascii="Consolas" w:hAnsi="Consolas" w:eastAsia="Consolas"/>
-          <w:b w:val="0"/>
-          <w:sz w:val="19"/>
-        </w:rPr>
-        <w:t>FAILED</w:t>
-      </w:r>
-      <w:r>
-        <w:rPr>
-          <w:b w:val="0"/>
-          <w:i w:val="0"/>
-        </w:rPr>
-        <w:t>.</w:t>
-      </w:r>
-    </w:p>
-    <w:p>
-      <w:r>
-        <w:rPr>
-          <w:b w:val="0"/>
-          <w:i w:val="0"/>
-        </w:rPr>
-        <w:t>Send alerts to a group address or channel, never to one person's inbox. Include the pipeline, the wave, the run ID and a link, so the reader can start without searching.</w:t>
-      </w:r>
-    </w:p>
-    <w:p>
-      <w:pPr>
-        <w:pStyle w:val="Heading4"/>
-      </w:pPr>
-      <w:r>
-        <w:t>Why it matters</w:t>
-      </w:r>
-    </w:p>
-    <w:p>
-      <w:r>
-        <w:rPr>
-          <w:b w:val="0"/>
-          <w:i w:val="0"/>
-        </w:rPr>
-        <w:t>A nightly bronze job's schedule is paused during a workspace migration and never resumed. The job does not fail, because it never runs, so no failure email arrives. Silver and gold keep succeeding on the old data. Eleven days later a client asks why the dashboard has not moved.</w:t>
-      </w:r>
-    </w:p>
-    <w:p>
-      <w:r>
-        <w:rPr>
-          <w:b w:val="0"/>
-          <w:i w:val="0"/>
-        </w:rPr>
-        <w:t>A scheduled query, "no SUCCESS for nat_bronze_pipeline in 26 hours", would have alerted the on-call group on the second morning.</w:t>
-      </w:r>
-    </w:p>
-    <w:p>
-      <w:pPr>
-        <w:pStyle w:val="Heading4"/>
-      </w:pPr>
-      <w:r>
-        <w:t>Worked example: weak code</w:t>
+        <w:t>Starter code:</w:t>
       </w:r>
     </w:p>
     <w:tbl>
@@ -6129,7 +6117,7 @@
                 <w:b w:val="0"/>
                 <w:sz w:val="16"/>
               </w:rPr>
-              <w:t>-- Alert: failed runs today</w:t>
+              <w:t>from datetime import datetime, timezone</w:t>
             </w:r>
           </w:p>
           <w:p>
@@ -6140,19 +6128,19 @@
             <w:r>
               <w:rPr>
                 <w:rFonts w:ascii="Consolas" w:hAnsi="Consolas" w:eastAsia="Consolas"/>
-                <w:b/>
+                <w:b w:val="0"/>
                 <w:color w:val="5B6875"/>
                 <w:sz w:val="16"/>
               </w:rPr>
-              <w:t xml:space="preserve"> [1]  </w:t>
-            </w:r>
-            <w:r>
-              <w:rPr>
-                <w:rFonts w:ascii="Consolas" w:hAnsi="Consolas" w:eastAsia="Consolas"/>
-                <w:b w:val="0"/>
-                <w:sz w:val="16"/>
-              </w:rPr>
-              <w:t>SELECT COUNT(*) AS failures</w:t>
+              <w:t xml:space="preserve">   2  </w:t>
+            </w:r>
+            <w:r>
+              <w:rPr>
+                <w:rFonts w:ascii="Consolas" w:hAnsi="Consolas" w:eastAsia="Consolas"/>
+                <w:b w:val="0"/>
+                <w:sz w:val="16"/>
+              </w:rPr>
+              <w:t xml:space="preserve"> </w:t>
             </w:r>
           </w:p>
           <w:p>
@@ -6175,7 +6163,7 @@
                 <w:b w:val="0"/>
                 <w:sz w:val="16"/>
               </w:rPr>
-              <w:t>FROM research_governance.pipeline_run_log</w:t>
+              <w:t>from pyspark.sql import DataFrame, SparkSession</w:t>
             </w:r>
           </w:p>
           <w:p>
@@ -6186,19 +6174,19 @@
             <w:r>
               <w:rPr>
                 <w:rFonts w:ascii="Consolas" w:hAnsi="Consolas" w:eastAsia="Consolas"/>
-                <w:b/>
+                <w:b w:val="0"/>
                 <w:color w:val="5B6875"/>
                 <w:sz w:val="16"/>
               </w:rPr>
-              <w:t xml:space="preserve"> [2]  </w:t>
-            </w:r>
-            <w:r>
-              <w:rPr>
-                <w:rFonts w:ascii="Consolas" w:hAnsi="Consolas" w:eastAsia="Consolas"/>
-                <w:b w:val="0"/>
-                <w:sz w:val="16"/>
-              </w:rPr>
-              <w:t>WHERE status = 'FAIL'</w:t>
+              <w:t xml:space="preserve">   4  </w:t>
+            </w:r>
+            <w:r>
+              <w:rPr>
+                <w:rFonts w:ascii="Consolas" w:hAnsi="Consolas" w:eastAsia="Consolas"/>
+                <w:b w:val="0"/>
+                <w:sz w:val="16"/>
+              </w:rPr>
+              <w:t>from pyspark.sql import types as T</w:t>
             </w:r>
           </w:p>
           <w:p>
@@ -6221,46 +6209,203 @@
                 <w:b w:val="0"/>
                 <w:sz w:val="16"/>
               </w:rPr>
-              <w:t xml:space="preserve">  AND run_timestamp &gt;= current_date();</w:t>
+              <w:t xml:space="preserve"> </w:t>
+            </w:r>
+          </w:p>
+          <w:p>
+            <w:pPr>
+              <w:spacing w:before="0" w:after="0" w:line="240" w:lineRule="auto"/>
+              <w:ind w:left="567" w:hanging="567"/>
+            </w:pPr>
+            <w:r>
+              <w:rPr>
+                <w:rFonts w:ascii="Consolas" w:hAnsi="Consolas" w:eastAsia="Consolas"/>
+                <w:b w:val="0"/>
+                <w:color w:val="5B6875"/>
+                <w:sz w:val="16"/>
+              </w:rPr>
+              <w:t xml:space="preserve">   6  </w:t>
+            </w:r>
+            <w:r>
+              <w:rPr>
+                <w:rFonts w:ascii="Consolas" w:hAnsi="Consolas" w:eastAsia="Consolas"/>
+                <w:b w:val="0"/>
+                <w:sz w:val="16"/>
+              </w:rPr>
+              <w:t>RUN_LOG_SCHEMA = ...</w:t>
+            </w:r>
+          </w:p>
+          <w:p>
+            <w:pPr>
+              <w:spacing w:before="0" w:after="0" w:line="240" w:lineRule="auto"/>
+              <w:ind w:left="567" w:hanging="567"/>
+            </w:pPr>
+            <w:r>
+              <w:rPr>
+                <w:rFonts w:ascii="Consolas" w:hAnsi="Consolas" w:eastAsia="Consolas"/>
+                <w:b w:val="0"/>
+                <w:color w:val="5B6875"/>
+                <w:sz w:val="16"/>
+              </w:rPr>
+              <w:t xml:space="preserve">   7  </w:t>
+            </w:r>
+            <w:r>
+              <w:rPr>
+                <w:rFonts w:ascii="Consolas" w:hAnsi="Consolas" w:eastAsia="Consolas"/>
+                <w:b w:val="0"/>
+                <w:sz w:val="16"/>
+              </w:rPr>
+              <w:t xml:space="preserve"> </w:t>
+            </w:r>
+          </w:p>
+          <w:p>
+            <w:pPr>
+              <w:spacing w:before="0" w:after="0" w:line="240" w:lineRule="auto"/>
+              <w:ind w:left="567" w:hanging="567"/>
+            </w:pPr>
+            <w:r>
+              <w:rPr>
+                <w:rFonts w:ascii="Consolas" w:hAnsi="Consolas" w:eastAsia="Consolas"/>
+                <w:b w:val="0"/>
+                <w:color w:val="5B6875"/>
+                <w:sz w:val="16"/>
+              </w:rPr>
+              <w:t xml:space="preserve">   8  </w:t>
+            </w:r>
+            <w:r>
+              <w:rPr>
+                <w:rFonts w:ascii="Consolas" w:hAnsi="Consolas" w:eastAsia="Consolas"/>
+                <w:b w:val="0"/>
+                <w:sz w:val="16"/>
+              </w:rPr>
+              <w:t xml:space="preserve"> </w:t>
+            </w:r>
+          </w:p>
+          <w:p>
+            <w:pPr>
+              <w:spacing w:before="0" w:after="0" w:line="240" w:lineRule="auto"/>
+              <w:ind w:left="567" w:hanging="567"/>
+            </w:pPr>
+            <w:r>
+              <w:rPr>
+                <w:rFonts w:ascii="Consolas" w:hAnsi="Consolas" w:eastAsia="Consolas"/>
+                <w:b w:val="0"/>
+                <w:color w:val="5B6875"/>
+                <w:sz w:val="16"/>
+              </w:rPr>
+              <w:t xml:space="preserve">   9  </w:t>
+            </w:r>
+            <w:r>
+              <w:rPr>
+                <w:rFonts w:ascii="Consolas" w:hAnsi="Consolas" w:eastAsia="Consolas"/>
+                <w:b w:val="0"/>
+                <w:sz w:val="16"/>
+              </w:rPr>
+              <w:t>def run_record(spark: SparkSession, run_id: str, pipeline_name: str, rows_processed: int, status: str, started_at: datetime, error_message: str | None = None) -&gt; DataFrame:</w:t>
+            </w:r>
+          </w:p>
+          <w:p>
+            <w:pPr>
+              <w:spacing w:before="0" w:after="0" w:line="240" w:lineRule="auto"/>
+              <w:ind w:left="567" w:hanging="567"/>
+            </w:pPr>
+            <w:r>
+              <w:rPr>
+                <w:rFonts w:ascii="Consolas" w:hAnsi="Consolas" w:eastAsia="Consolas"/>
+                <w:b w:val="0"/>
+                <w:color w:val="5B6875"/>
+                <w:sz w:val="16"/>
+              </w:rPr>
+              <w:t xml:space="preserve">  10  </w:t>
+            </w:r>
+            <w:r>
+              <w:rPr>
+                <w:rFonts w:ascii="Consolas" w:hAnsi="Consolas" w:eastAsia="Consolas"/>
+                <w:b w:val="0"/>
+                <w:sz w:val="16"/>
+              </w:rPr>
+              <w:t xml:space="preserve">    ...</w:t>
             </w:r>
           </w:p>
         </w:tc>
       </w:tr>
     </w:tbl>
+    <w:p/>
     <w:p>
       <w:pPr>
-        <w:pStyle w:val="ListNumber"/>
+        <w:pStyle w:val="Heading5"/>
       </w:pPr>
       <w:r>
-        <w:rPr>
-          <w:b/>
-        </w:rPr>
-        <w:t xml:space="preserve">Line 2. </w:t>
-      </w:r>
-      <w:r>
-        <w:rPr>
-          <w:b w:val="0"/>
-          <w:i w:val="0"/>
-        </w:rPr>
-        <w:t>Counts failures only. A job that stopped running produces no rows and no alert.</w:t>
+        <w:t>Exercise 5. Put in order (level 5)</w:t>
+      </w:r>
+    </w:p>
+    <w:p>
+      <w:r>
+        <w:rPr>
+          <w:b w:val="0"/>
+          <w:i w:val="0"/>
+        </w:rPr>
+        <w:t>Order the orchestrator's steps so both successful and failed runs are logged, and a failure still fails the job.</w:t>
       </w:r>
     </w:p>
     <w:p>
       <w:pPr>
-        <w:pStyle w:val="ListNumber"/>
+        <w:pStyle w:val="ListBullet"/>
       </w:pPr>
       <w:r>
         <w:rPr>
-          <w:b/>
-        </w:rPr>
-        <w:t xml:space="preserve">Line 4. </w:t>
-      </w:r>
-      <w:r>
-        <w:rPr>
-          <w:b w:val="0"/>
-          <w:i w:val="0"/>
-        </w:rPr>
-        <w:t>The table stores FAILED. This alert has never fired.</w:t>
+          <w:b w:val="0"/>
+          <w:i w:val="0"/>
+        </w:rPr>
+        <w:t>except: set status FAILED and error_message, log.exception, then raise</w:t>
+      </w:r>
+    </w:p>
+    <w:p>
+      <w:pPr>
+        <w:pStyle w:val="ListBullet"/>
+      </w:pPr>
+      <w:r>
+        <w:rPr>
+          <w:b w:val="0"/>
+          <w:i w:val="0"/>
+        </w:rPr>
+        <w:t>Create run_id and started_at</w:t>
+      </w:r>
+    </w:p>
+    <w:p>
+      <w:pPr>
+        <w:pStyle w:val="ListBullet"/>
+      </w:pPr>
+      <w:r>
+        <w:rPr>
+          <w:b w:val="0"/>
+          <w:i w:val="0"/>
+        </w:rPr>
+        <w:t>finally: append the run record to the run log table</w:t>
+      </w:r>
+    </w:p>
+    <w:p>
+      <w:pPr>
+        <w:pStyle w:val="ListBullet"/>
+      </w:pPr>
+      <w:r>
+        <w:rPr>
+          <w:b w:val="0"/>
+          <w:i w:val="0"/>
+        </w:rPr>
+        <w:t>Set status SUCCESS</w:t>
+      </w:r>
+    </w:p>
+    <w:p>
+      <w:pPr>
+        <w:pStyle w:val="ListBullet"/>
+      </w:pPr>
+      <w:r>
+        <w:rPr>
+          <w:b w:val="0"/>
+          <w:i w:val="0"/>
+        </w:rPr>
+        <w:t>try: run the layer and read rows_processed from the commit metrics</w:t>
       </w:r>
     </w:p>
     <w:p>
@@ -6268,7 +6413,113 @@
         <w:pStyle w:val="Heading4"/>
       </w:pPr>
       <w:r>
-        <w:t>Worked example: strong code</w:t>
+        <w:t>Practical: Write run log records for a successful and a failed run</w:t>
+      </w:r>
+    </w:p>
+    <w:p>
+      <w:r>
+        <w:rPr>
+          <w:b w:val="0"/>
+          <w:i w:val="0"/>
+        </w:rPr>
+        <w:t>Platform: Databricks Free Edition. Run this in Databricks Free Edition. It creates a run log table with an explicit schema, runs one step that succeeds and one that fails, and records both. It also shows the inference error the reference code hits.</w:t>
+      </w:r>
+    </w:p>
+    <w:p>
+      <w:r>
+        <w:rPr>
+          <w:b w:val="0"/>
+          <w:i w:val="0"/>
+        </w:rPr>
+        <w:t xml:space="preserve">Download the notebook </w:t>
+      </w:r>
+      <w:r>
+        <w:rPr>
+          <w:rFonts w:ascii="Consolas" w:hAnsi="Consolas" w:eastAsia="Consolas"/>
+          <w:b w:val="0"/>
+          <w:sz w:val="19"/>
+        </w:rPr>
+        <w:t>A7-L2.ipynb</w:t>
+      </w:r>
+      <w:r>
+        <w:rPr>
+          <w:b w:val="0"/>
+          <w:i w:val="0"/>
+        </w:rPr>
+        <w:t xml:space="preserve"> from the app.</w:t>
+      </w:r>
+    </w:p>
+    <w:p>
+      <w:pPr>
+        <w:pStyle w:val="Heading4"/>
+      </w:pPr>
+      <w:r>
+        <w:t>Sources</w:t>
+      </w:r>
+    </w:p>
+    <w:p>
+      <w:pPr>
+        <w:pStyle w:val="ListBullet"/>
+      </w:pPr>
+      <w:r>
+        <w:rPr>
+          <w:b w:val="0"/>
+          <w:i w:val="0"/>
+        </w:rPr>
+        <w:t>createDataFrame from a dict with an all-None column raises CANNOT_DETERMINE_TYPE; an explicit StructType accepts None and rejects '12' for LongType with FIELD_DATA_TYPE_UNACCEPTABLE_WITH_NAME. (verified: Run on PySpark 4.0.4 in this repository.)</w:t>
+      </w:r>
+    </w:p>
+    <w:p>
+      <w:pPr>
+        <w:pStyle w:val="ListBullet"/>
+      </w:pPr>
+      <w:r>
+        <w:rPr>
+          <w:b w:val="0"/>
+          <w:i w:val="0"/>
+        </w:rPr>
+        <w:t>datetime.utcnow() is deprecated from Python 3.12. (verified: Python 3.12 release notes (What's New in Python 3.12, deprecated APIs); CLAUDE.md standard.)</w:t>
+      </w:r>
+    </w:p>
+    <w:p>
+      <w:pPr>
+        <w:pStyle w:val="Heading3"/>
+      </w:pPr>
+      <w:r>
+        <w:t>A7-L3 Alert on failures, and on the silence that hides them</w:t>
+      </w:r>
+    </w:p>
+    <w:p>
+      <w:pPr>
+        <w:pStyle w:val="Heading4"/>
+      </w:pPr>
+      <w:r>
+        <w:t>Concept</w:t>
+      </w:r>
+    </w:p>
+    <w:p>
+      <w:r>
+        <w:rPr>
+          <w:b w:val="0"/>
+          <w:i w:val="0"/>
+        </w:rPr>
+        <w:t>An alert is useful when it fires for real problems, reaches the person who can act, and says enough to start. Pipelines need two kinds.</w:t>
+      </w:r>
+    </w:p>
+    <w:p>
+      <w:r>
+        <w:rPr>
+          <w:b/>
+          <w:i w:val="0"/>
+        </w:rPr>
+        <w:t>1. Loud failures: the job fails.</w:t>
+      </w:r>
+      <w:r>
+        <w:rPr>
+          <w:b w:val="0"/>
+          <w:i w:val="0"/>
+        </w:rPr>
+        <w:t xml:space="preserve"> Databricks job notifications send an email or a webhook message when a run fails. In a job definition or bundle:</w:t>
       </w:r>
     </w:p>
     <w:tbl>
@@ -6306,7 +6557,7 @@
                 <w:b w:val="0"/>
                 <w:sz w:val="16"/>
               </w:rPr>
-              <w:t>-- Alert 1: pipelines with no successful run in the last 26 hours.</w:t>
+              <w:t>email_notifications:</w:t>
             </w:r>
           </w:p>
           <w:p>
@@ -6329,7 +6580,7 @@
                 <w:b w:val="0"/>
                 <w:sz w:val="16"/>
               </w:rPr>
-              <w:t>SELECT pipeline_name,</w:t>
+              <w:t xml:space="preserve">  on_failure:</w:t>
             </w:r>
           </w:p>
           <w:p>
@@ -6352,326 +6603,159 @@
                 <w:b w:val="0"/>
                 <w:sz w:val="16"/>
               </w:rPr>
-              <w:t xml:space="preserve">       max(finished_at) AS last_success</w:t>
-            </w:r>
-          </w:p>
-          <w:p>
-            <w:pPr>
-              <w:spacing w:before="0" w:after="0" w:line="240" w:lineRule="auto"/>
-              <w:ind w:left="567" w:hanging="567"/>
-            </w:pPr>
-            <w:r>
-              <w:rPr>
-                <w:rFonts w:ascii="Consolas" w:hAnsi="Consolas" w:eastAsia="Consolas"/>
-                <w:b w:val="0"/>
-                <w:color w:val="5B6875"/>
-                <w:sz w:val="16"/>
-              </w:rPr>
-              <w:t xml:space="preserve">   4  </w:t>
-            </w:r>
-            <w:r>
-              <w:rPr>
-                <w:rFonts w:ascii="Consolas" w:hAnsi="Consolas" w:eastAsia="Consolas"/>
-                <w:b w:val="0"/>
-                <w:sz w:val="16"/>
-              </w:rPr>
-              <w:t>FROM research_prod.research_governance.pipeline_run_log</w:t>
-            </w:r>
-          </w:p>
-          <w:p>
-            <w:pPr>
-              <w:spacing w:before="0" w:after="0" w:line="240" w:lineRule="auto"/>
-              <w:ind w:left="567" w:hanging="567"/>
-            </w:pPr>
-            <w:r>
-              <w:rPr>
-                <w:rFonts w:ascii="Consolas" w:hAnsi="Consolas" w:eastAsia="Consolas"/>
-                <w:b w:val="0"/>
-                <w:color w:val="5B6875"/>
-                <w:sz w:val="16"/>
-              </w:rPr>
-              <w:t xml:space="preserve">   5  </w:t>
-            </w:r>
-            <w:r>
-              <w:rPr>
-                <w:rFonts w:ascii="Consolas" w:hAnsi="Consolas" w:eastAsia="Consolas"/>
-                <w:b w:val="0"/>
-                <w:sz w:val="16"/>
-              </w:rPr>
-              <w:t>WHERE status = 'SUCCESS'</w:t>
-            </w:r>
-          </w:p>
-          <w:p>
-            <w:pPr>
-              <w:spacing w:before="0" w:after="0" w:line="240" w:lineRule="auto"/>
-              <w:ind w:left="567" w:hanging="567"/>
-            </w:pPr>
-            <w:r>
-              <w:rPr>
-                <w:rFonts w:ascii="Consolas" w:hAnsi="Consolas" w:eastAsia="Consolas"/>
-                <w:b w:val="0"/>
-                <w:color w:val="5B6875"/>
-                <w:sz w:val="16"/>
-              </w:rPr>
-              <w:t xml:space="preserve">   6  </w:t>
-            </w:r>
-            <w:r>
-              <w:rPr>
-                <w:rFonts w:ascii="Consolas" w:hAnsi="Consolas" w:eastAsia="Consolas"/>
-                <w:b w:val="0"/>
-                <w:sz w:val="16"/>
-              </w:rPr>
-              <w:t>GROUP BY pipeline_name</w:t>
-            </w:r>
-          </w:p>
-          <w:p>
-            <w:pPr>
-              <w:spacing w:before="0" w:after="0" w:line="240" w:lineRule="auto"/>
-              <w:ind w:left="567" w:hanging="567"/>
-            </w:pPr>
-            <w:r>
-              <w:rPr>
-                <w:rFonts w:ascii="Consolas" w:hAnsi="Consolas" w:eastAsia="Consolas"/>
-                <w:b/>
-                <w:color w:val="5B6875"/>
-                <w:sz w:val="16"/>
-              </w:rPr>
-              <w:t xml:space="preserve"> [1]  </w:t>
-            </w:r>
-            <w:r>
-              <w:rPr>
-                <w:rFonts w:ascii="Consolas" w:hAnsi="Consolas" w:eastAsia="Consolas"/>
-                <w:b w:val="0"/>
-                <w:sz w:val="16"/>
-              </w:rPr>
-              <w:t>HAVING max(finished_at) &lt; current_timestamp() - INTERVAL 26 HOURS;</w:t>
-            </w:r>
-          </w:p>
-          <w:p>
-            <w:pPr>
-              <w:spacing w:before="0" w:after="0" w:line="240" w:lineRule="auto"/>
-              <w:ind w:left="567" w:hanging="567"/>
-            </w:pPr>
-            <w:r>
-              <w:rPr>
-                <w:rFonts w:ascii="Consolas" w:hAnsi="Consolas" w:eastAsia="Consolas"/>
-                <w:b w:val="0"/>
-                <w:color w:val="5B6875"/>
-                <w:sz w:val="16"/>
-              </w:rPr>
-              <w:t xml:space="preserve">   8  </w:t>
-            </w:r>
-            <w:r>
-              <w:rPr>
-                <w:rFonts w:ascii="Consolas" w:hAnsi="Consolas" w:eastAsia="Consolas"/>
-                <w:b w:val="0"/>
-                <w:sz w:val="16"/>
-              </w:rPr>
-              <w:t xml:space="preserve"> </w:t>
-            </w:r>
-          </w:p>
-          <w:p>
-            <w:pPr>
-              <w:spacing w:before="0" w:after="0" w:line="240" w:lineRule="auto"/>
-              <w:ind w:left="567" w:hanging="567"/>
-            </w:pPr>
-            <w:r>
-              <w:rPr>
-                <w:rFonts w:ascii="Consolas" w:hAnsi="Consolas" w:eastAsia="Consolas"/>
-                <w:b w:val="0"/>
-                <w:color w:val="5B6875"/>
-                <w:sz w:val="16"/>
-              </w:rPr>
-              <w:t xml:space="preserve">   9  </w:t>
-            </w:r>
-            <w:r>
-              <w:rPr>
-                <w:rFonts w:ascii="Consolas" w:hAnsi="Consolas" w:eastAsia="Consolas"/>
-                <w:b w:val="0"/>
-                <w:sz w:val="16"/>
-              </w:rPr>
-              <w:t>-- Alert 2: successful runs that wrote nothing in the last day.</w:t>
-            </w:r>
-          </w:p>
-          <w:p>
-            <w:pPr>
-              <w:spacing w:before="0" w:after="0" w:line="240" w:lineRule="auto"/>
-              <w:ind w:left="567" w:hanging="567"/>
-            </w:pPr>
-            <w:r>
-              <w:rPr>
-                <w:rFonts w:ascii="Consolas" w:hAnsi="Consolas" w:eastAsia="Consolas"/>
-                <w:b/>
-                <w:color w:val="5B6875"/>
-                <w:sz w:val="16"/>
-              </w:rPr>
-              <w:t xml:space="preserve"> [2]  </w:t>
-            </w:r>
-            <w:r>
-              <w:rPr>
-                <w:rFonts w:ascii="Consolas" w:hAnsi="Consolas" w:eastAsia="Consolas"/>
-                <w:b w:val="0"/>
-                <w:sz w:val="16"/>
-              </w:rPr>
-              <w:t>SELECT pipeline_name, wave_id, run_id</w:t>
-            </w:r>
-          </w:p>
-          <w:p>
-            <w:pPr>
-              <w:spacing w:before="0" w:after="0" w:line="240" w:lineRule="auto"/>
-              <w:ind w:left="567" w:hanging="567"/>
-            </w:pPr>
-            <w:r>
-              <w:rPr>
-                <w:rFonts w:ascii="Consolas" w:hAnsi="Consolas" w:eastAsia="Consolas"/>
-                <w:b w:val="0"/>
-                <w:color w:val="5B6875"/>
-                <w:sz w:val="16"/>
-              </w:rPr>
-              <w:t xml:space="preserve">  11  </w:t>
-            </w:r>
-            <w:r>
-              <w:rPr>
-                <w:rFonts w:ascii="Consolas" w:hAnsi="Consolas" w:eastAsia="Consolas"/>
-                <w:b w:val="0"/>
-                <w:sz w:val="16"/>
-              </w:rPr>
-              <w:t>FROM research_prod.research_governance.pipeline_run_log</w:t>
-            </w:r>
-          </w:p>
-          <w:p>
-            <w:pPr>
-              <w:spacing w:before="0" w:after="0" w:line="240" w:lineRule="auto"/>
-              <w:ind w:left="567" w:hanging="567"/>
-            </w:pPr>
-            <w:r>
-              <w:rPr>
-                <w:rFonts w:ascii="Consolas" w:hAnsi="Consolas" w:eastAsia="Consolas"/>
-                <w:b w:val="0"/>
-                <w:color w:val="5B6875"/>
-                <w:sz w:val="16"/>
-              </w:rPr>
-              <w:t xml:space="preserve">  12  </w:t>
-            </w:r>
-            <w:r>
-              <w:rPr>
-                <w:rFonts w:ascii="Consolas" w:hAnsi="Consolas" w:eastAsia="Consolas"/>
-                <w:b w:val="0"/>
-                <w:sz w:val="16"/>
-              </w:rPr>
-              <w:t>WHERE status = 'SUCCESS'</w:t>
-            </w:r>
-          </w:p>
-          <w:p>
-            <w:pPr>
-              <w:spacing w:before="0" w:after="0" w:line="240" w:lineRule="auto"/>
-              <w:ind w:left="567" w:hanging="567"/>
-            </w:pPr>
-            <w:r>
-              <w:rPr>
-                <w:rFonts w:ascii="Consolas" w:hAnsi="Consolas" w:eastAsia="Consolas"/>
-                <w:b/>
-                <w:color w:val="5B6875"/>
-                <w:sz w:val="16"/>
-              </w:rPr>
-              <w:t xml:space="preserve"> [3]  </w:t>
-            </w:r>
-            <w:r>
-              <w:rPr>
-                <w:rFonts w:ascii="Consolas" w:hAnsi="Consolas" w:eastAsia="Consolas"/>
-                <w:b w:val="0"/>
-                <w:sz w:val="16"/>
-              </w:rPr>
-              <w:t xml:space="preserve">  AND rows_processed = 0</w:t>
-            </w:r>
-          </w:p>
-          <w:p>
-            <w:pPr>
-              <w:spacing w:before="0" w:after="0" w:line="240" w:lineRule="auto"/>
-              <w:ind w:left="567" w:hanging="567"/>
-            </w:pPr>
-            <w:r>
-              <w:rPr>
-                <w:rFonts w:ascii="Consolas" w:hAnsi="Consolas" w:eastAsia="Consolas"/>
-                <w:b w:val="0"/>
-                <w:color w:val="5B6875"/>
-                <w:sz w:val="16"/>
-              </w:rPr>
-              <w:t xml:space="preserve">  14  </w:t>
-            </w:r>
-            <w:r>
-              <w:rPr>
-                <w:rFonts w:ascii="Consolas" w:hAnsi="Consolas" w:eastAsia="Consolas"/>
-                <w:b w:val="0"/>
-                <w:sz w:val="16"/>
-              </w:rPr>
-              <w:t xml:space="preserve">  AND finished_at &gt;= current_timestamp() - INTERVAL 1 DAY;</w:t>
+              <w:t xml:space="preserve">    - data-oncall@example.org</w:t>
             </w:r>
           </w:p>
         </w:tc>
       </w:tr>
     </w:tbl>
+    <w:p/>
     <w:p>
-      <w:pPr>
-        <w:pStyle w:val="ListNumber"/>
-      </w:pPr>
+      <w:r>
+        <w:rPr>
+          <w:b w:val="0"/>
+          <w:i w:val="0"/>
+        </w:rPr>
+        <w:t xml:space="preserve">These fire only if the job actually fails. Every </w:t>
+      </w:r>
+      <w:r>
+        <w:rPr>
+          <w:rFonts w:ascii="Consolas" w:hAnsi="Consolas" w:eastAsia="Consolas"/>
+          <w:b w:val="0"/>
+          <w:sz w:val="19"/>
+        </w:rPr>
+        <w:t>except</w:t>
+      </w:r>
+      <w:r>
+        <w:rPr>
+          <w:b w:val="0"/>
+          <w:i w:val="0"/>
+        </w:rPr>
+        <w:t xml:space="preserve"> block that logs and carries on silences them. Log, record the run as FAILED, then re-raise (lesson A7-L2).</w:t>
+      </w:r>
+    </w:p>
+    <w:p>
+      <w:r>
+        <w:rPr>
+          <w:b w:val="0"/>
+          <w:i w:val="0"/>
+        </w:rPr>
+        <w:t>Job-level notifications are not sent when a failed task is retried. If you want a message for every failed attempt, add task-level notifications.</w:t>
+      </w:r>
+    </w:p>
+    <w:p>
       <w:r>
         <w:rPr>
           <w:b/>
-        </w:rPr>
-        <w:t xml:space="preserve">Line 7. </w:t>
-      </w:r>
-      <w:r>
-        <w:rPr>
-          <w:b w:val="0"/>
-          <w:i w:val="0"/>
-        </w:rPr>
-        <w:t>Detects silence: a pipeline whose last success is too old, whether it failed or never ran.</w:t>
+          <w:i w:val="0"/>
+        </w:rPr>
+        <w:t>2. Silent failures: the job succeeds, but the data is wrong or missing.</w:t>
+      </w:r>
+      <w:r>
+        <w:rPr>
+          <w:b w:val="0"/>
+          <w:i w:val="0"/>
+        </w:rPr>
+        <w:t xml:space="preserve"> A job that never starts, a MERGE that writes 0 rows, a wave with a WARN on every contract check. No job fails, so no notification fires. Detect these with queries on your run log and QA results tables, run on a schedule, for example as Databricks SQL alerts:</w:t>
       </w:r>
     </w:p>
     <w:p>
       <w:pPr>
-        <w:pStyle w:val="ListNumber"/>
+        <w:pStyle w:val="ListBullet"/>
       </w:pPr>
       <w:r>
         <w:rPr>
-          <w:b/>
-        </w:rPr>
-        <w:t xml:space="preserve">Line 10. </w:t>
-      </w:r>
-      <w:r>
-        <w:rPr>
-          <w:b w:val="0"/>
-          <w:i w:val="0"/>
-        </w:rPr>
-        <w:t>The alert names what to look at: pipeline, wave and run.</w:t>
+          <w:b w:val="0"/>
+          <w:i w:val="0"/>
+        </w:rPr>
+        <w:t>No SUCCESS run for a pipeline in the last 26 hours (a daily job plus slack).</w:t>
       </w:r>
     </w:p>
     <w:p>
       <w:pPr>
-        <w:pStyle w:val="ListNumber"/>
+        <w:pStyle w:val="ListBullet"/>
       </w:pPr>
       <w:r>
         <w:rPr>
-          <w:b/>
-        </w:rPr>
-        <w:t xml:space="preserve">Line 13. </w:t>
-      </w:r>
-      <w:r>
-        <w:rPr>
-          <w:b w:val="0"/>
-          <w:i w:val="0"/>
-        </w:rPr>
-        <w:t>A success that did nothing is a silent failure worth an alert.</w:t>
+          <w:b w:val="0"/>
+          <w:i w:val="0"/>
+        </w:rPr>
+        <w:t xml:space="preserve">A run with </w:t>
+      </w:r>
+      <w:r>
+        <w:rPr>
+          <w:rFonts w:ascii="Consolas" w:hAnsi="Consolas" w:eastAsia="Consolas"/>
+          <w:b w:val="0"/>
+          <w:sz w:val="19"/>
+        </w:rPr>
+        <w:t>rows_processed = 0</w:t>
+      </w:r>
+      <w:r>
+        <w:rPr>
+          <w:b w:val="0"/>
+          <w:i w:val="0"/>
+        </w:rPr>
+        <w:t>.</w:t>
       </w:r>
     </w:p>
     <w:p>
-      <w:r>
-        <w:rPr>
-          <w:b w:val="0"/>
-          <w:i w:val="0"/>
-        </w:rPr>
-        <w:t>Job notifications catch runs that fail. Scheduled queries catch runs that do not happen, or that succeed at doing nothing.</w:t>
+      <w:pPr>
+        <w:pStyle w:val="ListBullet"/>
+      </w:pPr>
+      <w:r>
+        <w:rPr>
+          <w:b w:val="0"/>
+          <w:i w:val="0"/>
+        </w:rPr>
+        <w:t>More WARN results for a wave than the last five waves' average.</w:t>
+      </w:r>
+    </w:p>
+    <w:p>
+      <w:r>
+        <w:rPr>
+          <w:b w:val="0"/>
+          <w:i w:val="0"/>
+        </w:rPr>
+        <w:t xml:space="preserve">Write each alert query against the exact values your tables hold. A query for </w:t>
+      </w:r>
+      <w:r>
+        <w:rPr>
+          <w:rFonts w:ascii="Consolas" w:hAnsi="Consolas" w:eastAsia="Consolas"/>
+          <w:b w:val="0"/>
+          <w:sz w:val="19"/>
+        </w:rPr>
+        <w:t>status = 'FAIL'</w:t>
+      </w:r>
+      <w:r>
+        <w:rPr>
+          <w:b w:val="0"/>
+          <w:i w:val="0"/>
+        </w:rPr>
+        <w:t xml:space="preserve"> never fires on a table that stores </w:t>
+      </w:r>
+      <w:r>
+        <w:rPr>
+          <w:rFonts w:ascii="Consolas" w:hAnsi="Consolas" w:eastAsia="Consolas"/>
+          <w:b w:val="0"/>
+          <w:sz w:val="19"/>
+        </w:rPr>
+        <w:t>FAILED</w:t>
+      </w:r>
+      <w:r>
+        <w:rPr>
+          <w:b w:val="0"/>
+          <w:i w:val="0"/>
+        </w:rPr>
+        <w:t>.</w:t>
+      </w:r>
+    </w:p>
+    <w:p>
+      <w:r>
+        <w:rPr>
+          <w:b w:val="0"/>
+          <w:i w:val="0"/>
+        </w:rPr>
+        <w:t>Send alerts to a group address or channel, never to one person's inbox. Include the pipeline, the wave, the run ID and a link, so the reader can start without searching.</w:t>
       </w:r>
     </w:p>
     <w:p>
@@ -6679,83 +6763,25 @@
         <w:pStyle w:val="Heading4"/>
       </w:pPr>
       <w:r>
-        <w:t>Recap card</w:t>
+        <w:t>Why it matters</w:t>
       </w:r>
     </w:p>
     <w:p>
-      <w:pPr>
-        <w:pStyle w:val="ListBullet"/>
-      </w:pPr>
-      <w:r>
-        <w:rPr>
-          <w:b/>
-          <w:i w:val="0"/>
-        </w:rPr>
-        <w:t>Why must an except block re-raise?</w:t>
-      </w:r>
-      <w:r>
-        <w:rPr>
-          <w:b w:val="0"/>
-          <w:i w:val="0"/>
-        </w:rPr>
-        <w:t xml:space="preserve"> Otherwise the run succeeds and on_failure notifications never fire.</w:t>
+      <w:r>
+        <w:rPr>
+          <w:b w:val="0"/>
+          <w:i w:val="0"/>
+        </w:rPr>
+        <w:t>A nightly bronze job's schedule is paused during a workspace migration and never resumed. The job does not fail, because it never runs, so no failure email arrives. Silver and gold keep succeeding on the old data. Eleven days later a client asks why the dashboard has not moved.</w:t>
       </w:r>
     </w:p>
     <w:p>
-      <w:pPr>
-        <w:pStyle w:val="ListBullet"/>
-      </w:pPr>
-      <w:r>
-        <w:rPr>
-          <w:b/>
-          <w:i w:val="0"/>
-        </w:rPr>
-        <w:t>Job-level versus task-level failure notifications</w:t>
-      </w:r>
-      <w:r>
-        <w:rPr>
-          <w:b w:val="0"/>
-          <w:i w:val="0"/>
-        </w:rPr>
-        <w:t xml:space="preserve"> Job-level notifications are not sent for retried task failures. Use task-level ones to hear about every failed attempt.</w:t>
-      </w:r>
-    </w:p>
-    <w:p>
-      <w:pPr>
-        <w:pStyle w:val="ListBullet"/>
-      </w:pPr>
-      <w:r>
-        <w:rPr>
-          <w:b/>
-          <w:i w:val="0"/>
-        </w:rPr>
-        <w:t>How do you detect a pipeline that stopped running?</w:t>
-      </w:r>
-      <w:r>
-        <w:rPr>
-          <w:b w:val="0"/>
-          <w:i w:val="0"/>
-        </w:rPr>
-        <w:t xml:space="preserve"> A scheduled query: no SUCCESS in the run log within the expected window.</w:t>
-      </w:r>
-    </w:p>
-    <w:p>
-      <w:pPr>
-        <w:pStyle w:val="ListBullet"/>
-      </w:pPr>
-      <w:r>
-        <w:rPr>
-          <w:b/>
-          <w:i w:val="0"/>
-        </w:rPr>
-        <w:t>Where should alerts go?</w:t>
-      </w:r>
-      <w:r>
-        <w:rPr>
-          <w:b w:val="0"/>
-          <w:i w:val="0"/>
-        </w:rPr>
-        <w:t xml:space="preserve"> A group address or channel, with pipeline, wave, run ID and a link.</w:t>
+      <w:r>
+        <w:rPr>
+          <w:b w:val="0"/>
+          <w:i w:val="0"/>
+        </w:rPr>
+        <w:t>A scheduled query, "no SUCCESS for nat_bronze_pipeline in 26 hours", would have alerted the on-call group on the second morning.</w:t>
       </w:r>
     </w:p>
     <w:p>
@@ -6763,137 +6789,7 @@
         <w:pStyle w:val="Heading4"/>
       </w:pPr>
       <w:r>
-        <w:t>Practice</w:t>
-      </w:r>
-    </w:p>
-    <w:p>
-      <w:pPr>
-        <w:pStyle w:val="Heading5"/>
-      </w:pPr>
-      <w:r>
-        <w:t>Exercise 1. Multiple choice (level 1)</w:t>
-      </w:r>
-    </w:p>
-    <w:p>
-      <w:r>
-        <w:rPr>
-          <w:b w:val="0"/>
-          <w:i w:val="0"/>
-        </w:rPr>
-        <w:t xml:space="preserve">A job has </w:t>
-      </w:r>
-      <w:r>
-        <w:rPr>
-          <w:rFonts w:ascii="Consolas" w:hAnsi="Consolas" w:eastAsia="Consolas"/>
-          <w:b w:val="0"/>
-          <w:sz w:val="19"/>
-        </w:rPr>
-        <w:t>email_notifications.on_failure</w:t>
-      </w:r>
-      <w:r>
-        <w:rPr>
-          <w:b w:val="0"/>
-          <w:i w:val="0"/>
-        </w:rPr>
-        <w:t xml:space="preserve"> configured. Its silver task catches every exception, logs it, and returns normally. The MERGE fails. What arrives in the on-call inbox?</w:t>
-      </w:r>
-    </w:p>
-    <w:p>
-      <w:pPr>
-        <w:pStyle w:val="ListBullet"/>
-      </w:pPr>
-      <w:r>
-        <w:rPr>
-          <w:b w:val="0"/>
-          <w:i w:val="0"/>
-        </w:rPr>
-        <w:t>a) A failure email.</w:t>
-      </w:r>
-    </w:p>
-    <w:p>
-      <w:pPr>
-        <w:pStyle w:val="ListBullet"/>
-      </w:pPr>
-      <w:r>
-        <w:rPr>
-          <w:b w:val="0"/>
-          <w:i w:val="0"/>
-        </w:rPr>
-        <w:t>b) Nothing.</w:t>
-      </w:r>
-    </w:p>
-    <w:p>
-      <w:pPr>
-        <w:pStyle w:val="ListBullet"/>
-      </w:pPr>
-      <w:r>
-        <w:rPr>
-          <w:b w:val="0"/>
-          <w:i w:val="0"/>
-        </w:rPr>
-        <w:t>c) A warning email.</w:t>
-      </w:r>
-    </w:p>
-    <w:p>
-      <w:pPr>
-        <w:pStyle w:val="ListBullet"/>
-      </w:pPr>
-      <w:r>
-        <w:rPr>
-          <w:b w:val="0"/>
-          <w:i w:val="0"/>
-        </w:rPr>
-        <w:t>d) A success email.</w:t>
-      </w:r>
-    </w:p>
-    <w:p>
-      <w:r>
-        <w:rPr>
-          <w:b/>
-          <w:i w:val="0"/>
-        </w:rPr>
-        <w:t>Why?</w:t>
-      </w:r>
-    </w:p>
-    <w:p>
-      <w:pPr>
-        <w:pStyle w:val="ListBullet"/>
-      </w:pPr>
-      <w:r>
-        <w:rPr>
-          <w:b w:val="0"/>
-          <w:i w:val="0"/>
-        </w:rPr>
-        <w:t>r1) The task returns normally, so the run succeeds and on_failure never fires.</w:t>
-      </w:r>
-    </w:p>
-    <w:p>
-      <w:pPr>
-        <w:pStyle w:val="ListBullet"/>
-      </w:pPr>
-      <w:r>
-        <w:rPr>
-          <w:b w:val="0"/>
-          <w:i w:val="0"/>
-        </w:rPr>
-        <w:t>r2) Notifications only work for SQL tasks.</w:t>
-      </w:r>
-    </w:p>
-    <w:p>
-      <w:pPr>
-        <w:pStyle w:val="Heading5"/>
-      </w:pPr>
-      <w:r>
-        <w:t>Exercise 2. Fill the gap (level 2)</w:t>
-      </w:r>
-    </w:p>
-    <w:p>
-      <w:r>
-        <w:rPr>
-          <w:b w:val="0"/>
-          <w:i w:val="0"/>
-        </w:rPr>
-        <w:t>Complete the job settings so a failed run emails the on-call group.</w:t>
+        <w:t>Worked example: weak code</w:t>
       </w:r>
     </w:p>
     <w:tbl>
@@ -6931,7 +6827,7 @@
                 <w:b w:val="0"/>
                 <w:sz w:val="16"/>
               </w:rPr>
-              <w:t>email_notifications:</w:t>
+              <w:t>-- Alert: failed runs today</w:t>
             </w:r>
           </w:p>
           <w:p>
@@ -6942,19 +6838,19 @@
             <w:r>
               <w:rPr>
                 <w:rFonts w:ascii="Consolas" w:hAnsi="Consolas" w:eastAsia="Consolas"/>
-                <w:b w:val="0"/>
+                <w:b/>
                 <w:color w:val="5B6875"/>
                 <w:sz w:val="16"/>
               </w:rPr>
-              <w:t xml:space="preserve">   2  </w:t>
-            </w:r>
-            <w:r>
-              <w:rPr>
-                <w:rFonts w:ascii="Consolas" w:hAnsi="Consolas" w:eastAsia="Consolas"/>
-                <w:b w:val="0"/>
-                <w:sz w:val="16"/>
-              </w:rPr>
-              <w:t xml:space="preserve">  _____(1):</w:t>
+              <w:t xml:space="preserve"> [1]  </w:t>
+            </w:r>
+            <w:r>
+              <w:rPr>
+                <w:rFonts w:ascii="Consolas" w:hAnsi="Consolas" w:eastAsia="Consolas"/>
+                <w:b w:val="0"/>
+                <w:sz w:val="16"/>
+              </w:rPr>
+              <w:t>SELECT COUNT(*) AS failures</w:t>
             </w:r>
           </w:p>
           <w:p>
@@ -6977,58 +6873,100 @@
                 <w:b w:val="0"/>
                 <w:sz w:val="16"/>
               </w:rPr>
-              <w:t xml:space="preserve">    - _____(2)</w:t>
+              <w:t>FROM research_governance.pipeline_run_log</w:t>
+            </w:r>
+          </w:p>
+          <w:p>
+            <w:pPr>
+              <w:spacing w:before="0" w:after="0" w:line="240" w:lineRule="auto"/>
+              <w:ind w:left="567" w:hanging="567"/>
+            </w:pPr>
+            <w:r>
+              <w:rPr>
+                <w:rFonts w:ascii="Consolas" w:hAnsi="Consolas" w:eastAsia="Consolas"/>
+                <w:b/>
+                <w:color w:val="5B6875"/>
+                <w:sz w:val="16"/>
+              </w:rPr>
+              <w:t xml:space="preserve"> [2]  </w:t>
+            </w:r>
+            <w:r>
+              <w:rPr>
+                <w:rFonts w:ascii="Consolas" w:hAnsi="Consolas" w:eastAsia="Consolas"/>
+                <w:b w:val="0"/>
+                <w:sz w:val="16"/>
+              </w:rPr>
+              <w:t>WHERE status = 'FAIL'</w:t>
+            </w:r>
+          </w:p>
+          <w:p>
+            <w:pPr>
+              <w:spacing w:before="0" w:after="0" w:line="240" w:lineRule="auto"/>
+              <w:ind w:left="567" w:hanging="567"/>
+            </w:pPr>
+            <w:r>
+              <w:rPr>
+                <w:rFonts w:ascii="Consolas" w:hAnsi="Consolas" w:eastAsia="Consolas"/>
+                <w:b w:val="0"/>
+                <w:color w:val="5B6875"/>
+                <w:sz w:val="16"/>
+              </w:rPr>
+              <w:t xml:space="preserve">   5  </w:t>
+            </w:r>
+            <w:r>
+              <w:rPr>
+                <w:rFonts w:ascii="Consolas" w:hAnsi="Consolas" w:eastAsia="Consolas"/>
+                <w:b w:val="0"/>
+                <w:sz w:val="16"/>
+              </w:rPr>
+              <w:t xml:space="preserve">  AND run_timestamp &gt;= current_date();</w:t>
             </w:r>
           </w:p>
         </w:tc>
       </w:tr>
     </w:tbl>
-    <w:p/>
     <w:p>
       <w:pPr>
-        <w:pStyle w:val="Heading5"/>
+        <w:pStyle w:val="ListNumber"/>
       </w:pPr>
       <w:r>
-        <w:t>Exercise 3. Spot the bug (level 3)</w:t>
+        <w:rPr>
+          <w:b/>
+        </w:rPr>
+        <w:t xml:space="preserve">Line 2. </w:t>
+      </w:r>
+      <w:r>
+        <w:rPr>
+          <w:b w:val="0"/>
+          <w:i w:val="0"/>
+        </w:rPr>
+        <w:t>Counts failures only. A job that stopped running produces no rows and no alert.</w:t>
       </w:r>
     </w:p>
     <w:p>
-      <w:r>
-        <w:rPr>
-          <w:b w:val="0"/>
-          <w:i w:val="0"/>
-        </w:rPr>
-        <w:t xml:space="preserve">The run log stores status values </w:t>
-      </w:r>
-      <w:r>
-        <w:rPr>
-          <w:rFonts w:ascii="Consolas" w:hAnsi="Consolas" w:eastAsia="Consolas"/>
-          <w:b w:val="0"/>
-          <w:sz w:val="19"/>
-        </w:rPr>
-        <w:t>SUCCESS</w:t>
-      </w:r>
-      <w:r>
-        <w:rPr>
-          <w:b w:val="0"/>
-          <w:i w:val="0"/>
-        </w:rPr>
-        <w:t xml:space="preserve"> and </w:t>
-      </w:r>
-      <w:r>
-        <w:rPr>
-          <w:rFonts w:ascii="Consolas" w:hAnsi="Consolas" w:eastAsia="Consolas"/>
-          <w:b w:val="0"/>
-          <w:sz w:val="19"/>
-        </w:rPr>
-        <w:t>FAILED</w:t>
-      </w:r>
-      <w:r>
-        <w:rPr>
-          <w:b w:val="0"/>
-          <w:i w:val="0"/>
-        </w:rPr>
-        <w:t>. This alert has never fired, even on nights with failures. Tap the line, then fix the query.</w:t>
+      <w:pPr>
+        <w:pStyle w:val="ListNumber"/>
+      </w:pPr>
+      <w:r>
+        <w:rPr>
+          <w:b/>
+        </w:rPr>
+        <w:t xml:space="preserve">Line 4. </w:t>
+      </w:r>
+      <w:r>
+        <w:rPr>
+          <w:b w:val="0"/>
+          <w:i w:val="0"/>
+        </w:rPr>
+        <w:t>The table stores FAILED. This alert has never fired.</w:t>
+      </w:r>
+    </w:p>
+    <w:p>
+      <w:pPr>
+        <w:pStyle w:val="Heading4"/>
+      </w:pPr>
+      <w:r>
+        <w:t>Worked example: strong code</w:t>
       </w:r>
     </w:p>
     <w:tbl>
@@ -7066,7 +7004,7 @@
                 <w:b w:val="0"/>
                 <w:sz w:val="16"/>
               </w:rPr>
-              <w:t>SELECT pipeline_name, run_id, error_message</w:t>
+              <w:t>-- Alert 1: pipelines with no successful run in the last 26 hours.</w:t>
             </w:r>
           </w:p>
           <w:p>
@@ -7089,7 +7027,7 @@
                 <w:b w:val="0"/>
                 <w:sz w:val="16"/>
               </w:rPr>
-              <w:t>FROM research_prod.research_governance.pipeline_run_log</w:t>
+              <w:t>SELECT pipeline_name,</w:t>
             </w:r>
           </w:p>
           <w:p>
@@ -7112,7 +7050,7 @@
                 <w:b w:val="0"/>
                 <w:sz w:val="16"/>
               </w:rPr>
-              <w:t>WHERE status = 'FAIL'</w:t>
+              <w:t xml:space="preserve">       max(finished_at) AS last_success</w:t>
             </w:r>
           </w:p>
           <w:p>
@@ -7135,7 +7073,609 @@
                 <w:b w:val="0"/>
                 <w:sz w:val="16"/>
               </w:rPr>
+              <w:t>FROM research_prod.research_governance.pipeline_run_log</w:t>
+            </w:r>
+          </w:p>
+          <w:p>
+            <w:pPr>
+              <w:spacing w:before="0" w:after="0" w:line="240" w:lineRule="auto"/>
+              <w:ind w:left="567" w:hanging="567"/>
+            </w:pPr>
+            <w:r>
+              <w:rPr>
+                <w:rFonts w:ascii="Consolas" w:hAnsi="Consolas" w:eastAsia="Consolas"/>
+                <w:b w:val="0"/>
+                <w:color w:val="5B6875"/>
+                <w:sz w:val="16"/>
+              </w:rPr>
+              <w:t xml:space="preserve">   5  </w:t>
+            </w:r>
+            <w:r>
+              <w:rPr>
+                <w:rFonts w:ascii="Consolas" w:hAnsi="Consolas" w:eastAsia="Consolas"/>
+                <w:b w:val="0"/>
+                <w:sz w:val="16"/>
+              </w:rPr>
+              <w:t>WHERE status = 'SUCCESS'</w:t>
+            </w:r>
+          </w:p>
+          <w:p>
+            <w:pPr>
+              <w:spacing w:before="0" w:after="0" w:line="240" w:lineRule="auto"/>
+              <w:ind w:left="567" w:hanging="567"/>
+            </w:pPr>
+            <w:r>
+              <w:rPr>
+                <w:rFonts w:ascii="Consolas" w:hAnsi="Consolas" w:eastAsia="Consolas"/>
+                <w:b w:val="0"/>
+                <w:color w:val="5B6875"/>
+                <w:sz w:val="16"/>
+              </w:rPr>
+              <w:t xml:space="preserve">   6  </w:t>
+            </w:r>
+            <w:r>
+              <w:rPr>
+                <w:rFonts w:ascii="Consolas" w:hAnsi="Consolas" w:eastAsia="Consolas"/>
+                <w:b w:val="0"/>
+                <w:sz w:val="16"/>
+              </w:rPr>
+              <w:t>GROUP BY pipeline_name</w:t>
+            </w:r>
+          </w:p>
+          <w:p>
+            <w:pPr>
+              <w:spacing w:before="0" w:after="0" w:line="240" w:lineRule="auto"/>
+              <w:ind w:left="567" w:hanging="567"/>
+            </w:pPr>
+            <w:r>
+              <w:rPr>
+                <w:rFonts w:ascii="Consolas" w:hAnsi="Consolas" w:eastAsia="Consolas"/>
+                <w:b/>
+                <w:color w:val="5B6875"/>
+                <w:sz w:val="16"/>
+              </w:rPr>
+              <w:t xml:space="preserve"> [1]  </w:t>
+            </w:r>
+            <w:r>
+              <w:rPr>
+                <w:rFonts w:ascii="Consolas" w:hAnsi="Consolas" w:eastAsia="Consolas"/>
+                <w:b w:val="0"/>
+                <w:sz w:val="16"/>
+              </w:rPr>
+              <w:t>HAVING max(finished_at) &lt; current_timestamp() - INTERVAL 26 HOURS;</w:t>
+            </w:r>
+          </w:p>
+          <w:p>
+            <w:pPr>
+              <w:spacing w:before="0" w:after="0" w:line="240" w:lineRule="auto"/>
+              <w:ind w:left="567" w:hanging="567"/>
+            </w:pPr>
+            <w:r>
+              <w:rPr>
+                <w:rFonts w:ascii="Consolas" w:hAnsi="Consolas" w:eastAsia="Consolas"/>
+                <w:b w:val="0"/>
+                <w:color w:val="5B6875"/>
+                <w:sz w:val="16"/>
+              </w:rPr>
+              <w:t xml:space="preserve">   8  </w:t>
+            </w:r>
+            <w:r>
+              <w:rPr>
+                <w:rFonts w:ascii="Consolas" w:hAnsi="Consolas" w:eastAsia="Consolas"/>
+                <w:b w:val="0"/>
+                <w:sz w:val="16"/>
+              </w:rPr>
+              <w:t xml:space="preserve"> </w:t>
+            </w:r>
+          </w:p>
+          <w:p>
+            <w:pPr>
+              <w:spacing w:before="0" w:after="0" w:line="240" w:lineRule="auto"/>
+              <w:ind w:left="567" w:hanging="567"/>
+            </w:pPr>
+            <w:r>
+              <w:rPr>
+                <w:rFonts w:ascii="Consolas" w:hAnsi="Consolas" w:eastAsia="Consolas"/>
+                <w:b w:val="0"/>
+                <w:color w:val="5B6875"/>
+                <w:sz w:val="16"/>
+              </w:rPr>
+              <w:t xml:space="preserve">   9  </w:t>
+            </w:r>
+            <w:r>
+              <w:rPr>
+                <w:rFonts w:ascii="Consolas" w:hAnsi="Consolas" w:eastAsia="Consolas"/>
+                <w:b w:val="0"/>
+                <w:sz w:val="16"/>
+              </w:rPr>
+              <w:t>-- Alert 2: successful runs that wrote nothing in the last day.</w:t>
+            </w:r>
+          </w:p>
+          <w:p>
+            <w:pPr>
+              <w:spacing w:before="0" w:after="0" w:line="240" w:lineRule="auto"/>
+              <w:ind w:left="567" w:hanging="567"/>
+            </w:pPr>
+            <w:r>
+              <w:rPr>
+                <w:rFonts w:ascii="Consolas" w:hAnsi="Consolas" w:eastAsia="Consolas"/>
+                <w:b/>
+                <w:color w:val="5B6875"/>
+                <w:sz w:val="16"/>
+              </w:rPr>
+              <w:t xml:space="preserve"> [2]  </w:t>
+            </w:r>
+            <w:r>
+              <w:rPr>
+                <w:rFonts w:ascii="Consolas" w:hAnsi="Consolas" w:eastAsia="Consolas"/>
+                <w:b w:val="0"/>
+                <w:sz w:val="16"/>
+              </w:rPr>
+              <w:t>SELECT pipeline_name, wave_id, run_id</w:t>
+            </w:r>
+          </w:p>
+          <w:p>
+            <w:pPr>
+              <w:spacing w:before="0" w:after="0" w:line="240" w:lineRule="auto"/>
+              <w:ind w:left="567" w:hanging="567"/>
+            </w:pPr>
+            <w:r>
+              <w:rPr>
+                <w:rFonts w:ascii="Consolas" w:hAnsi="Consolas" w:eastAsia="Consolas"/>
+                <w:b w:val="0"/>
+                <w:color w:val="5B6875"/>
+                <w:sz w:val="16"/>
+              </w:rPr>
+              <w:t xml:space="preserve">  11  </w:t>
+            </w:r>
+            <w:r>
+              <w:rPr>
+                <w:rFonts w:ascii="Consolas" w:hAnsi="Consolas" w:eastAsia="Consolas"/>
+                <w:b w:val="0"/>
+                <w:sz w:val="16"/>
+              </w:rPr>
+              <w:t>FROM research_prod.research_governance.pipeline_run_log</w:t>
+            </w:r>
+          </w:p>
+          <w:p>
+            <w:pPr>
+              <w:spacing w:before="0" w:after="0" w:line="240" w:lineRule="auto"/>
+              <w:ind w:left="567" w:hanging="567"/>
+            </w:pPr>
+            <w:r>
+              <w:rPr>
+                <w:rFonts w:ascii="Consolas" w:hAnsi="Consolas" w:eastAsia="Consolas"/>
+                <w:b w:val="0"/>
+                <w:color w:val="5B6875"/>
+                <w:sz w:val="16"/>
+              </w:rPr>
+              <w:t xml:space="preserve">  12  </w:t>
+            </w:r>
+            <w:r>
+              <w:rPr>
+                <w:rFonts w:ascii="Consolas" w:hAnsi="Consolas" w:eastAsia="Consolas"/>
+                <w:b w:val="0"/>
+                <w:sz w:val="16"/>
+              </w:rPr>
+              <w:t>WHERE status = 'SUCCESS'</w:t>
+            </w:r>
+          </w:p>
+          <w:p>
+            <w:pPr>
+              <w:spacing w:before="0" w:after="0" w:line="240" w:lineRule="auto"/>
+              <w:ind w:left="567" w:hanging="567"/>
+            </w:pPr>
+            <w:r>
+              <w:rPr>
+                <w:rFonts w:ascii="Consolas" w:hAnsi="Consolas" w:eastAsia="Consolas"/>
+                <w:b/>
+                <w:color w:val="5B6875"/>
+                <w:sz w:val="16"/>
+              </w:rPr>
+              <w:t xml:space="preserve"> [3]  </w:t>
+            </w:r>
+            <w:r>
+              <w:rPr>
+                <w:rFonts w:ascii="Consolas" w:hAnsi="Consolas" w:eastAsia="Consolas"/>
+                <w:b w:val="0"/>
+                <w:sz w:val="16"/>
+              </w:rPr>
+              <w:t xml:space="preserve">  AND rows_processed = 0</w:t>
+            </w:r>
+          </w:p>
+          <w:p>
+            <w:pPr>
+              <w:spacing w:before="0" w:after="0" w:line="240" w:lineRule="auto"/>
+              <w:ind w:left="567" w:hanging="567"/>
+            </w:pPr>
+            <w:r>
+              <w:rPr>
+                <w:rFonts w:ascii="Consolas" w:hAnsi="Consolas" w:eastAsia="Consolas"/>
+                <w:b w:val="0"/>
+                <w:color w:val="5B6875"/>
+                <w:sz w:val="16"/>
+              </w:rPr>
+              <w:t xml:space="preserve">  14  </w:t>
+            </w:r>
+            <w:r>
+              <w:rPr>
+                <w:rFonts w:ascii="Consolas" w:hAnsi="Consolas" w:eastAsia="Consolas"/>
+                <w:b w:val="0"/>
+                <w:sz w:val="16"/>
+              </w:rPr>
               <w:t xml:space="preserve">  AND finished_at &gt;= current_timestamp() - INTERVAL 1 DAY;</w:t>
+            </w:r>
+          </w:p>
+        </w:tc>
+      </w:tr>
+    </w:tbl>
+    <w:p>
+      <w:pPr>
+        <w:pStyle w:val="ListNumber"/>
+      </w:pPr>
+      <w:r>
+        <w:rPr>
+          <w:b/>
+        </w:rPr>
+        <w:t xml:space="preserve">Line 7. </w:t>
+      </w:r>
+      <w:r>
+        <w:rPr>
+          <w:b w:val="0"/>
+          <w:i w:val="0"/>
+        </w:rPr>
+        <w:t>Detects silence: a pipeline whose last success is too old, whether it failed or never ran.</w:t>
+      </w:r>
+    </w:p>
+    <w:p>
+      <w:pPr>
+        <w:pStyle w:val="ListNumber"/>
+      </w:pPr>
+      <w:r>
+        <w:rPr>
+          <w:b/>
+        </w:rPr>
+        <w:t xml:space="preserve">Line 10. </w:t>
+      </w:r>
+      <w:r>
+        <w:rPr>
+          <w:b w:val="0"/>
+          <w:i w:val="0"/>
+        </w:rPr>
+        <w:t>The alert names what to look at: pipeline, wave and run.</w:t>
+      </w:r>
+    </w:p>
+    <w:p>
+      <w:pPr>
+        <w:pStyle w:val="ListNumber"/>
+      </w:pPr>
+      <w:r>
+        <w:rPr>
+          <w:b/>
+        </w:rPr>
+        <w:t xml:space="preserve">Line 13. </w:t>
+      </w:r>
+      <w:r>
+        <w:rPr>
+          <w:b w:val="0"/>
+          <w:i w:val="0"/>
+        </w:rPr>
+        <w:t>A success that did nothing is a silent failure worth an alert.</w:t>
+      </w:r>
+    </w:p>
+    <w:p>
+      <w:r>
+        <w:rPr>
+          <w:b w:val="0"/>
+          <w:i w:val="0"/>
+        </w:rPr>
+        <w:t>Job notifications catch runs that fail. Scheduled queries catch runs that do not happen, or that succeed at doing nothing.</w:t>
+      </w:r>
+    </w:p>
+    <w:p>
+      <w:pPr>
+        <w:pStyle w:val="Heading4"/>
+      </w:pPr>
+      <w:r>
+        <w:t>Recap card</w:t>
+      </w:r>
+    </w:p>
+    <w:p>
+      <w:pPr>
+        <w:pStyle w:val="ListBullet"/>
+      </w:pPr>
+      <w:r>
+        <w:rPr>
+          <w:b/>
+          <w:i w:val="0"/>
+        </w:rPr>
+        <w:t>Why must an except block re-raise?</w:t>
+      </w:r>
+      <w:r>
+        <w:rPr>
+          <w:b w:val="0"/>
+          <w:i w:val="0"/>
+        </w:rPr>
+        <w:t xml:space="preserve"> Otherwise the run succeeds and on_failure notifications never fire.</w:t>
+      </w:r>
+    </w:p>
+    <w:p>
+      <w:pPr>
+        <w:pStyle w:val="ListBullet"/>
+      </w:pPr>
+      <w:r>
+        <w:rPr>
+          <w:b/>
+          <w:i w:val="0"/>
+        </w:rPr>
+        <w:t>Job-level versus task-level failure notifications</w:t>
+      </w:r>
+      <w:r>
+        <w:rPr>
+          <w:b w:val="0"/>
+          <w:i w:val="0"/>
+        </w:rPr>
+        <w:t xml:space="preserve"> Job-level notifications are not sent for retried task failures. Use task-level ones to hear about every failed attempt.</w:t>
+      </w:r>
+    </w:p>
+    <w:p>
+      <w:pPr>
+        <w:pStyle w:val="ListBullet"/>
+      </w:pPr>
+      <w:r>
+        <w:rPr>
+          <w:b/>
+          <w:i w:val="0"/>
+        </w:rPr>
+        <w:t>How do you detect a pipeline that stopped running?</w:t>
+      </w:r>
+      <w:r>
+        <w:rPr>
+          <w:b w:val="0"/>
+          <w:i w:val="0"/>
+        </w:rPr>
+        <w:t xml:space="preserve"> A scheduled query: no SUCCESS in the run log within the expected window.</w:t>
+      </w:r>
+    </w:p>
+    <w:p>
+      <w:pPr>
+        <w:pStyle w:val="ListBullet"/>
+      </w:pPr>
+      <w:r>
+        <w:rPr>
+          <w:b/>
+          <w:i w:val="0"/>
+        </w:rPr>
+        <w:t>Where should alerts go?</w:t>
+      </w:r>
+      <w:r>
+        <w:rPr>
+          <w:b w:val="0"/>
+          <w:i w:val="0"/>
+        </w:rPr>
+        <w:t xml:space="preserve"> A group address or channel, with pipeline, wave, run ID and a link.</w:t>
+      </w:r>
+    </w:p>
+    <w:p>
+      <w:pPr>
+        <w:pStyle w:val="Heading4"/>
+      </w:pPr>
+      <w:r>
+        <w:t>Practice</w:t>
+      </w:r>
+    </w:p>
+    <w:p>
+      <w:pPr>
+        <w:pStyle w:val="Heading5"/>
+      </w:pPr>
+      <w:r>
+        <w:t>Exercise 1. Multiple choice (level 1)</w:t>
+      </w:r>
+    </w:p>
+    <w:p>
+      <w:r>
+        <w:rPr>
+          <w:b w:val="0"/>
+          <w:i w:val="0"/>
+        </w:rPr>
+        <w:t xml:space="preserve">A job has </w:t>
+      </w:r>
+      <w:r>
+        <w:rPr>
+          <w:rFonts w:ascii="Consolas" w:hAnsi="Consolas" w:eastAsia="Consolas"/>
+          <w:b w:val="0"/>
+          <w:sz w:val="19"/>
+        </w:rPr>
+        <w:t>email_notifications.on_failure</w:t>
+      </w:r>
+      <w:r>
+        <w:rPr>
+          <w:b w:val="0"/>
+          <w:i w:val="0"/>
+        </w:rPr>
+        <w:t xml:space="preserve"> configured. Its silver task catches every exception, logs it, and returns normally. The MERGE fails. What arrives in the on-call inbox?</w:t>
+      </w:r>
+    </w:p>
+    <w:p>
+      <w:pPr>
+        <w:pStyle w:val="ListBullet"/>
+      </w:pPr>
+      <w:r>
+        <w:rPr>
+          <w:b w:val="0"/>
+          <w:i w:val="0"/>
+        </w:rPr>
+        <w:t>a) A failure email.</w:t>
+      </w:r>
+    </w:p>
+    <w:p>
+      <w:pPr>
+        <w:pStyle w:val="ListBullet"/>
+      </w:pPr>
+      <w:r>
+        <w:rPr>
+          <w:b w:val="0"/>
+          <w:i w:val="0"/>
+        </w:rPr>
+        <w:t>b) Nothing.</w:t>
+      </w:r>
+    </w:p>
+    <w:p>
+      <w:pPr>
+        <w:pStyle w:val="ListBullet"/>
+      </w:pPr>
+      <w:r>
+        <w:rPr>
+          <w:b w:val="0"/>
+          <w:i w:val="0"/>
+        </w:rPr>
+        <w:t>c) A warning email.</w:t>
+      </w:r>
+    </w:p>
+    <w:p>
+      <w:pPr>
+        <w:pStyle w:val="ListBullet"/>
+      </w:pPr>
+      <w:r>
+        <w:rPr>
+          <w:b w:val="0"/>
+          <w:i w:val="0"/>
+        </w:rPr>
+        <w:t>d) A success email.</w:t>
+      </w:r>
+    </w:p>
+    <w:p>
+      <w:r>
+        <w:rPr>
+          <w:b/>
+          <w:i w:val="0"/>
+        </w:rPr>
+        <w:t>Why?</w:t>
+      </w:r>
+    </w:p>
+    <w:p>
+      <w:pPr>
+        <w:pStyle w:val="ListBullet"/>
+      </w:pPr>
+      <w:r>
+        <w:rPr>
+          <w:b w:val="0"/>
+          <w:i w:val="0"/>
+        </w:rPr>
+        <w:t>r1) The task returns normally, so the run succeeds and on_failure never fires.</w:t>
+      </w:r>
+    </w:p>
+    <w:p>
+      <w:pPr>
+        <w:pStyle w:val="ListBullet"/>
+      </w:pPr>
+      <w:r>
+        <w:rPr>
+          <w:b w:val="0"/>
+          <w:i w:val="0"/>
+        </w:rPr>
+        <w:t>r2) Notifications only work for SQL tasks.</w:t>
+      </w:r>
+    </w:p>
+    <w:p>
+      <w:pPr>
+        <w:pStyle w:val="Heading5"/>
+      </w:pPr>
+      <w:r>
+        <w:t>Exercise 2. Fill the gap (level 2)</w:t>
+      </w:r>
+    </w:p>
+    <w:p>
+      <w:r>
+        <w:rPr>
+          <w:b w:val="0"/>
+          <w:i w:val="0"/>
+        </w:rPr>
+        <w:t>Complete the job settings so a failed run emails the on-call group.</w:t>
+      </w:r>
+    </w:p>
+    <w:tbl>
+      <w:tblPr>
+        <w:tblW w:type="auto" w:w="0"/>
+        <w:jc w:val="left"/>
+        <w:tblLook w:firstColumn="1" w:firstRow="1" w:lastColumn="0" w:lastRow="0" w:noHBand="0" w:noVBand="1" w:val="04A0"/>
+      </w:tblPr>
+      <w:tblGrid>
+        <w:gridCol w:w="8221"/>
+      </w:tblGrid>
+      <w:tr>
+        <w:tc>
+          <w:tcPr>
+            <w:tcW w:type="dxa" w:w="8221"/>
+            <w:shd w:val="clear" w:color="auto" w:fill="F2F4F7"/>
+          </w:tcPr>
+          <w:p>
+            <w:pPr>
+              <w:spacing w:before="0" w:after="0" w:line="240" w:lineRule="auto"/>
+              <w:ind w:left="567" w:hanging="567"/>
+            </w:pPr>
+            <w:r>
+              <w:rPr>
+                <w:rFonts w:ascii="Consolas" w:hAnsi="Consolas" w:eastAsia="Consolas"/>
+                <w:b w:val="0"/>
+                <w:color w:val="5B6875"/>
+                <w:sz w:val="16"/>
+              </w:rPr>
+              <w:t xml:space="preserve">   1  </w:t>
+            </w:r>
+            <w:r>
+              <w:rPr>
+                <w:rFonts w:ascii="Consolas" w:hAnsi="Consolas" w:eastAsia="Consolas"/>
+                <w:b w:val="0"/>
+                <w:sz w:val="16"/>
+              </w:rPr>
+              <w:t>email_notifications:</w:t>
+            </w:r>
+          </w:p>
+          <w:p>
+            <w:pPr>
+              <w:spacing w:before="0" w:after="0" w:line="240" w:lineRule="auto"/>
+              <w:ind w:left="567" w:hanging="567"/>
+            </w:pPr>
+            <w:r>
+              <w:rPr>
+                <w:rFonts w:ascii="Consolas" w:hAnsi="Consolas" w:eastAsia="Consolas"/>
+                <w:b w:val="0"/>
+                <w:color w:val="5B6875"/>
+                <w:sz w:val="16"/>
+              </w:rPr>
+              <w:t xml:space="preserve">   2  </w:t>
+            </w:r>
+            <w:r>
+              <w:rPr>
+                <w:rFonts w:ascii="Consolas" w:hAnsi="Consolas" w:eastAsia="Consolas"/>
+                <w:b w:val="0"/>
+                <w:sz w:val="16"/>
+              </w:rPr>
+              <w:t xml:space="preserve">  _____(1):</w:t>
+            </w:r>
+          </w:p>
+          <w:p>
+            <w:pPr>
+              <w:spacing w:before="0" w:after="0" w:line="240" w:lineRule="auto"/>
+              <w:ind w:left="567" w:hanging="567"/>
+            </w:pPr>
+            <w:r>
+              <w:rPr>
+                <w:rFonts w:ascii="Consolas" w:hAnsi="Consolas" w:eastAsia="Consolas"/>
+                <w:b w:val="0"/>
+                <w:color w:val="5B6875"/>
+                <w:sz w:val="16"/>
+              </w:rPr>
+              <w:t xml:space="preserve">   3  </w:t>
+            </w:r>
+            <w:r>
+              <w:rPr>
+                <w:rFonts w:ascii="Consolas" w:hAnsi="Consolas" w:eastAsia="Consolas"/>
+                <w:b w:val="0"/>
+                <w:sz w:val="16"/>
+              </w:rPr>
+              <w:t xml:space="preserve">    - _____(2)</w:t>
             </w:r>
           </w:p>
         </w:tc>
@@ -7143,6 +7683,164 @@
     </w:tbl>
     <w:p/>
     <w:p>
+      <w:pPr>
+        <w:pStyle w:val="Heading5"/>
+      </w:pPr>
+      <w:r>
+        <w:t>Exercise 3. Spot the bug (level 3)</w:t>
+      </w:r>
+    </w:p>
+    <w:p>
+      <w:r>
+        <w:rPr>
+          <w:b w:val="0"/>
+          <w:i w:val="0"/>
+        </w:rPr>
+        <w:t xml:space="preserve">The run log stores status values </w:t>
+      </w:r>
+      <w:r>
+        <w:rPr>
+          <w:rFonts w:ascii="Consolas" w:hAnsi="Consolas" w:eastAsia="Consolas"/>
+          <w:b w:val="0"/>
+          <w:sz w:val="19"/>
+        </w:rPr>
+        <w:t>SUCCESS</w:t>
+      </w:r>
+      <w:r>
+        <w:rPr>
+          <w:b w:val="0"/>
+          <w:i w:val="0"/>
+        </w:rPr>
+        <w:t xml:space="preserve"> and </w:t>
+      </w:r>
+      <w:r>
+        <w:rPr>
+          <w:rFonts w:ascii="Consolas" w:hAnsi="Consolas" w:eastAsia="Consolas"/>
+          <w:b w:val="0"/>
+          <w:sz w:val="19"/>
+        </w:rPr>
+        <w:t>FAILED</w:t>
+      </w:r>
+      <w:r>
+        <w:rPr>
+          <w:b w:val="0"/>
+          <w:i w:val="0"/>
+        </w:rPr>
+        <w:t>. This alert has never fired, even on nights with failures. Tap the line, then fix the query.</w:t>
+      </w:r>
+    </w:p>
+    <w:tbl>
+      <w:tblPr>
+        <w:tblW w:type="auto" w:w="0"/>
+        <w:jc w:val="left"/>
+        <w:tblLook w:firstColumn="1" w:firstRow="1" w:lastColumn="0" w:lastRow="0" w:noHBand="0" w:noVBand="1" w:val="04A0"/>
+      </w:tblPr>
+      <w:tblGrid>
+        <w:gridCol w:w="8221"/>
+      </w:tblGrid>
+      <w:tr>
+        <w:tc>
+          <w:tcPr>
+            <w:tcW w:type="dxa" w:w="8221"/>
+            <w:shd w:val="clear" w:color="auto" w:fill="F2F4F7"/>
+          </w:tcPr>
+          <w:p>
+            <w:pPr>
+              <w:spacing w:before="0" w:after="0" w:line="240" w:lineRule="auto"/>
+              <w:ind w:left="567" w:hanging="567"/>
+            </w:pPr>
+            <w:r>
+              <w:rPr>
+                <w:rFonts w:ascii="Consolas" w:hAnsi="Consolas" w:eastAsia="Consolas"/>
+                <w:b w:val="0"/>
+                <w:color w:val="5B6875"/>
+                <w:sz w:val="16"/>
+              </w:rPr>
+              <w:t xml:space="preserve">   1  </w:t>
+            </w:r>
+            <w:r>
+              <w:rPr>
+                <w:rFonts w:ascii="Consolas" w:hAnsi="Consolas" w:eastAsia="Consolas"/>
+                <w:b w:val="0"/>
+                <w:sz w:val="16"/>
+              </w:rPr>
+              <w:t>SELECT pipeline_name, run_id, error_message</w:t>
+            </w:r>
+          </w:p>
+          <w:p>
+            <w:pPr>
+              <w:spacing w:before="0" w:after="0" w:line="240" w:lineRule="auto"/>
+              <w:ind w:left="567" w:hanging="567"/>
+            </w:pPr>
+            <w:r>
+              <w:rPr>
+                <w:rFonts w:ascii="Consolas" w:hAnsi="Consolas" w:eastAsia="Consolas"/>
+                <w:b w:val="0"/>
+                <w:color w:val="5B6875"/>
+                <w:sz w:val="16"/>
+              </w:rPr>
+              <w:t xml:space="preserve">   2  </w:t>
+            </w:r>
+            <w:r>
+              <w:rPr>
+                <w:rFonts w:ascii="Consolas" w:hAnsi="Consolas" w:eastAsia="Consolas"/>
+                <w:b w:val="0"/>
+                <w:sz w:val="16"/>
+              </w:rPr>
+              <w:t>FROM research_prod.research_governance.pipeline_run_log</w:t>
+            </w:r>
+          </w:p>
+          <w:p>
+            <w:pPr>
+              <w:spacing w:before="0" w:after="0" w:line="240" w:lineRule="auto"/>
+              <w:ind w:left="567" w:hanging="567"/>
+            </w:pPr>
+            <w:r>
+              <w:rPr>
+                <w:rFonts w:ascii="Consolas" w:hAnsi="Consolas" w:eastAsia="Consolas"/>
+                <w:b w:val="0"/>
+                <w:color w:val="5B6875"/>
+                <w:sz w:val="16"/>
+              </w:rPr>
+              <w:t xml:space="preserve">   3  </w:t>
+            </w:r>
+            <w:r>
+              <w:rPr>
+                <w:rFonts w:ascii="Consolas" w:hAnsi="Consolas" w:eastAsia="Consolas"/>
+                <w:b w:val="0"/>
+                <w:sz w:val="16"/>
+              </w:rPr>
+              <w:t>WHERE status = 'FAIL'</w:t>
+            </w:r>
+          </w:p>
+          <w:p>
+            <w:pPr>
+              <w:spacing w:before="0" w:after="0" w:line="240" w:lineRule="auto"/>
+              <w:ind w:left="567" w:hanging="567"/>
+            </w:pPr>
+            <w:r>
+              <w:rPr>
+                <w:rFonts w:ascii="Consolas" w:hAnsi="Consolas" w:eastAsia="Consolas"/>
+                <w:b w:val="0"/>
+                <w:color w:val="5B6875"/>
+                <w:sz w:val="16"/>
+              </w:rPr>
+              <w:t xml:space="preserve">   4  </w:t>
+            </w:r>
+            <w:r>
+              <w:rPr>
+                <w:rFonts w:ascii="Consolas" w:hAnsi="Consolas" w:eastAsia="Consolas"/>
+                <w:b w:val="0"/>
+                <w:sz w:val="16"/>
+              </w:rPr>
+              <w:t xml:space="preserve">  AND finished_at &gt;= current_timestamp() - INTERVAL 1 DAY;</w:t>
+            </w:r>
+          </w:p>
+        </w:tc>
+      </w:tr>
+    </w:tbl>
+    <w:p/>
+    <w:p>
       <w:r>
         <w:rPr>
           <w:b w:val="0"/>
@@ -7273,6 +7971,241 @@
         <w:t>. A pipeline with runs but no SUCCESS at all is stale too.</w:t>
       </w:r>
     </w:p>
+    <w:p>
+      <w:r>
+        <w:rPr>
+          <w:b w:val="0"/>
+          <w:i w:val="0"/>
+        </w:rPr>
+        <w:t>Your code must pass these checks:</w:t>
+      </w:r>
+    </w:p>
+    <w:p>
+      <w:pPr>
+        <w:pStyle w:val="ListBullet"/>
+      </w:pPr>
+      <w:r>
+        <w:rPr>
+          <w:b w:val="0"/>
+          <w:i w:val="0"/>
+        </w:rPr>
+        <w:t>A success 5 hours ago is fresh.</w:t>
+      </w:r>
+    </w:p>
+    <w:p>
+      <w:pPr>
+        <w:pStyle w:val="ListBullet"/>
+      </w:pPr>
+      <w:r>
+        <w:rPr>
+          <w:b w:val="0"/>
+          <w:i w:val="0"/>
+        </w:rPr>
+        <w:t>A last success 30 hours ago is stale with the 26-hour limit.</w:t>
+      </w:r>
+    </w:p>
+    <w:p>
+      <w:pPr>
+        <w:pStyle w:val="ListBullet"/>
+      </w:pPr>
+      <w:r>
+        <w:rPr>
+          <w:b w:val="0"/>
+          <w:i w:val="0"/>
+        </w:rPr>
+        <w:t>A pipeline with only FAILED runs has no success at all, so it is stale.</w:t>
+      </w:r>
+    </w:p>
+    <w:p>
+      <w:pPr>
+        <w:pStyle w:val="ListBullet"/>
+      </w:pPr>
+      <w:r>
+        <w:rPr>
+          <w:b w:val="0"/>
+          <w:i w:val="0"/>
+        </w:rPr>
+        <w:t>Use the most recent SUCCESS. A later FAILED does not make a recent success stale.</w:t>
+      </w:r>
+    </w:p>
+    <w:p>
+      <w:pPr>
+        <w:pStyle w:val="ListBullet"/>
+      </w:pPr>
+      <w:r>
+        <w:rPr>
+          <w:b w:val="0"/>
+          <w:i w:val="0"/>
+        </w:rPr>
+        <w:t>Use the max_age_hours argument and return names sorted.</w:t>
+      </w:r>
+    </w:p>
+    <w:p>
+      <w:r>
+        <w:rPr>
+          <w:b w:val="0"/>
+          <w:i w:val="0"/>
+        </w:rPr>
+        <w:t>Shape of the answer. The reference solution defines these names. Write the bodies yourself.</w:t>
+      </w:r>
+    </w:p>
+    <w:tbl>
+      <w:tblPr>
+        <w:tblW w:type="auto" w:w="0"/>
+        <w:jc w:val="left"/>
+        <w:tblLook w:firstColumn="1" w:firstRow="1" w:lastColumn="0" w:lastRow="0" w:noHBand="0" w:noVBand="1" w:val="04A0"/>
+      </w:tblPr>
+      <w:tblGrid>
+        <w:gridCol w:w="8221"/>
+      </w:tblGrid>
+      <w:tr>
+        <w:tc>
+          <w:tcPr>
+            <w:tcW w:type="dxa" w:w="8221"/>
+            <w:shd w:val="clear" w:color="auto" w:fill="F2F4F7"/>
+          </w:tcPr>
+          <w:p>
+            <w:pPr>
+              <w:spacing w:before="0" w:after="0" w:line="240" w:lineRule="auto"/>
+              <w:ind w:left="567" w:hanging="567"/>
+            </w:pPr>
+            <w:r>
+              <w:rPr>
+                <w:rFonts w:ascii="Consolas" w:hAnsi="Consolas" w:eastAsia="Consolas"/>
+                <w:b w:val="0"/>
+                <w:color w:val="5B6875"/>
+                <w:sz w:val="16"/>
+              </w:rPr>
+              <w:t xml:space="preserve">   1  </w:t>
+            </w:r>
+            <w:r>
+              <w:rPr>
+                <w:rFonts w:ascii="Consolas" w:hAnsi="Consolas" w:eastAsia="Consolas"/>
+                <w:b w:val="0"/>
+                <w:sz w:val="16"/>
+              </w:rPr>
+              <w:t># Pipelines whose latest SUCCESS is older than max_age_hours, or that never succeeded.</w:t>
+            </w:r>
+          </w:p>
+          <w:p>
+            <w:pPr>
+              <w:spacing w:before="0" w:after="0" w:line="240" w:lineRule="auto"/>
+              <w:ind w:left="567" w:hanging="567"/>
+            </w:pPr>
+            <w:r>
+              <w:rPr>
+                <w:rFonts w:ascii="Consolas" w:hAnsi="Consolas" w:eastAsia="Consolas"/>
+                <w:b w:val="0"/>
+                <w:color w:val="5B6875"/>
+                <w:sz w:val="16"/>
+              </w:rPr>
+              <w:t xml:space="preserve">   2  </w:t>
+            </w:r>
+            <w:r>
+              <w:rPr>
+                <w:rFonts w:ascii="Consolas" w:hAnsi="Consolas" w:eastAsia="Consolas"/>
+                <w:b w:val="0"/>
+                <w:sz w:val="16"/>
+              </w:rPr>
+              <w:t>def stale_pipelines(</w:t>
+            </w:r>
+          </w:p>
+          <w:p>
+            <w:pPr>
+              <w:spacing w:before="0" w:after="0" w:line="240" w:lineRule="auto"/>
+              <w:ind w:left="567" w:hanging="567"/>
+            </w:pPr>
+            <w:r>
+              <w:rPr>
+                <w:rFonts w:ascii="Consolas" w:hAnsi="Consolas" w:eastAsia="Consolas"/>
+                <w:b w:val="0"/>
+                <w:color w:val="5B6875"/>
+                <w:sz w:val="16"/>
+              </w:rPr>
+              <w:t xml:space="preserve">   3  </w:t>
+            </w:r>
+            <w:r>
+              <w:rPr>
+                <w:rFonts w:ascii="Consolas" w:hAnsi="Consolas" w:eastAsia="Consolas"/>
+                <w:b w:val="0"/>
+                <w:sz w:val="16"/>
+              </w:rPr>
+              <w:t xml:space="preserve">    runs: list[dict[str, object]],</w:t>
+            </w:r>
+          </w:p>
+          <w:p>
+            <w:pPr>
+              <w:spacing w:before="0" w:after="0" w:line="240" w:lineRule="auto"/>
+              <w:ind w:left="567" w:hanging="567"/>
+            </w:pPr>
+            <w:r>
+              <w:rPr>
+                <w:rFonts w:ascii="Consolas" w:hAnsi="Consolas" w:eastAsia="Consolas"/>
+                <w:b w:val="0"/>
+                <w:color w:val="5B6875"/>
+                <w:sz w:val="16"/>
+              </w:rPr>
+              <w:t xml:space="preserve">   4  </w:t>
+            </w:r>
+            <w:r>
+              <w:rPr>
+                <w:rFonts w:ascii="Consolas" w:hAnsi="Consolas" w:eastAsia="Consolas"/>
+                <w:b w:val="0"/>
+                <w:sz w:val="16"/>
+              </w:rPr>
+              <w:t xml:space="preserve">    now: datetime,</w:t>
+            </w:r>
+          </w:p>
+          <w:p>
+            <w:pPr>
+              <w:spacing w:before="0" w:after="0" w:line="240" w:lineRule="auto"/>
+              <w:ind w:left="567" w:hanging="567"/>
+            </w:pPr>
+            <w:r>
+              <w:rPr>
+                <w:rFonts w:ascii="Consolas" w:hAnsi="Consolas" w:eastAsia="Consolas"/>
+                <w:b w:val="0"/>
+                <w:color w:val="5B6875"/>
+                <w:sz w:val="16"/>
+              </w:rPr>
+              <w:t xml:space="preserve">   5  </w:t>
+            </w:r>
+            <w:r>
+              <w:rPr>
+                <w:rFonts w:ascii="Consolas" w:hAnsi="Consolas" w:eastAsia="Consolas"/>
+                <w:b w:val="0"/>
+                <w:sz w:val="16"/>
+              </w:rPr>
+              <w:t xml:space="preserve">    max_age_hours: int = 26,</w:t>
+            </w:r>
+          </w:p>
+          <w:p>
+            <w:pPr>
+              <w:spacing w:before="0" w:after="0" w:line="240" w:lineRule="auto"/>
+              <w:ind w:left="567" w:hanging="567"/>
+            </w:pPr>
+            <w:r>
+              <w:rPr>
+                <w:rFonts w:ascii="Consolas" w:hAnsi="Consolas" w:eastAsia="Consolas"/>
+                <w:b w:val="0"/>
+                <w:color w:val="5B6875"/>
+                <w:sz w:val="16"/>
+              </w:rPr>
+              <w:t xml:space="preserve">   6  </w:t>
+            </w:r>
+            <w:r>
+              <w:rPr>
+                <w:rFonts w:ascii="Consolas" w:hAnsi="Consolas" w:eastAsia="Consolas"/>
+                <w:b w:val="0"/>
+                <w:sz w:val="16"/>
+              </w:rPr>
+              <w:t>) -&gt; list[str]: ...</w:t>
+            </w:r>
+          </w:p>
+        </w:tc>
+      </w:tr>
+    </w:tbl>
+    <w:p/>
     <w:p>
       <w:r>
         <w:rPr>

--- a/site/downloads/handbook-A7.docx
+++ b/site/downloads/handbook-A7.docx
@@ -7969,6 +7969,265 @@
           <w:i w:val="0"/>
         </w:rPr>
         <w:t>. A pipeline with runs but no SUCCESS at all is stale too.</w:t>
+      </w:r>
+    </w:p>
+    <w:p>
+      <w:r>
+        <w:rPr>
+          <w:b/>
+          <w:i w:val="0"/>
+        </w:rPr>
+        <w:t>What you need to know.</w:t>
+      </w:r>
+    </w:p>
+    <w:p>
+      <w:r>
+        <w:rPr>
+          <w:b w:val="0"/>
+          <w:i w:val="0"/>
+        </w:rPr>
+        <w:t xml:space="preserve">A </w:t>
+      </w:r>
+      <w:r>
+        <w:rPr>
+          <w:rFonts w:ascii="Consolas" w:hAnsi="Consolas" w:eastAsia="Consolas"/>
+          <w:b w:val="0"/>
+          <w:sz w:val="19"/>
+        </w:rPr>
+        <w:t>timedelta</w:t>
+      </w:r>
+      <w:r>
+        <w:rPr>
+          <w:b w:val="0"/>
+          <w:i w:val="0"/>
+        </w:rPr>
+        <w:t xml:space="preserve"> is a length of time. Subtract one from a </w:t>
+      </w:r>
+      <w:r>
+        <w:rPr>
+          <w:rFonts w:ascii="Consolas" w:hAnsi="Consolas" w:eastAsia="Consolas"/>
+          <w:b w:val="0"/>
+          <w:sz w:val="19"/>
+        </w:rPr>
+        <w:t>datetime</w:t>
+      </w:r>
+      <w:r>
+        <w:rPr>
+          <w:b w:val="0"/>
+          <w:i w:val="0"/>
+        </w:rPr>
+        <w:t xml:space="preserve"> to get an earlier moment, then compare datetimes with </w:t>
+      </w:r>
+      <w:r>
+        <w:rPr>
+          <w:rFonts w:ascii="Consolas" w:hAnsi="Consolas" w:eastAsia="Consolas"/>
+          <w:b w:val="0"/>
+          <w:sz w:val="19"/>
+        </w:rPr>
+        <w:t>&lt;</w:t>
+      </w:r>
+      <w:r>
+        <w:rPr>
+          <w:b w:val="0"/>
+          <w:i w:val="0"/>
+        </w:rPr>
+        <w:t xml:space="preserve"> and </w:t>
+      </w:r>
+      <w:r>
+        <w:rPr>
+          <w:rFonts w:ascii="Consolas" w:hAnsi="Consolas" w:eastAsia="Consolas"/>
+          <w:b w:val="0"/>
+          <w:sz w:val="19"/>
+        </w:rPr>
+        <w:t>&gt;</w:t>
+      </w:r>
+      <w:r>
+        <w:rPr>
+          <w:b w:val="0"/>
+          <w:i w:val="0"/>
+        </w:rPr>
+        <w:t>:</w:t>
+      </w:r>
+    </w:p>
+    <w:tbl>
+      <w:tblPr>
+        <w:tblW w:type="auto" w:w="0"/>
+        <w:jc w:val="left"/>
+        <w:tblLook w:firstColumn="1" w:firstRow="1" w:lastColumn="0" w:lastRow="0" w:noHBand="0" w:noVBand="1" w:val="04A0"/>
+      </w:tblPr>
+      <w:tblGrid>
+        <w:gridCol w:w="8221"/>
+      </w:tblGrid>
+      <w:tr>
+        <w:tc>
+          <w:tcPr>
+            <w:tcW w:type="dxa" w:w="8221"/>
+            <w:shd w:val="clear" w:color="auto" w:fill="F2F4F7"/>
+          </w:tcPr>
+          <w:p>
+            <w:pPr>
+              <w:spacing w:before="0" w:after="0" w:line="240" w:lineRule="auto"/>
+              <w:ind w:left="567" w:hanging="567"/>
+            </w:pPr>
+            <w:r>
+              <w:rPr>
+                <w:rFonts w:ascii="Consolas" w:hAnsi="Consolas" w:eastAsia="Consolas"/>
+                <w:b w:val="0"/>
+                <w:color w:val="5B6875"/>
+                <w:sz w:val="16"/>
+              </w:rPr>
+              <w:t xml:space="preserve">   1  </w:t>
+            </w:r>
+            <w:r>
+              <w:rPr>
+                <w:rFonts w:ascii="Consolas" w:hAnsi="Consolas" w:eastAsia="Consolas"/>
+                <w:b w:val="0"/>
+                <w:sz w:val="16"/>
+              </w:rPr>
+              <w:t>from datetime import UTC, datetime, timedelta</w:t>
+            </w:r>
+          </w:p>
+          <w:p>
+            <w:pPr>
+              <w:spacing w:before="0" w:after="0" w:line="240" w:lineRule="auto"/>
+              <w:ind w:left="567" w:hanging="567"/>
+            </w:pPr>
+            <w:r>
+              <w:rPr>
+                <w:rFonts w:ascii="Consolas" w:hAnsi="Consolas" w:eastAsia="Consolas"/>
+                <w:b w:val="0"/>
+                <w:color w:val="5B6875"/>
+                <w:sz w:val="16"/>
+              </w:rPr>
+              <w:t xml:space="preserve">   2  </w:t>
+            </w:r>
+            <w:r>
+              <w:rPr>
+                <w:rFonts w:ascii="Consolas" w:hAnsi="Consolas" w:eastAsia="Consolas"/>
+                <w:b w:val="0"/>
+                <w:sz w:val="16"/>
+              </w:rPr>
+              <w:t xml:space="preserve"> </w:t>
+            </w:r>
+          </w:p>
+          <w:p>
+            <w:pPr>
+              <w:spacing w:before="0" w:after="0" w:line="240" w:lineRule="auto"/>
+              <w:ind w:left="567" w:hanging="567"/>
+            </w:pPr>
+            <w:r>
+              <w:rPr>
+                <w:rFonts w:ascii="Consolas" w:hAnsi="Consolas" w:eastAsia="Consolas"/>
+                <w:b w:val="0"/>
+                <w:color w:val="5B6875"/>
+                <w:sz w:val="16"/>
+              </w:rPr>
+              <w:t xml:space="preserve">   3  </w:t>
+            </w:r>
+            <w:r>
+              <w:rPr>
+                <w:rFonts w:ascii="Consolas" w:hAnsi="Consolas" w:eastAsia="Consolas"/>
+                <w:b w:val="0"/>
+                <w:sz w:val="16"/>
+              </w:rPr>
+              <w:t>now = datetime(2026, 3, 10, 9, 0, tzinfo=UTC)</w:t>
+            </w:r>
+          </w:p>
+          <w:p>
+            <w:pPr>
+              <w:spacing w:before="0" w:after="0" w:line="240" w:lineRule="auto"/>
+              <w:ind w:left="567" w:hanging="567"/>
+            </w:pPr>
+            <w:r>
+              <w:rPr>
+                <w:rFonts w:ascii="Consolas" w:hAnsi="Consolas" w:eastAsia="Consolas"/>
+                <w:b w:val="0"/>
+                <w:color w:val="5B6875"/>
+                <w:sz w:val="16"/>
+              </w:rPr>
+              <w:t xml:space="preserve">   4  </w:t>
+            </w:r>
+            <w:r>
+              <w:rPr>
+                <w:rFonts w:ascii="Consolas" w:hAnsi="Consolas" w:eastAsia="Consolas"/>
+                <w:b w:val="0"/>
+                <w:sz w:val="16"/>
+              </w:rPr>
+              <w:t>week_ago = now - timedelta(days=7)        # 2026-03-03 09:00 UTC</w:t>
+            </w:r>
+          </w:p>
+          <w:p>
+            <w:pPr>
+              <w:spacing w:before="0" w:after="0" w:line="240" w:lineRule="auto"/>
+              <w:ind w:left="567" w:hanging="567"/>
+            </w:pPr>
+            <w:r>
+              <w:rPr>
+                <w:rFonts w:ascii="Consolas" w:hAnsi="Consolas" w:eastAsia="Consolas"/>
+                <w:b w:val="0"/>
+                <w:color w:val="5B6875"/>
+                <w:sz w:val="16"/>
+              </w:rPr>
+              <w:t xml:space="preserve">   5  </w:t>
+            </w:r>
+            <w:r>
+              <w:rPr>
+                <w:rFonts w:ascii="Consolas" w:hAnsi="Consolas" w:eastAsia="Consolas"/>
+                <w:b w:val="0"/>
+                <w:sz w:val="16"/>
+              </w:rPr>
+              <w:t>datetime(2026, 3, 1, tzinfo=UTC) &lt; week_ago   # True: older than a week</w:t>
+            </w:r>
+          </w:p>
+        </w:tc>
+      </w:tr>
+    </w:tbl>
+    <w:p/>
+    <w:p>
+      <w:r>
+        <w:rPr>
+          <w:rFonts w:ascii="Consolas" w:hAnsi="Consolas" w:eastAsia="Consolas"/>
+          <w:b w:val="0"/>
+          <w:sz w:val="19"/>
+        </w:rPr>
+        <w:t>d.setdefault(key, value)</w:t>
+      </w:r>
+      <w:r>
+        <w:rPr>
+          <w:b w:val="0"/>
+          <w:i w:val="0"/>
+        </w:rPr>
+        <w:t xml:space="preserve"> adds </w:t>
+      </w:r>
+      <w:r>
+        <w:rPr>
+          <w:rFonts w:ascii="Consolas" w:hAnsi="Consolas" w:eastAsia="Consolas"/>
+          <w:b w:val="0"/>
+          <w:sz w:val="19"/>
+        </w:rPr>
+        <w:t>key</w:t>
+      </w:r>
+      <w:r>
+        <w:rPr>
+          <w:b w:val="0"/>
+          <w:i w:val="0"/>
+        </w:rPr>
+        <w:t xml:space="preserve"> with </w:t>
+      </w:r>
+      <w:r>
+        <w:rPr>
+          <w:rFonts w:ascii="Consolas" w:hAnsi="Consolas" w:eastAsia="Consolas"/>
+          <w:b w:val="0"/>
+          <w:sz w:val="19"/>
+        </w:rPr>
+        <w:t>value</w:t>
+      </w:r>
+      <w:r>
+        <w:rPr>
+          <w:b w:val="0"/>
+          <w:i w:val="0"/>
+        </w:rPr>
+        <w:t xml:space="preserve"> only when the key is missing, and returns what is stored.</w:t>
       </w:r>
     </w:p>
     <w:p>
